--- a/laporan/LAPORAN TUGAS PROYEK KELOMPOK 2.docx
+++ b/laporan/LAPORAN TUGAS PROYEK KELOMPOK 2.docx
@@ -53,12 +53,12 @@
           <wp:inline distB="0" distT="0" distL="0" distR="0">
             <wp:extent cx="2092162" cy="1974478"/>
             <wp:effectExtent b="0" l="0" r="0" t="0"/>
-            <wp:docPr descr="logo%20stt" id="46" name="image39.png"/>
+            <wp:docPr descr="logo%20stt" id="46" name="image41.png"/>
             <a:graphic>
               <a:graphicData uri="http://schemas.openxmlformats.org/drawingml/2006/picture">
                 <pic:pic>
                   <pic:nvPicPr>
-                    <pic:cNvPr descr="logo%20stt" id="0" name="image39.png"/>
+                    <pic:cNvPr descr="logo%20stt" id="0" name="image41.png"/>
                     <pic:cNvPicPr preferRelativeResize="0"/>
                   </pic:nvPicPr>
                   <pic:blipFill>
@@ -394,6 +394,3626 @@
         <w:t xml:space="preserve">DAFTAR ISI</w:t>
       </w:r>
     </w:p>
+    <w:sdt>
+      <w:sdtPr>
+        <w:id w:val="461726502"/>
+        <w:docPartObj>
+          <w:docPartGallery w:val="Table of Contents"/>
+          <w:docPartUnique w:val="1"/>
+        </w:docPartObj>
+      </w:sdtPr>
+      <w:sdtContent>
+        <w:p>
+          <w:pPr>
+            <w:widowControl w:val="0"/>
+            <w:tabs>
+              <w:tab w:val="right" w:leader="dot" w:pos="12000"/>
+            </w:tabs>
+            <w:spacing w:before="60" w:line="240" w:lineRule="auto"/>
+            <w:ind w:firstLine="0"/>
+            <w:jc w:val="left"/>
+            <w:rPr>
+              <w:b w:val="1"/>
+              <w:bCs w:val="1"/>
+              <w:color w:val="000000"/>
+              <w:u w:val="none"/>
+            </w:rPr>
+          </w:pPr>
+          <w:r>
+            <w:fldChar w:fldCharType="begin"/>
+            <w:instrText xml:space="preserve"> TOC \h \u \z \t "Heading 1,1,Heading 2,2,Heading 3,3,Heading 4,4,Heading 5,5,Heading 6,6,"</w:instrText>
+            <w:fldChar w:fldCharType="separate"/>
+          </w:r>
+          <w:hyperlink w:anchor="_heading=h.t2o96amzlcb0">
+            <w:r>
+              <w:rPr>
+                <w:rFonts w:ascii="Times New Roman" w:cs="Times New Roman" w:eastAsia="Times New Roman" w:hAnsi="Times New Roman"/>
+                <w:b w:val="1"/>
+                <w:bCs w:val="1"/>
+                <w:i w:val="0"/>
+                <w:iCs w:val="0"/>
+                <w:smallCaps w:val="0"/>
+                <w:strike w:val="0"/>
+                <w:color w:val="000000"/>
+                <w:sz w:val="24"/>
+                <w:szCs w:val="24"/>
+                <w:u w:val="none"/>
+                <w:shd w:fill="auto" w:val="clear"/>
+                <w:vertAlign w:val="baseline"/>
+                <w:rtl w:val="0"/>
+              </w:rPr>
+              <w:t xml:space="preserve">DAFTAR ISI</w:t>
+              <w:tab/>
+              <w:t xml:space="preserve">1</w:t>
+            </w:r>
+          </w:hyperlink>
+          <w:r>
+            <w:rPr>
+              <w:rtl w:val="0"/>
+            </w:rPr>
+          </w:r>
+        </w:p>
+        <w:p>
+          <w:pPr>
+            <w:widowControl w:val="0"/>
+            <w:tabs>
+              <w:tab w:val="right" w:leader="dot" w:pos="12000"/>
+            </w:tabs>
+            <w:spacing w:before="60" w:line="240" w:lineRule="auto"/>
+            <w:ind w:firstLine="0"/>
+            <w:jc w:val="left"/>
+            <w:rPr>
+              <w:b w:val="1"/>
+              <w:bCs w:val="1"/>
+              <w:color w:val="000000"/>
+              <w:u w:val="none"/>
+            </w:rPr>
+          </w:pPr>
+          <w:hyperlink w:anchor="_heading=">
+            <w:r>
+              <w:rPr>
+                <w:rFonts w:ascii="Times New Roman" w:cs="Times New Roman" w:eastAsia="Times New Roman" w:hAnsi="Times New Roman"/>
+                <w:b w:val="1"/>
+                <w:bCs w:val="1"/>
+                <w:i w:val="0"/>
+                <w:iCs w:val="0"/>
+                <w:smallCaps w:val="0"/>
+                <w:strike w:val="0"/>
+                <w:color w:val="000000"/>
+                <w:sz w:val="24"/>
+                <w:szCs w:val="24"/>
+                <w:u w:val="none"/>
+                <w:shd w:fill="auto" w:val="clear"/>
+                <w:vertAlign w:val="baseline"/>
+                <w:rtl w:val="0"/>
+              </w:rPr>
+              <w:t xml:space="preserve">BAB I</w:t>
+              <w:br w:type="textWrapping"/>
+              <w:t xml:space="preserve"> PENDAHULUAN</w:t>
+              <w:tab/>
+              <w:t xml:space="preserve">1</w:t>
+            </w:r>
+          </w:hyperlink>
+          <w:r>
+            <w:rPr>
+              <w:rtl w:val="0"/>
+            </w:rPr>
+          </w:r>
+        </w:p>
+        <w:p>
+          <w:pPr>
+            <w:widowControl w:val="0"/>
+            <w:tabs>
+              <w:tab w:val="right" w:leader="dot" w:pos="12000"/>
+            </w:tabs>
+            <w:spacing w:before="60" w:line="240" w:lineRule="auto"/>
+            <w:ind w:left="360" w:firstLine="0"/>
+            <w:jc w:val="left"/>
+            <w:rPr>
+              <w:color w:val="000000"/>
+              <w:u w:val="none"/>
+            </w:rPr>
+          </w:pPr>
+          <w:hyperlink w:anchor="_heading=h.bnac1ejg3y27">
+            <w:r>
+              <w:rPr>
+                <w:rFonts w:ascii="Times New Roman" w:cs="Times New Roman" w:eastAsia="Times New Roman" w:hAnsi="Times New Roman"/>
+                <w:b w:val="0"/>
+                <w:bCs w:val="0"/>
+                <w:i w:val="0"/>
+                <w:iCs w:val="0"/>
+                <w:smallCaps w:val="0"/>
+                <w:strike w:val="0"/>
+                <w:color w:val="000000"/>
+                <w:sz w:val="24"/>
+                <w:szCs w:val="24"/>
+                <w:u w:val="none"/>
+                <w:shd w:fill="auto" w:val="clear"/>
+                <w:vertAlign w:val="baseline"/>
+                <w:rtl w:val="0"/>
+              </w:rPr>
+              <w:t xml:space="preserve">1.1 Latar Belakang</w:t>
+              <w:tab/>
+              <w:t xml:space="preserve">1</w:t>
+            </w:r>
+          </w:hyperlink>
+          <w:r>
+            <w:rPr>
+              <w:rtl w:val="0"/>
+            </w:rPr>
+          </w:r>
+        </w:p>
+        <w:p>
+          <w:pPr>
+            <w:widowControl w:val="0"/>
+            <w:tabs>
+              <w:tab w:val="right" w:leader="dot" w:pos="12000"/>
+            </w:tabs>
+            <w:spacing w:before="60" w:line="240" w:lineRule="auto"/>
+            <w:ind w:left="360" w:firstLine="0"/>
+            <w:jc w:val="left"/>
+            <w:rPr>
+              <w:color w:val="000000"/>
+              <w:u w:val="none"/>
+            </w:rPr>
+          </w:pPr>
+          <w:hyperlink w:anchor="_heading=h.vggpv0m6cvn2">
+            <w:r>
+              <w:rPr>
+                <w:rFonts w:ascii="Times New Roman" w:cs="Times New Roman" w:eastAsia="Times New Roman" w:hAnsi="Times New Roman"/>
+                <w:b w:val="0"/>
+                <w:bCs w:val="0"/>
+                <w:i w:val="0"/>
+                <w:iCs w:val="0"/>
+                <w:smallCaps w:val="0"/>
+                <w:strike w:val="0"/>
+                <w:color w:val="000000"/>
+                <w:sz w:val="24"/>
+                <w:szCs w:val="24"/>
+                <w:u w:val="none"/>
+                <w:shd w:fill="auto" w:val="clear"/>
+                <w:vertAlign w:val="baseline"/>
+                <w:rtl w:val="0"/>
+              </w:rPr>
+              <w:t xml:space="preserve">1.2 Tujuan</w:t>
+              <w:tab/>
+              <w:t xml:space="preserve">2</w:t>
+            </w:r>
+          </w:hyperlink>
+          <w:r>
+            <w:rPr>
+              <w:rtl w:val="0"/>
+            </w:rPr>
+          </w:r>
+        </w:p>
+        <w:p>
+          <w:pPr>
+            <w:widowControl w:val="0"/>
+            <w:tabs>
+              <w:tab w:val="right" w:leader="dot" w:pos="12000"/>
+            </w:tabs>
+            <w:spacing w:before="60" w:line="240" w:lineRule="auto"/>
+            <w:ind w:left="360" w:firstLine="0"/>
+            <w:jc w:val="left"/>
+            <w:rPr>
+              <w:color w:val="000000"/>
+              <w:u w:val="none"/>
+            </w:rPr>
+          </w:pPr>
+          <w:hyperlink w:anchor="_heading=h.9wiya913mkuh">
+            <w:r>
+              <w:rPr>
+                <w:rFonts w:ascii="Times New Roman" w:cs="Times New Roman" w:eastAsia="Times New Roman" w:hAnsi="Times New Roman"/>
+                <w:b w:val="0"/>
+                <w:bCs w:val="0"/>
+                <w:i w:val="0"/>
+                <w:iCs w:val="0"/>
+                <w:smallCaps w:val="0"/>
+                <w:strike w:val="0"/>
+                <w:color w:val="000000"/>
+                <w:sz w:val="24"/>
+                <w:szCs w:val="24"/>
+                <w:u w:val="none"/>
+                <w:shd w:fill="auto" w:val="clear"/>
+                <w:vertAlign w:val="baseline"/>
+                <w:rtl w:val="0"/>
+              </w:rPr>
+              <w:t xml:space="preserve">1.3 Ruang Lingkup</w:t>
+              <w:tab/>
+              <w:t xml:space="preserve">3</w:t>
+            </w:r>
+          </w:hyperlink>
+          <w:r>
+            <w:rPr>
+              <w:rtl w:val="0"/>
+            </w:rPr>
+          </w:r>
+        </w:p>
+        <w:p>
+          <w:pPr>
+            <w:widowControl w:val="0"/>
+            <w:tabs>
+              <w:tab w:val="right" w:leader="dot" w:pos="12000"/>
+            </w:tabs>
+            <w:spacing w:before="60" w:line="240" w:lineRule="auto"/>
+            <w:ind w:firstLine="0"/>
+            <w:jc w:val="left"/>
+            <w:rPr>
+              <w:b w:val="1"/>
+              <w:bCs w:val="1"/>
+              <w:color w:val="000000"/>
+              <w:u w:val="none"/>
+            </w:rPr>
+          </w:pPr>
+          <w:hyperlink w:anchor="_heading=h.l81mpjpv44x5">
+            <w:r>
+              <w:rPr>
+                <w:rFonts w:ascii="Times New Roman" w:cs="Times New Roman" w:eastAsia="Times New Roman" w:hAnsi="Times New Roman"/>
+                <w:b w:val="1"/>
+                <w:bCs w:val="1"/>
+                <w:i w:val="0"/>
+                <w:iCs w:val="0"/>
+                <w:smallCaps w:val="0"/>
+                <w:strike w:val="0"/>
+                <w:color w:val="000000"/>
+                <w:sz w:val="24"/>
+                <w:szCs w:val="24"/>
+                <w:u w:val="none"/>
+                <w:shd w:fill="auto" w:val="clear"/>
+                <w:vertAlign w:val="baseline"/>
+                <w:rtl w:val="0"/>
+              </w:rPr>
+              <w:t xml:space="preserve">BAB II</w:t>
+              <w:br w:type="textWrapping"/>
+              <w:t xml:space="preserve">DESAIN ARSITEKTUR</w:t>
+              <w:tab/>
+              <w:t xml:space="preserve">5</w:t>
+            </w:r>
+          </w:hyperlink>
+          <w:r>
+            <w:rPr>
+              <w:rtl w:val="0"/>
+            </w:rPr>
+          </w:r>
+        </w:p>
+        <w:p>
+          <w:pPr>
+            <w:widowControl w:val="0"/>
+            <w:tabs>
+              <w:tab w:val="right" w:leader="dot" w:pos="12000"/>
+            </w:tabs>
+            <w:spacing w:before="60" w:line="240" w:lineRule="auto"/>
+            <w:ind w:left="360" w:firstLine="0"/>
+            <w:jc w:val="left"/>
+            <w:rPr>
+              <w:color w:val="000000"/>
+              <w:u w:val="none"/>
+            </w:rPr>
+          </w:pPr>
+          <w:hyperlink w:anchor="_heading=h.m3jbf6eqjttc">
+            <w:r>
+              <w:rPr>
+                <w:rFonts w:ascii="Times New Roman" w:cs="Times New Roman" w:eastAsia="Times New Roman" w:hAnsi="Times New Roman"/>
+                <w:b w:val="0"/>
+                <w:bCs w:val="0"/>
+                <w:i w:val="0"/>
+                <w:iCs w:val="0"/>
+                <w:smallCaps w:val="0"/>
+                <w:strike w:val="0"/>
+                <w:color w:val="000000"/>
+                <w:sz w:val="24"/>
+                <w:szCs w:val="24"/>
+                <w:u w:val="none"/>
+                <w:shd w:fill="auto" w:val="clear"/>
+                <w:vertAlign w:val="baseline"/>
+                <w:rtl w:val="0"/>
+              </w:rPr>
+              <w:t xml:space="preserve">2.1 Diagram Topologi</w:t>
+              <w:tab/>
+              <w:t xml:space="preserve">5</w:t>
+            </w:r>
+          </w:hyperlink>
+          <w:r>
+            <w:rPr>
+              <w:rtl w:val="0"/>
+            </w:rPr>
+          </w:r>
+        </w:p>
+        <w:p>
+          <w:pPr>
+            <w:widowControl w:val="0"/>
+            <w:tabs>
+              <w:tab w:val="right" w:leader="dot" w:pos="12000"/>
+            </w:tabs>
+            <w:spacing w:before="60" w:line="240" w:lineRule="auto"/>
+            <w:ind w:left="360" w:firstLine="0"/>
+            <w:jc w:val="left"/>
+            <w:rPr>
+              <w:color w:val="000000"/>
+              <w:u w:val="none"/>
+            </w:rPr>
+          </w:pPr>
+          <w:hyperlink w:anchor="_heading=h.6a1rpn29t1vg">
+            <w:r>
+              <w:rPr>
+                <w:rFonts w:ascii="Times New Roman" w:cs="Times New Roman" w:eastAsia="Times New Roman" w:hAnsi="Times New Roman"/>
+                <w:b w:val="0"/>
+                <w:bCs w:val="0"/>
+                <w:i w:val="0"/>
+                <w:iCs w:val="0"/>
+                <w:smallCaps w:val="0"/>
+                <w:strike w:val="0"/>
+                <w:color w:val="000000"/>
+                <w:sz w:val="24"/>
+                <w:szCs w:val="24"/>
+                <w:u w:val="none"/>
+                <w:shd w:fill="auto" w:val="clear"/>
+                <w:vertAlign w:val="baseline"/>
+                <w:rtl w:val="0"/>
+              </w:rPr>
+              <w:t xml:space="preserve">2.2 Skema IP Addressing</w:t>
+              <w:tab/>
+              <w:t xml:space="preserve">7</w:t>
+            </w:r>
+          </w:hyperlink>
+          <w:r>
+            <w:rPr>
+              <w:rtl w:val="0"/>
+            </w:rPr>
+          </w:r>
+        </w:p>
+        <w:p>
+          <w:pPr>
+            <w:widowControl w:val="0"/>
+            <w:tabs>
+              <w:tab w:val="right" w:leader="dot" w:pos="12000"/>
+            </w:tabs>
+            <w:spacing w:before="60" w:line="240" w:lineRule="auto"/>
+            <w:ind w:left="360" w:firstLine="0"/>
+            <w:jc w:val="left"/>
+            <w:rPr>
+              <w:color w:val="000000"/>
+              <w:u w:val="none"/>
+            </w:rPr>
+          </w:pPr>
+          <w:hyperlink w:anchor="_heading=h.yfp8o7xf73qj">
+            <w:r>
+              <w:rPr>
+                <w:rFonts w:ascii="Times New Roman" w:cs="Times New Roman" w:eastAsia="Times New Roman" w:hAnsi="Times New Roman"/>
+                <w:b w:val="0"/>
+                <w:bCs w:val="0"/>
+                <w:i w:val="0"/>
+                <w:iCs w:val="0"/>
+                <w:smallCaps w:val="0"/>
+                <w:strike w:val="0"/>
+                <w:color w:val="000000"/>
+                <w:sz w:val="24"/>
+                <w:szCs w:val="24"/>
+                <w:u w:val="none"/>
+                <w:shd w:fill="auto" w:val="clear"/>
+                <w:vertAlign w:val="baseline"/>
+                <w:rtl w:val="0"/>
+              </w:rPr>
+              <w:t xml:space="preserve">2.3 Penjelasan Komponen</w:t>
+              <w:tab/>
+              <w:t xml:space="preserve">7</w:t>
+            </w:r>
+          </w:hyperlink>
+          <w:r>
+            <w:rPr>
+              <w:rtl w:val="0"/>
+            </w:rPr>
+          </w:r>
+        </w:p>
+        <w:p>
+          <w:pPr>
+            <w:widowControl w:val="0"/>
+            <w:tabs>
+              <w:tab w:val="right" w:leader="dot" w:pos="12000"/>
+            </w:tabs>
+            <w:spacing w:before="60" w:line="240" w:lineRule="auto"/>
+            <w:ind w:left="360" w:firstLine="0"/>
+            <w:jc w:val="left"/>
+            <w:rPr>
+              <w:color w:val="000000"/>
+              <w:u w:val="none"/>
+            </w:rPr>
+          </w:pPr>
+          <w:hyperlink w:anchor="_heading=h.axjvukt8fn63">
+            <w:r>
+              <w:rPr>
+                <w:rFonts w:ascii="Times New Roman" w:cs="Times New Roman" w:eastAsia="Times New Roman" w:hAnsi="Times New Roman"/>
+                <w:b w:val="0"/>
+                <w:bCs w:val="0"/>
+                <w:i w:val="0"/>
+                <w:iCs w:val="0"/>
+                <w:smallCaps w:val="0"/>
+                <w:strike w:val="0"/>
+                <w:color w:val="000000"/>
+                <w:sz w:val="24"/>
+                <w:szCs w:val="24"/>
+                <w:u w:val="none"/>
+                <w:shd w:fill="auto" w:val="clear"/>
+                <w:vertAlign w:val="baseline"/>
+                <w:rtl w:val="0"/>
+              </w:rPr>
+              <w:t xml:space="preserve">2.4 Penjelasan Teknologi yang Digunakan</w:t>
+              <w:tab/>
+              <w:t xml:space="preserve">8</w:t>
+            </w:r>
+          </w:hyperlink>
+          <w:r>
+            <w:rPr>
+              <w:rtl w:val="0"/>
+            </w:rPr>
+          </w:r>
+        </w:p>
+        <w:p>
+          <w:pPr>
+            <w:widowControl w:val="0"/>
+            <w:tabs>
+              <w:tab w:val="right" w:leader="dot" w:pos="12000"/>
+            </w:tabs>
+            <w:spacing w:before="60" w:line="240" w:lineRule="auto"/>
+            <w:ind w:left="720" w:firstLine="0"/>
+            <w:jc w:val="left"/>
+            <w:rPr>
+              <w:color w:val="000000"/>
+              <w:u w:val="none"/>
+            </w:rPr>
+          </w:pPr>
+          <w:hyperlink w:anchor="_heading=h.buzacdzfp5s4">
+            <w:r>
+              <w:rPr>
+                <w:rFonts w:ascii="Times New Roman" w:cs="Times New Roman" w:eastAsia="Times New Roman" w:hAnsi="Times New Roman"/>
+                <w:b w:val="0"/>
+                <w:bCs w:val="0"/>
+                <w:i w:val="0"/>
+                <w:iCs w:val="0"/>
+                <w:smallCaps w:val="0"/>
+                <w:strike w:val="0"/>
+                <w:color w:val="000000"/>
+                <w:sz w:val="24"/>
+                <w:szCs w:val="24"/>
+                <w:u w:val="none"/>
+                <w:shd w:fill="auto" w:val="clear"/>
+                <w:vertAlign w:val="baseline"/>
+                <w:rtl w:val="0"/>
+              </w:rPr>
+              <w:t xml:space="preserve">2.4.1 MikroTik CHR sebagai Router</w:t>
+              <w:tab/>
+              <w:t xml:space="preserve">8</w:t>
+            </w:r>
+          </w:hyperlink>
+          <w:r>
+            <w:rPr>
+              <w:rtl w:val="0"/>
+            </w:rPr>
+          </w:r>
+        </w:p>
+        <w:p>
+          <w:pPr>
+            <w:widowControl w:val="0"/>
+            <w:tabs>
+              <w:tab w:val="right" w:leader="dot" w:pos="12000"/>
+            </w:tabs>
+            <w:spacing w:before="60" w:line="240" w:lineRule="auto"/>
+            <w:ind w:left="720" w:firstLine="0"/>
+            <w:jc w:val="left"/>
+            <w:rPr>
+              <w:color w:val="000000"/>
+              <w:u w:val="none"/>
+            </w:rPr>
+          </w:pPr>
+          <w:hyperlink w:anchor="_heading=h.qg79ghcbtkfy">
+            <w:r>
+              <w:rPr>
+                <w:rFonts w:ascii="Times New Roman" w:cs="Times New Roman" w:eastAsia="Times New Roman" w:hAnsi="Times New Roman"/>
+                <w:b w:val="0"/>
+                <w:bCs w:val="0"/>
+                <w:i w:val="0"/>
+                <w:iCs w:val="0"/>
+                <w:smallCaps w:val="0"/>
+                <w:strike w:val="0"/>
+                <w:color w:val="000000"/>
+                <w:sz w:val="24"/>
+                <w:szCs w:val="24"/>
+                <w:u w:val="none"/>
+                <w:shd w:fill="auto" w:val="clear"/>
+                <w:vertAlign w:val="baseline"/>
+                <w:rtl w:val="0"/>
+              </w:rPr>
+              <w:t xml:space="preserve">2.4.2 VM Ubuntu di DMZ</w:t>
+              <w:tab/>
+              <w:t xml:space="preserve">8</w:t>
+            </w:r>
+          </w:hyperlink>
+          <w:r>
+            <w:rPr>
+              <w:rtl w:val="0"/>
+            </w:rPr>
+          </w:r>
+        </w:p>
+        <w:p>
+          <w:pPr>
+            <w:widowControl w:val="0"/>
+            <w:tabs>
+              <w:tab w:val="right" w:leader="dot" w:pos="12000"/>
+            </w:tabs>
+            <w:spacing w:before="60" w:line="240" w:lineRule="auto"/>
+            <w:ind w:left="720" w:firstLine="0"/>
+            <w:jc w:val="left"/>
+            <w:rPr>
+              <w:color w:val="000000"/>
+              <w:u w:val="none"/>
+            </w:rPr>
+          </w:pPr>
+          <w:hyperlink w:anchor="_heading=h.memxjmt8hiu3">
+            <w:r>
+              <w:rPr>
+                <w:rFonts w:ascii="Times New Roman" w:cs="Times New Roman" w:eastAsia="Times New Roman" w:hAnsi="Times New Roman"/>
+                <w:b w:val="0"/>
+                <w:bCs w:val="0"/>
+                <w:i w:val="0"/>
+                <w:iCs w:val="0"/>
+                <w:smallCaps w:val="0"/>
+                <w:strike w:val="0"/>
+                <w:color w:val="000000"/>
+                <w:sz w:val="24"/>
+                <w:szCs w:val="24"/>
+                <w:u w:val="none"/>
+                <w:shd w:fill="auto" w:val="clear"/>
+                <w:vertAlign w:val="baseline"/>
+                <w:rtl w:val="0"/>
+              </w:rPr>
+              <w:t xml:space="preserve">2.4.3 Docker Container</w:t>
+              <w:tab/>
+              <w:t xml:space="preserve">9</w:t>
+            </w:r>
+          </w:hyperlink>
+          <w:r>
+            <w:rPr>
+              <w:rtl w:val="0"/>
+            </w:rPr>
+          </w:r>
+        </w:p>
+        <w:p>
+          <w:pPr>
+            <w:widowControl w:val="0"/>
+            <w:tabs>
+              <w:tab w:val="right" w:leader="dot" w:pos="12000"/>
+            </w:tabs>
+            <w:spacing w:before="60" w:line="240" w:lineRule="auto"/>
+            <w:ind w:left="720" w:firstLine="0"/>
+            <w:jc w:val="left"/>
+            <w:rPr>
+              <w:color w:val="000000"/>
+              <w:u w:val="none"/>
+            </w:rPr>
+          </w:pPr>
+          <w:hyperlink w:anchor="_heading=h.3m3323dmkx6c">
+            <w:r>
+              <w:rPr>
+                <w:rFonts w:ascii="Times New Roman" w:cs="Times New Roman" w:eastAsia="Times New Roman" w:hAnsi="Times New Roman"/>
+                <w:b w:val="0"/>
+                <w:bCs w:val="0"/>
+                <w:i w:val="0"/>
+                <w:iCs w:val="0"/>
+                <w:smallCaps w:val="0"/>
+                <w:strike w:val="0"/>
+                <w:color w:val="000000"/>
+                <w:sz w:val="24"/>
+                <w:szCs w:val="24"/>
+                <w:u w:val="none"/>
+                <w:shd w:fill="auto" w:val="clear"/>
+                <w:vertAlign w:val="baseline"/>
+                <w:rtl w:val="0"/>
+              </w:rPr>
+              <w:t xml:space="preserve">2.4.4 Nginx Reverse Proxy</w:t>
+              <w:tab/>
+              <w:t xml:space="preserve">9</w:t>
+            </w:r>
+          </w:hyperlink>
+          <w:r>
+            <w:rPr>
+              <w:rtl w:val="0"/>
+            </w:rPr>
+          </w:r>
+        </w:p>
+        <w:p>
+          <w:pPr>
+            <w:widowControl w:val="0"/>
+            <w:tabs>
+              <w:tab w:val="right" w:leader="dot" w:pos="12000"/>
+            </w:tabs>
+            <w:spacing w:before="60" w:line="240" w:lineRule="auto"/>
+            <w:ind w:left="720" w:firstLine="0"/>
+            <w:jc w:val="left"/>
+            <w:rPr>
+              <w:color w:val="000000"/>
+              <w:u w:val="none"/>
+            </w:rPr>
+          </w:pPr>
+          <w:hyperlink w:anchor="_heading=h.p3op6bxi2kag">
+            <w:r>
+              <w:rPr>
+                <w:rFonts w:ascii="Times New Roman" w:cs="Times New Roman" w:eastAsia="Times New Roman" w:hAnsi="Times New Roman"/>
+                <w:b w:val="0"/>
+                <w:bCs w:val="0"/>
+                <w:i w:val="0"/>
+                <w:iCs w:val="0"/>
+                <w:smallCaps w:val="0"/>
+                <w:strike w:val="0"/>
+                <w:color w:val="000000"/>
+                <w:sz w:val="24"/>
+                <w:szCs w:val="24"/>
+                <w:u w:val="none"/>
+                <w:shd w:fill="auto" w:val="clear"/>
+                <w:vertAlign w:val="baseline"/>
+                <w:rtl w:val="0"/>
+              </w:rPr>
+              <w:t xml:space="preserve">2.4.5 Suricata IDS</w:t>
+              <w:tab/>
+              <w:t xml:space="preserve">9</w:t>
+            </w:r>
+          </w:hyperlink>
+          <w:r>
+            <w:rPr>
+              <w:rtl w:val="0"/>
+            </w:rPr>
+          </w:r>
+        </w:p>
+        <w:p>
+          <w:pPr>
+            <w:widowControl w:val="0"/>
+            <w:tabs>
+              <w:tab w:val="right" w:leader="dot" w:pos="12000"/>
+            </w:tabs>
+            <w:spacing w:before="60" w:line="240" w:lineRule="auto"/>
+            <w:ind w:left="720" w:firstLine="0"/>
+            <w:jc w:val="left"/>
+            <w:rPr>
+              <w:color w:val="000000"/>
+              <w:u w:val="none"/>
+            </w:rPr>
+          </w:pPr>
+          <w:hyperlink w:anchor="_heading=h.c0sw29agfvuc">
+            <w:r>
+              <w:rPr>
+                <w:rFonts w:ascii="Times New Roman" w:cs="Times New Roman" w:eastAsia="Times New Roman" w:hAnsi="Times New Roman"/>
+                <w:b w:val="0"/>
+                <w:bCs w:val="0"/>
+                <w:i w:val="0"/>
+                <w:iCs w:val="0"/>
+                <w:smallCaps w:val="0"/>
+                <w:strike w:val="0"/>
+                <w:color w:val="000000"/>
+                <w:sz w:val="24"/>
+                <w:szCs w:val="24"/>
+                <w:u w:val="none"/>
+                <w:shd w:fill="auto" w:val="clear"/>
+                <w:vertAlign w:val="baseline"/>
+                <w:rtl w:val="0"/>
+              </w:rPr>
+              <w:t xml:space="preserve">2.4.6 MySQL Database Server</w:t>
+              <w:tab/>
+              <w:t xml:space="preserve">10</w:t>
+            </w:r>
+          </w:hyperlink>
+          <w:r>
+            <w:rPr>
+              <w:rtl w:val="0"/>
+            </w:rPr>
+          </w:r>
+        </w:p>
+        <w:p>
+          <w:pPr>
+            <w:widowControl w:val="0"/>
+            <w:tabs>
+              <w:tab w:val="right" w:leader="dot" w:pos="12000"/>
+            </w:tabs>
+            <w:spacing w:before="60" w:line="240" w:lineRule="auto"/>
+            <w:ind w:firstLine="0"/>
+            <w:jc w:val="left"/>
+            <w:rPr>
+              <w:b w:val="1"/>
+              <w:bCs w:val="1"/>
+              <w:color w:val="000000"/>
+              <w:u w:val="none"/>
+            </w:rPr>
+          </w:pPr>
+          <w:hyperlink w:anchor="_heading=h.xt5awtezsxv6">
+            <w:r>
+              <w:rPr>
+                <w:rFonts w:ascii="Times New Roman" w:cs="Times New Roman" w:eastAsia="Times New Roman" w:hAnsi="Times New Roman"/>
+                <w:b w:val="1"/>
+                <w:bCs w:val="1"/>
+                <w:i w:val="0"/>
+                <w:iCs w:val="0"/>
+                <w:smallCaps w:val="0"/>
+                <w:strike w:val="0"/>
+                <w:color w:val="000000"/>
+                <w:sz w:val="24"/>
+                <w:szCs w:val="24"/>
+                <w:u w:val="none"/>
+                <w:shd w:fill="auto" w:val="clear"/>
+                <w:vertAlign w:val="baseline"/>
+                <w:rtl w:val="0"/>
+              </w:rPr>
+              <w:t xml:space="preserve">BAB III</w:t>
+              <w:br w:type="textWrapping"/>
+              <w:t xml:space="preserve">IMPLEMENTASI</w:t>
+              <w:tab/>
+              <w:t xml:space="preserve">11</w:t>
+            </w:r>
+          </w:hyperlink>
+          <w:r>
+            <w:rPr>
+              <w:rtl w:val="0"/>
+            </w:rPr>
+          </w:r>
+        </w:p>
+        <w:p>
+          <w:pPr>
+            <w:widowControl w:val="0"/>
+            <w:tabs>
+              <w:tab w:val="right" w:leader="dot" w:pos="12000"/>
+            </w:tabs>
+            <w:spacing w:before="60" w:line="240" w:lineRule="auto"/>
+            <w:ind w:left="360" w:firstLine="0"/>
+            <w:jc w:val="left"/>
+            <w:rPr>
+              <w:color w:val="000000"/>
+              <w:u w:val="none"/>
+            </w:rPr>
+          </w:pPr>
+          <w:hyperlink w:anchor="_heading=h.juzyi88fvrll">
+            <w:r>
+              <w:rPr>
+                <w:rFonts w:ascii="Times New Roman" w:cs="Times New Roman" w:eastAsia="Times New Roman" w:hAnsi="Times New Roman"/>
+                <w:b w:val="0"/>
+                <w:bCs w:val="0"/>
+                <w:i w:val="0"/>
+                <w:iCs w:val="0"/>
+                <w:smallCaps w:val="0"/>
+                <w:strike w:val="0"/>
+                <w:color w:val="000000"/>
+                <w:sz w:val="24"/>
+                <w:szCs w:val="24"/>
+                <w:u w:val="none"/>
+                <w:shd w:fill="auto" w:val="clear"/>
+                <w:vertAlign w:val="baseline"/>
+                <w:rtl w:val="0"/>
+              </w:rPr>
+              <w:t xml:space="preserve">3.1 Lingkungan Pengujian</w:t>
+              <w:tab/>
+              <w:t xml:space="preserve">11</w:t>
+            </w:r>
+          </w:hyperlink>
+          <w:r>
+            <w:rPr>
+              <w:rtl w:val="0"/>
+            </w:rPr>
+          </w:r>
+        </w:p>
+        <w:p>
+          <w:pPr>
+            <w:widowControl w:val="0"/>
+            <w:tabs>
+              <w:tab w:val="right" w:leader="dot" w:pos="12000"/>
+            </w:tabs>
+            <w:spacing w:before="60" w:line="240" w:lineRule="auto"/>
+            <w:ind w:left="360" w:firstLine="0"/>
+            <w:jc w:val="left"/>
+            <w:rPr>
+              <w:color w:val="000000"/>
+              <w:u w:val="none"/>
+            </w:rPr>
+          </w:pPr>
+          <w:hyperlink w:anchor="_heading=h.s53cm45mqgsy">
+            <w:r>
+              <w:rPr>
+                <w:rFonts w:ascii="Times New Roman" w:cs="Times New Roman" w:eastAsia="Times New Roman" w:hAnsi="Times New Roman"/>
+                <w:b w:val="0"/>
+                <w:bCs w:val="0"/>
+                <w:i w:val="0"/>
+                <w:iCs w:val="0"/>
+                <w:smallCaps w:val="0"/>
+                <w:strike w:val="0"/>
+                <w:color w:val="000000"/>
+                <w:sz w:val="24"/>
+                <w:szCs w:val="24"/>
+                <w:u w:val="none"/>
+                <w:shd w:fill="auto" w:val="clear"/>
+                <w:vertAlign w:val="baseline"/>
+                <w:rtl w:val="0"/>
+              </w:rPr>
+              <w:t xml:space="preserve">3.2 Konfigurasi Router MikroTik CHR</w:t>
+              <w:tab/>
+              <w:t xml:space="preserve">11</w:t>
+            </w:r>
+          </w:hyperlink>
+          <w:r>
+            <w:rPr>
+              <w:rtl w:val="0"/>
+            </w:rPr>
+          </w:r>
+        </w:p>
+        <w:p>
+          <w:pPr>
+            <w:widowControl w:val="0"/>
+            <w:tabs>
+              <w:tab w:val="right" w:leader="dot" w:pos="12000"/>
+            </w:tabs>
+            <w:spacing w:before="60" w:line="240" w:lineRule="auto"/>
+            <w:ind w:left="720" w:firstLine="0"/>
+            <w:jc w:val="left"/>
+            <w:rPr>
+              <w:color w:val="000000"/>
+              <w:u w:val="none"/>
+            </w:rPr>
+          </w:pPr>
+          <w:hyperlink w:anchor="_heading=h.v1g20y4tlgma">
+            <w:r>
+              <w:rPr>
+                <w:rFonts w:ascii="Times New Roman" w:cs="Times New Roman" w:eastAsia="Times New Roman" w:hAnsi="Times New Roman"/>
+                <w:b w:val="0"/>
+                <w:bCs w:val="0"/>
+                <w:i w:val="0"/>
+                <w:iCs w:val="0"/>
+                <w:smallCaps w:val="0"/>
+                <w:strike w:val="0"/>
+                <w:color w:val="000000"/>
+                <w:sz w:val="24"/>
+                <w:szCs w:val="24"/>
+                <w:u w:val="none"/>
+                <w:shd w:fill="auto" w:val="clear"/>
+                <w:vertAlign w:val="baseline"/>
+                <w:rtl w:val="0"/>
+              </w:rPr>
+              <w:t xml:space="preserve">3.2.1 Konfigurasi Interface</w:t>
+              <w:tab/>
+              <w:t xml:space="preserve">12</w:t>
+            </w:r>
+          </w:hyperlink>
+          <w:r>
+            <w:rPr>
+              <w:rtl w:val="0"/>
+            </w:rPr>
+          </w:r>
+        </w:p>
+        <w:p>
+          <w:pPr>
+            <w:widowControl w:val="0"/>
+            <w:tabs>
+              <w:tab w:val="right" w:leader="dot" w:pos="12000"/>
+            </w:tabs>
+            <w:spacing w:before="60" w:line="240" w:lineRule="auto"/>
+            <w:ind w:left="720" w:firstLine="0"/>
+            <w:jc w:val="left"/>
+            <w:rPr>
+              <w:color w:val="000000"/>
+              <w:u w:val="none"/>
+            </w:rPr>
+          </w:pPr>
+          <w:hyperlink w:anchor="_heading=h.yosk3vjfr2z1">
+            <w:r>
+              <w:rPr>
+                <w:rFonts w:ascii="Times New Roman" w:cs="Times New Roman" w:eastAsia="Times New Roman" w:hAnsi="Times New Roman"/>
+                <w:b w:val="0"/>
+                <w:bCs w:val="0"/>
+                <w:i w:val="0"/>
+                <w:iCs w:val="0"/>
+                <w:smallCaps w:val="0"/>
+                <w:strike w:val="0"/>
+                <w:color w:val="000000"/>
+                <w:sz w:val="24"/>
+                <w:szCs w:val="24"/>
+                <w:u w:val="none"/>
+                <w:shd w:fill="auto" w:val="clear"/>
+                <w:vertAlign w:val="baseline"/>
+                <w:rtl w:val="0"/>
+              </w:rPr>
+              <w:t xml:space="preserve">3.2.2 Konfigurasi IP Address</w:t>
+              <w:tab/>
+              <w:t xml:space="preserve">12</w:t>
+            </w:r>
+          </w:hyperlink>
+          <w:r>
+            <w:rPr>
+              <w:rtl w:val="0"/>
+            </w:rPr>
+          </w:r>
+        </w:p>
+        <w:p>
+          <w:pPr>
+            <w:widowControl w:val="0"/>
+            <w:tabs>
+              <w:tab w:val="right" w:leader="dot" w:pos="12000"/>
+            </w:tabs>
+            <w:spacing w:before="60" w:line="240" w:lineRule="auto"/>
+            <w:ind w:left="720" w:firstLine="0"/>
+            <w:jc w:val="left"/>
+            <w:rPr>
+              <w:color w:val="000000"/>
+              <w:u w:val="none"/>
+            </w:rPr>
+          </w:pPr>
+          <w:hyperlink w:anchor="_heading=h.1ck30d4gysjz">
+            <w:r>
+              <w:rPr>
+                <w:rFonts w:ascii="Times New Roman" w:cs="Times New Roman" w:eastAsia="Times New Roman" w:hAnsi="Times New Roman"/>
+                <w:b w:val="0"/>
+                <w:bCs w:val="0"/>
+                <w:i w:val="0"/>
+                <w:iCs w:val="0"/>
+                <w:smallCaps w:val="0"/>
+                <w:strike w:val="0"/>
+                <w:color w:val="000000"/>
+                <w:sz w:val="24"/>
+                <w:szCs w:val="24"/>
+                <w:u w:val="none"/>
+                <w:shd w:fill="auto" w:val="clear"/>
+                <w:vertAlign w:val="baseline"/>
+                <w:rtl w:val="0"/>
+              </w:rPr>
+              <w:t xml:space="preserve">3.2.3 Konfigurasi DNS dan Routing</w:t>
+              <w:tab/>
+              <w:t xml:space="preserve">13</w:t>
+            </w:r>
+          </w:hyperlink>
+          <w:r>
+            <w:rPr>
+              <w:rtl w:val="0"/>
+            </w:rPr>
+          </w:r>
+        </w:p>
+        <w:p>
+          <w:pPr>
+            <w:widowControl w:val="0"/>
+            <w:tabs>
+              <w:tab w:val="right" w:leader="dot" w:pos="12000"/>
+            </w:tabs>
+            <w:spacing w:before="60" w:line="240" w:lineRule="auto"/>
+            <w:ind w:left="720" w:firstLine="0"/>
+            <w:jc w:val="left"/>
+            <w:rPr>
+              <w:color w:val="000000"/>
+              <w:u w:val="none"/>
+            </w:rPr>
+          </w:pPr>
+          <w:hyperlink w:anchor="_heading=h.r4bxffmvrxqe">
+            <w:r>
+              <w:rPr>
+                <w:rFonts w:ascii="Times New Roman" w:cs="Times New Roman" w:eastAsia="Times New Roman" w:hAnsi="Times New Roman"/>
+                <w:b w:val="0"/>
+                <w:bCs w:val="0"/>
+                <w:i w:val="0"/>
+                <w:iCs w:val="0"/>
+                <w:smallCaps w:val="0"/>
+                <w:strike w:val="0"/>
+                <w:color w:val="000000"/>
+                <w:sz w:val="24"/>
+                <w:szCs w:val="24"/>
+                <w:u w:val="none"/>
+                <w:shd w:fill="auto" w:val="clear"/>
+                <w:vertAlign w:val="baseline"/>
+                <w:rtl w:val="0"/>
+              </w:rPr>
+              <w:t xml:space="preserve">3.2.4 Konfigurasi Address List</w:t>
+              <w:tab/>
+              <w:t xml:space="preserve">14</w:t>
+            </w:r>
+          </w:hyperlink>
+          <w:r>
+            <w:rPr>
+              <w:rtl w:val="0"/>
+            </w:rPr>
+          </w:r>
+        </w:p>
+        <w:p>
+          <w:pPr>
+            <w:widowControl w:val="0"/>
+            <w:tabs>
+              <w:tab w:val="right" w:leader="dot" w:pos="12000"/>
+            </w:tabs>
+            <w:spacing w:before="60" w:line="240" w:lineRule="auto"/>
+            <w:ind w:left="720" w:firstLine="0"/>
+            <w:jc w:val="left"/>
+            <w:rPr>
+              <w:color w:val="000000"/>
+              <w:u w:val="none"/>
+            </w:rPr>
+          </w:pPr>
+          <w:hyperlink w:anchor="_heading=h.vm3oi43dza8f">
+            <w:r>
+              <w:rPr>
+                <w:rFonts w:ascii="Times New Roman" w:cs="Times New Roman" w:eastAsia="Times New Roman" w:hAnsi="Times New Roman"/>
+                <w:b w:val="0"/>
+                <w:bCs w:val="0"/>
+                <w:i w:val="0"/>
+                <w:iCs w:val="0"/>
+                <w:smallCaps w:val="0"/>
+                <w:strike w:val="0"/>
+                <w:color w:val="000000"/>
+                <w:sz w:val="24"/>
+                <w:szCs w:val="24"/>
+                <w:u w:val="none"/>
+                <w:shd w:fill="auto" w:val="clear"/>
+                <w:vertAlign w:val="baseline"/>
+                <w:rtl w:val="0"/>
+              </w:rPr>
+              <w:t xml:space="preserve">3.2.5 Konfigurasi Firewall dan NAT</w:t>
+              <w:tab/>
+              <w:t xml:space="preserve">15</w:t>
+            </w:r>
+          </w:hyperlink>
+          <w:r>
+            <w:rPr>
+              <w:rtl w:val="0"/>
+            </w:rPr>
+          </w:r>
+        </w:p>
+        <w:p>
+          <w:pPr>
+            <w:widowControl w:val="0"/>
+            <w:tabs>
+              <w:tab w:val="right" w:leader="dot" w:pos="12000"/>
+            </w:tabs>
+            <w:spacing w:before="60" w:line="240" w:lineRule="auto"/>
+            <w:ind w:left="360" w:firstLine="0"/>
+            <w:jc w:val="left"/>
+            <w:rPr>
+              <w:color w:val="000000"/>
+              <w:u w:val="none"/>
+            </w:rPr>
+          </w:pPr>
+          <w:hyperlink w:anchor="_heading=h.wswomivf7o7r">
+            <w:r>
+              <w:rPr>
+                <w:rFonts w:ascii="Times New Roman" w:cs="Times New Roman" w:eastAsia="Times New Roman" w:hAnsi="Times New Roman"/>
+                <w:b w:val="0"/>
+                <w:bCs w:val="0"/>
+                <w:i w:val="0"/>
+                <w:iCs w:val="0"/>
+                <w:smallCaps w:val="0"/>
+                <w:strike w:val="0"/>
+                <w:color w:val="000000"/>
+                <w:sz w:val="24"/>
+                <w:szCs w:val="24"/>
+                <w:u w:val="none"/>
+                <w:shd w:fill="auto" w:val="clear"/>
+                <w:vertAlign w:val="baseline"/>
+                <w:rtl w:val="0"/>
+              </w:rPr>
+              <w:t xml:space="preserve">3.3 Setup VM Ubuntu di DMZ</w:t>
+              <w:tab/>
+              <w:t xml:space="preserve">16</w:t>
+            </w:r>
+          </w:hyperlink>
+          <w:r>
+            <w:rPr>
+              <w:rtl w:val="0"/>
+            </w:rPr>
+          </w:r>
+        </w:p>
+        <w:p>
+          <w:pPr>
+            <w:widowControl w:val="0"/>
+            <w:tabs>
+              <w:tab w:val="right" w:leader="dot" w:pos="12000"/>
+            </w:tabs>
+            <w:spacing w:before="60" w:line="240" w:lineRule="auto"/>
+            <w:ind w:left="720" w:firstLine="0"/>
+            <w:jc w:val="left"/>
+            <w:rPr>
+              <w:color w:val="000000"/>
+              <w:u w:val="none"/>
+            </w:rPr>
+          </w:pPr>
+          <w:hyperlink w:anchor="_heading=h.guvx9n3rulpz">
+            <w:r>
+              <w:rPr>
+                <w:rFonts w:ascii="Times New Roman" w:cs="Times New Roman" w:eastAsia="Times New Roman" w:hAnsi="Times New Roman"/>
+                <w:b w:val="0"/>
+                <w:bCs w:val="0"/>
+                <w:i w:val="0"/>
+                <w:iCs w:val="0"/>
+                <w:smallCaps w:val="0"/>
+                <w:strike w:val="0"/>
+                <w:color w:val="000000"/>
+                <w:sz w:val="24"/>
+                <w:szCs w:val="24"/>
+                <w:u w:val="none"/>
+                <w:shd w:fill="auto" w:val="clear"/>
+                <w:vertAlign w:val="baseline"/>
+                <w:rtl w:val="0"/>
+              </w:rPr>
+              <w:t xml:space="preserve">3.3.1 Konfigurasi Hostname</w:t>
+              <w:tab/>
+              <w:t xml:space="preserve">16</w:t>
+            </w:r>
+          </w:hyperlink>
+          <w:r>
+            <w:rPr>
+              <w:rtl w:val="0"/>
+            </w:rPr>
+          </w:r>
+        </w:p>
+        <w:p>
+          <w:pPr>
+            <w:widowControl w:val="0"/>
+            <w:tabs>
+              <w:tab w:val="right" w:leader="dot" w:pos="12000"/>
+            </w:tabs>
+            <w:spacing w:before="60" w:line="240" w:lineRule="auto"/>
+            <w:ind w:left="720" w:firstLine="0"/>
+            <w:jc w:val="left"/>
+            <w:rPr>
+              <w:color w:val="000000"/>
+              <w:u w:val="none"/>
+            </w:rPr>
+          </w:pPr>
+          <w:hyperlink w:anchor="_heading=h.p9m3ialwm373">
+            <w:r>
+              <w:rPr>
+                <w:rFonts w:ascii="Times New Roman" w:cs="Times New Roman" w:eastAsia="Times New Roman" w:hAnsi="Times New Roman"/>
+                <w:b w:val="0"/>
+                <w:bCs w:val="0"/>
+                <w:i w:val="0"/>
+                <w:iCs w:val="0"/>
+                <w:smallCaps w:val="0"/>
+                <w:strike w:val="0"/>
+                <w:color w:val="000000"/>
+                <w:sz w:val="24"/>
+                <w:szCs w:val="24"/>
+                <w:u w:val="none"/>
+                <w:shd w:fill="auto" w:val="clear"/>
+                <w:vertAlign w:val="baseline"/>
+                <w:rtl w:val="0"/>
+              </w:rPr>
+              <w:t xml:space="preserve">3.3.2 Konfigurasi Alamat IP</w:t>
+              <w:tab/>
+              <w:t xml:space="preserve">17</w:t>
+            </w:r>
+          </w:hyperlink>
+          <w:r>
+            <w:rPr>
+              <w:rtl w:val="0"/>
+            </w:rPr>
+          </w:r>
+        </w:p>
+        <w:p>
+          <w:pPr>
+            <w:widowControl w:val="0"/>
+            <w:tabs>
+              <w:tab w:val="right" w:leader="dot" w:pos="12000"/>
+            </w:tabs>
+            <w:spacing w:before="60" w:line="240" w:lineRule="auto"/>
+            <w:ind w:left="720" w:firstLine="0"/>
+            <w:jc w:val="left"/>
+            <w:rPr>
+              <w:color w:val="000000"/>
+              <w:u w:val="none"/>
+            </w:rPr>
+          </w:pPr>
+          <w:hyperlink w:anchor="_heading=h.1262aq8fuo5a">
+            <w:r>
+              <w:rPr>
+                <w:rFonts w:ascii="Times New Roman" w:cs="Times New Roman" w:eastAsia="Times New Roman" w:hAnsi="Times New Roman"/>
+                <w:b w:val="0"/>
+                <w:bCs w:val="0"/>
+                <w:i w:val="0"/>
+                <w:iCs w:val="0"/>
+                <w:smallCaps w:val="0"/>
+                <w:strike w:val="0"/>
+                <w:color w:val="000000"/>
+                <w:sz w:val="24"/>
+                <w:szCs w:val="24"/>
+                <w:u w:val="none"/>
+                <w:shd w:fill="auto" w:val="clear"/>
+                <w:vertAlign w:val="baseline"/>
+                <w:rtl w:val="0"/>
+              </w:rPr>
+              <w:t xml:space="preserve">3.3.3 Pengujian Konektivitas</w:t>
+              <w:tab/>
+              <w:t xml:space="preserve">17</w:t>
+            </w:r>
+          </w:hyperlink>
+          <w:r>
+            <w:rPr>
+              <w:rtl w:val="0"/>
+            </w:rPr>
+          </w:r>
+        </w:p>
+        <w:p>
+          <w:pPr>
+            <w:widowControl w:val="0"/>
+            <w:tabs>
+              <w:tab w:val="right" w:leader="dot" w:pos="12000"/>
+            </w:tabs>
+            <w:spacing w:before="60" w:line="240" w:lineRule="auto"/>
+            <w:ind w:left="720" w:firstLine="0"/>
+            <w:jc w:val="left"/>
+            <w:rPr>
+              <w:color w:val="000000"/>
+              <w:u w:val="none"/>
+            </w:rPr>
+          </w:pPr>
+          <w:hyperlink w:anchor="_heading=h.vthi2uan7szl">
+            <w:r>
+              <w:rPr>
+                <w:rFonts w:ascii="Times New Roman" w:cs="Times New Roman" w:eastAsia="Times New Roman" w:hAnsi="Times New Roman"/>
+                <w:b w:val="0"/>
+                <w:bCs w:val="0"/>
+                <w:i w:val="0"/>
+                <w:iCs w:val="0"/>
+                <w:smallCaps w:val="0"/>
+                <w:strike w:val="0"/>
+                <w:color w:val="000000"/>
+                <w:sz w:val="24"/>
+                <w:szCs w:val="24"/>
+                <w:u w:val="none"/>
+                <w:shd w:fill="auto" w:val="clear"/>
+                <w:vertAlign w:val="baseline"/>
+                <w:rtl w:val="0"/>
+              </w:rPr>
+              <w:t xml:space="preserve">3.3.4 Pemeriksaan Sistem</w:t>
+              <w:tab/>
+              <w:t xml:space="preserve">18</w:t>
+            </w:r>
+          </w:hyperlink>
+          <w:r>
+            <w:rPr>
+              <w:rtl w:val="0"/>
+            </w:rPr>
+          </w:r>
+        </w:p>
+        <w:p>
+          <w:pPr>
+            <w:widowControl w:val="0"/>
+            <w:tabs>
+              <w:tab w:val="right" w:leader="dot" w:pos="12000"/>
+            </w:tabs>
+            <w:spacing w:before="60" w:line="240" w:lineRule="auto"/>
+            <w:ind w:left="720" w:firstLine="0"/>
+            <w:jc w:val="left"/>
+            <w:rPr>
+              <w:color w:val="000000"/>
+              <w:u w:val="none"/>
+            </w:rPr>
+          </w:pPr>
+          <w:hyperlink w:anchor="_heading=h.mngt5zs7elil">
+            <w:r>
+              <w:rPr>
+                <w:rFonts w:ascii="Times New Roman" w:cs="Times New Roman" w:eastAsia="Times New Roman" w:hAnsi="Times New Roman"/>
+                <w:b w:val="0"/>
+                <w:bCs w:val="0"/>
+                <w:i w:val="0"/>
+                <w:iCs w:val="0"/>
+                <w:smallCaps w:val="0"/>
+                <w:strike w:val="0"/>
+                <w:color w:val="000000"/>
+                <w:sz w:val="24"/>
+                <w:szCs w:val="24"/>
+                <w:u w:val="none"/>
+                <w:shd w:fill="auto" w:val="clear"/>
+                <w:vertAlign w:val="baseline"/>
+                <w:rtl w:val="0"/>
+              </w:rPr>
+              <w:t xml:space="preserve">3.3.5 Instalasi Nginx, Docker, dan Suricata</w:t>
+              <w:tab/>
+              <w:t xml:space="preserve">19</w:t>
+            </w:r>
+          </w:hyperlink>
+          <w:r>
+            <w:rPr>
+              <w:rtl w:val="0"/>
+            </w:rPr>
+          </w:r>
+        </w:p>
+        <w:p>
+          <w:pPr>
+            <w:widowControl w:val="0"/>
+            <w:tabs>
+              <w:tab w:val="right" w:leader="dot" w:pos="12000"/>
+            </w:tabs>
+            <w:spacing w:before="60" w:line="240" w:lineRule="auto"/>
+            <w:ind w:left="360" w:firstLine="0"/>
+            <w:jc w:val="left"/>
+            <w:rPr>
+              <w:color w:val="000000"/>
+              <w:u w:val="none"/>
+            </w:rPr>
+          </w:pPr>
+          <w:hyperlink w:anchor="_heading=h.faj7vlhv9vje">
+            <w:r>
+              <w:rPr>
+                <w:rFonts w:ascii="Times New Roman" w:cs="Times New Roman" w:eastAsia="Times New Roman" w:hAnsi="Times New Roman"/>
+                <w:b w:val="0"/>
+                <w:bCs w:val="0"/>
+                <w:i w:val="0"/>
+                <w:iCs w:val="0"/>
+                <w:smallCaps w:val="0"/>
+                <w:strike w:val="0"/>
+                <w:color w:val="000000"/>
+                <w:sz w:val="24"/>
+                <w:szCs w:val="24"/>
+                <w:u w:val="none"/>
+                <w:shd w:fill="auto" w:val="clear"/>
+                <w:vertAlign w:val="baseline"/>
+                <w:rtl w:val="0"/>
+              </w:rPr>
+              <w:t xml:space="preserve">3.4 Deploy Aplikasi Web dalam Docker</w:t>
+              <w:tab/>
+              <w:t xml:space="preserve">20</w:t>
+            </w:r>
+          </w:hyperlink>
+          <w:r>
+            <w:rPr>
+              <w:rtl w:val="0"/>
+            </w:rPr>
+          </w:r>
+        </w:p>
+        <w:p>
+          <w:pPr>
+            <w:widowControl w:val="0"/>
+            <w:tabs>
+              <w:tab w:val="right" w:leader="dot" w:pos="12000"/>
+            </w:tabs>
+            <w:spacing w:before="60" w:line="240" w:lineRule="auto"/>
+            <w:ind w:left="720" w:firstLine="0"/>
+            <w:jc w:val="left"/>
+            <w:rPr>
+              <w:color w:val="000000"/>
+              <w:u w:val="none"/>
+            </w:rPr>
+          </w:pPr>
+          <w:hyperlink w:anchor="_heading=h.o0i8tml573se">
+            <w:r>
+              <w:rPr>
+                <w:rFonts w:ascii="Times New Roman" w:cs="Times New Roman" w:eastAsia="Times New Roman" w:hAnsi="Times New Roman"/>
+                <w:b w:val="0"/>
+                <w:bCs w:val="0"/>
+                <w:i w:val="0"/>
+                <w:iCs w:val="0"/>
+                <w:smallCaps w:val="0"/>
+                <w:strike w:val="0"/>
+                <w:color w:val="000000"/>
+                <w:sz w:val="24"/>
+                <w:szCs w:val="24"/>
+                <w:u w:val="none"/>
+                <w:shd w:fill="auto" w:val="clear"/>
+                <w:vertAlign w:val="baseline"/>
+                <w:rtl w:val="0"/>
+              </w:rPr>
+              <w:t xml:space="preserve">3.4.1 Menjalankan Container Docker</w:t>
+              <w:tab/>
+              <w:t xml:space="preserve">21</w:t>
+            </w:r>
+          </w:hyperlink>
+          <w:r>
+            <w:rPr>
+              <w:rtl w:val="0"/>
+            </w:rPr>
+          </w:r>
+        </w:p>
+        <w:p>
+          <w:pPr>
+            <w:widowControl w:val="0"/>
+            <w:tabs>
+              <w:tab w:val="right" w:leader="dot" w:pos="12000"/>
+            </w:tabs>
+            <w:spacing w:before="60" w:line="240" w:lineRule="auto"/>
+            <w:ind w:left="720" w:firstLine="0"/>
+            <w:jc w:val="left"/>
+            <w:rPr>
+              <w:color w:val="000000"/>
+              <w:u w:val="none"/>
+            </w:rPr>
+          </w:pPr>
+          <w:hyperlink w:anchor="_heading=h.91ufldjajhqb">
+            <w:r>
+              <w:rPr>
+                <w:rFonts w:ascii="Times New Roman" w:cs="Times New Roman" w:eastAsia="Times New Roman" w:hAnsi="Times New Roman"/>
+                <w:b w:val="0"/>
+                <w:bCs w:val="0"/>
+                <w:i w:val="0"/>
+                <w:iCs w:val="0"/>
+                <w:smallCaps w:val="0"/>
+                <w:strike w:val="0"/>
+                <w:color w:val="000000"/>
+                <w:sz w:val="24"/>
+                <w:szCs w:val="24"/>
+                <w:u w:val="none"/>
+                <w:shd w:fill="auto" w:val="clear"/>
+                <w:vertAlign w:val="baseline"/>
+                <w:rtl w:val="0"/>
+              </w:rPr>
+              <w:t xml:space="preserve">3.4.2 Pengujian Aplikasi Web</w:t>
+              <w:tab/>
+              <w:t xml:space="preserve">21</w:t>
+            </w:r>
+          </w:hyperlink>
+          <w:r>
+            <w:rPr>
+              <w:rtl w:val="0"/>
+            </w:rPr>
+          </w:r>
+        </w:p>
+        <w:p>
+          <w:pPr>
+            <w:widowControl w:val="0"/>
+            <w:tabs>
+              <w:tab w:val="right" w:leader="dot" w:pos="12000"/>
+            </w:tabs>
+            <w:spacing w:before="60" w:line="240" w:lineRule="auto"/>
+            <w:ind w:left="1080" w:firstLine="0"/>
+            <w:jc w:val="left"/>
+            <w:rPr>
+              <w:color w:val="000000"/>
+              <w:u w:val="none"/>
+            </w:rPr>
+          </w:pPr>
+          <w:hyperlink w:anchor="_heading=h.2tlcx89i5jej">
+            <w:r>
+              <w:rPr>
+                <w:rFonts w:ascii="Times New Roman" w:cs="Times New Roman" w:eastAsia="Times New Roman" w:hAnsi="Times New Roman"/>
+                <w:b w:val="0"/>
+                <w:bCs w:val="0"/>
+                <w:i w:val="0"/>
+                <w:iCs w:val="0"/>
+                <w:smallCaps w:val="0"/>
+                <w:strike w:val="0"/>
+                <w:color w:val="000000"/>
+                <w:sz w:val="24"/>
+                <w:szCs w:val="24"/>
+                <w:u w:val="none"/>
+                <w:shd w:fill="auto" w:val="clear"/>
+                <w:vertAlign w:val="baseline"/>
+                <w:rtl w:val="0"/>
+              </w:rPr>
+              <w:t xml:space="preserve">3.4.2.1 Pengujian App1</w:t>
+              <w:tab/>
+              <w:t xml:space="preserve">21</w:t>
+            </w:r>
+          </w:hyperlink>
+          <w:r>
+            <w:rPr>
+              <w:rtl w:val="0"/>
+            </w:rPr>
+          </w:r>
+        </w:p>
+        <w:p>
+          <w:pPr>
+            <w:widowControl w:val="0"/>
+            <w:tabs>
+              <w:tab w:val="right" w:leader="dot" w:pos="12000"/>
+            </w:tabs>
+            <w:spacing w:before="60" w:line="240" w:lineRule="auto"/>
+            <w:ind w:left="1080" w:firstLine="0"/>
+            <w:jc w:val="left"/>
+            <w:rPr>
+              <w:color w:val="000000"/>
+              <w:u w:val="none"/>
+            </w:rPr>
+          </w:pPr>
+          <w:hyperlink w:anchor="_heading=h.1dcva074wkn">
+            <w:r>
+              <w:rPr>
+                <w:rFonts w:ascii="Times New Roman" w:cs="Times New Roman" w:eastAsia="Times New Roman" w:hAnsi="Times New Roman"/>
+                <w:b w:val="0"/>
+                <w:bCs w:val="0"/>
+                <w:i w:val="0"/>
+                <w:iCs w:val="0"/>
+                <w:smallCaps w:val="0"/>
+                <w:strike w:val="0"/>
+                <w:color w:val="000000"/>
+                <w:sz w:val="24"/>
+                <w:szCs w:val="24"/>
+                <w:u w:val="none"/>
+                <w:shd w:fill="auto" w:val="clear"/>
+                <w:vertAlign w:val="baseline"/>
+                <w:rtl w:val="0"/>
+              </w:rPr>
+              <w:t xml:space="preserve">3.4.2.1 Pengujian App2</w:t>
+              <w:tab/>
+              <w:t xml:space="preserve">22</w:t>
+            </w:r>
+          </w:hyperlink>
+          <w:r>
+            <w:rPr>
+              <w:rtl w:val="0"/>
+            </w:rPr>
+          </w:r>
+        </w:p>
+        <w:p>
+          <w:pPr>
+            <w:widowControl w:val="0"/>
+            <w:tabs>
+              <w:tab w:val="right" w:leader="dot" w:pos="12000"/>
+            </w:tabs>
+            <w:spacing w:before="60" w:line="240" w:lineRule="auto"/>
+            <w:ind w:left="720" w:firstLine="0"/>
+            <w:jc w:val="left"/>
+            <w:rPr>
+              <w:color w:val="000000"/>
+              <w:u w:val="none"/>
+            </w:rPr>
+          </w:pPr>
+          <w:hyperlink w:anchor="_heading=h.uumw8oxh28ru">
+            <w:r>
+              <w:rPr>
+                <w:rFonts w:ascii="Times New Roman" w:cs="Times New Roman" w:eastAsia="Times New Roman" w:hAnsi="Times New Roman"/>
+                <w:b w:val="0"/>
+                <w:bCs w:val="0"/>
+                <w:i w:val="0"/>
+                <w:iCs w:val="0"/>
+                <w:smallCaps w:val="0"/>
+                <w:strike w:val="0"/>
+                <w:color w:val="000000"/>
+                <w:sz w:val="24"/>
+                <w:szCs w:val="24"/>
+                <w:u w:val="none"/>
+                <w:shd w:fill="auto" w:val="clear"/>
+                <w:vertAlign w:val="baseline"/>
+                <w:rtl w:val="0"/>
+              </w:rPr>
+              <w:t xml:space="preserve">3.4.3 Konfigurasi Docker Compose</w:t>
+              <w:tab/>
+              <w:t xml:space="preserve">23</w:t>
+            </w:r>
+          </w:hyperlink>
+          <w:r>
+            <w:rPr>
+              <w:rtl w:val="0"/>
+            </w:rPr>
+          </w:r>
+        </w:p>
+        <w:p>
+          <w:pPr>
+            <w:widowControl w:val="0"/>
+            <w:tabs>
+              <w:tab w:val="right" w:leader="dot" w:pos="12000"/>
+            </w:tabs>
+            <w:spacing w:before="60" w:line="240" w:lineRule="auto"/>
+            <w:ind w:left="720" w:firstLine="0"/>
+            <w:jc w:val="left"/>
+            <w:rPr>
+              <w:color w:val="000000"/>
+              <w:u w:val="none"/>
+            </w:rPr>
+          </w:pPr>
+          <w:hyperlink w:anchor="_heading=h.bsu0hahf3t8e">
+            <w:r>
+              <w:rPr>
+                <w:rFonts w:ascii="Times New Roman" w:cs="Times New Roman" w:eastAsia="Times New Roman" w:hAnsi="Times New Roman"/>
+                <w:b w:val="0"/>
+                <w:bCs w:val="0"/>
+                <w:i w:val="0"/>
+                <w:iCs w:val="0"/>
+                <w:smallCaps w:val="0"/>
+                <w:strike w:val="0"/>
+                <w:color w:val="000000"/>
+                <w:sz w:val="24"/>
+                <w:szCs w:val="24"/>
+                <w:u w:val="none"/>
+                <w:shd w:fill="auto" w:val="clear"/>
+                <w:vertAlign w:val="baseline"/>
+                <w:rtl w:val="0"/>
+              </w:rPr>
+              <w:t xml:space="preserve">3.4.4 Konfigurasi Dockerfile</w:t>
+              <w:tab/>
+              <w:t xml:space="preserve">24</w:t>
+            </w:r>
+          </w:hyperlink>
+          <w:r>
+            <w:rPr>
+              <w:rtl w:val="0"/>
+            </w:rPr>
+          </w:r>
+        </w:p>
+        <w:p>
+          <w:pPr>
+            <w:widowControl w:val="0"/>
+            <w:tabs>
+              <w:tab w:val="right" w:leader="dot" w:pos="12000"/>
+            </w:tabs>
+            <w:spacing w:before="60" w:line="240" w:lineRule="auto"/>
+            <w:ind w:left="1080" w:firstLine="0"/>
+            <w:jc w:val="left"/>
+            <w:rPr>
+              <w:color w:val="000000"/>
+              <w:u w:val="none"/>
+            </w:rPr>
+          </w:pPr>
+          <w:hyperlink w:anchor="_heading=h.rjtbzpouija8">
+            <w:r>
+              <w:rPr>
+                <w:rFonts w:ascii="Times New Roman" w:cs="Times New Roman" w:eastAsia="Times New Roman" w:hAnsi="Times New Roman"/>
+                <w:b w:val="0"/>
+                <w:bCs w:val="0"/>
+                <w:i w:val="0"/>
+                <w:iCs w:val="0"/>
+                <w:smallCaps w:val="0"/>
+                <w:strike w:val="0"/>
+                <w:color w:val="000000"/>
+                <w:sz w:val="24"/>
+                <w:szCs w:val="24"/>
+                <w:u w:val="none"/>
+                <w:shd w:fill="auto" w:val="clear"/>
+                <w:vertAlign w:val="baseline"/>
+                <w:rtl w:val="0"/>
+              </w:rPr>
+              <w:t xml:space="preserve">3.4.4.1 Dockerfile App1</w:t>
+              <w:tab/>
+              <w:t xml:space="preserve">24</w:t>
+            </w:r>
+          </w:hyperlink>
+          <w:r>
+            <w:rPr>
+              <w:rtl w:val="0"/>
+            </w:rPr>
+          </w:r>
+        </w:p>
+        <w:p>
+          <w:pPr>
+            <w:widowControl w:val="0"/>
+            <w:tabs>
+              <w:tab w:val="right" w:leader="dot" w:pos="12000"/>
+            </w:tabs>
+            <w:spacing w:before="60" w:line="240" w:lineRule="auto"/>
+            <w:ind w:left="1080" w:firstLine="0"/>
+            <w:jc w:val="left"/>
+            <w:rPr>
+              <w:color w:val="000000"/>
+              <w:u w:val="none"/>
+            </w:rPr>
+          </w:pPr>
+          <w:hyperlink w:anchor="_heading=h.vb0tss8rwnin">
+            <w:r>
+              <w:rPr>
+                <w:rFonts w:ascii="Times New Roman" w:cs="Times New Roman" w:eastAsia="Times New Roman" w:hAnsi="Times New Roman"/>
+                <w:b w:val="0"/>
+                <w:bCs w:val="0"/>
+                <w:i w:val="0"/>
+                <w:iCs w:val="0"/>
+                <w:smallCaps w:val="0"/>
+                <w:strike w:val="0"/>
+                <w:color w:val="000000"/>
+                <w:sz w:val="24"/>
+                <w:szCs w:val="24"/>
+                <w:u w:val="none"/>
+                <w:shd w:fill="auto" w:val="clear"/>
+                <w:vertAlign w:val="baseline"/>
+                <w:rtl w:val="0"/>
+              </w:rPr>
+              <w:t xml:space="preserve">3.4.4.2 Dockerfile App2</w:t>
+              <w:tab/>
+              <w:t xml:space="preserve">25</w:t>
+            </w:r>
+          </w:hyperlink>
+          <w:r>
+            <w:rPr>
+              <w:rtl w:val="0"/>
+            </w:rPr>
+          </w:r>
+        </w:p>
+        <w:p>
+          <w:pPr>
+            <w:widowControl w:val="0"/>
+            <w:tabs>
+              <w:tab w:val="right" w:leader="dot" w:pos="12000"/>
+            </w:tabs>
+            <w:spacing w:before="60" w:line="240" w:lineRule="auto"/>
+            <w:ind w:left="720" w:firstLine="0"/>
+            <w:jc w:val="left"/>
+            <w:rPr>
+              <w:color w:val="000000"/>
+              <w:u w:val="none"/>
+            </w:rPr>
+          </w:pPr>
+          <w:hyperlink w:anchor="_heading=h.r4v75nos2077">
+            <w:r>
+              <w:rPr>
+                <w:rFonts w:ascii="Times New Roman" w:cs="Times New Roman" w:eastAsia="Times New Roman" w:hAnsi="Times New Roman"/>
+                <w:b w:val="0"/>
+                <w:bCs w:val="0"/>
+                <w:i w:val="0"/>
+                <w:iCs w:val="0"/>
+                <w:smallCaps w:val="0"/>
+                <w:strike w:val="0"/>
+                <w:color w:val="000000"/>
+                <w:sz w:val="24"/>
+                <w:szCs w:val="24"/>
+                <w:u w:val="none"/>
+                <w:shd w:fill="auto" w:val="clear"/>
+                <w:vertAlign w:val="baseline"/>
+                <w:rtl w:val="0"/>
+              </w:rPr>
+              <w:t xml:space="preserve">3.4.5 Implementasi Source Code Aplikasi</w:t>
+              <w:tab/>
+              <w:t xml:space="preserve">26</w:t>
+            </w:r>
+          </w:hyperlink>
+          <w:r>
+            <w:rPr>
+              <w:rtl w:val="0"/>
+            </w:rPr>
+          </w:r>
+        </w:p>
+        <w:p>
+          <w:pPr>
+            <w:widowControl w:val="0"/>
+            <w:tabs>
+              <w:tab w:val="right" w:leader="dot" w:pos="12000"/>
+            </w:tabs>
+            <w:spacing w:before="60" w:line="240" w:lineRule="auto"/>
+            <w:ind w:left="1080" w:firstLine="0"/>
+            <w:jc w:val="left"/>
+            <w:rPr>
+              <w:color w:val="000000"/>
+              <w:u w:val="none"/>
+            </w:rPr>
+          </w:pPr>
+          <w:hyperlink w:anchor="_heading=h.1oia8axf6g0p">
+            <w:r>
+              <w:rPr>
+                <w:rFonts w:ascii="Times New Roman" w:cs="Times New Roman" w:eastAsia="Times New Roman" w:hAnsi="Times New Roman"/>
+                <w:b w:val="0"/>
+                <w:bCs w:val="0"/>
+                <w:i w:val="0"/>
+                <w:iCs w:val="0"/>
+                <w:smallCaps w:val="0"/>
+                <w:strike w:val="0"/>
+                <w:color w:val="000000"/>
+                <w:sz w:val="24"/>
+                <w:szCs w:val="24"/>
+                <w:u w:val="none"/>
+                <w:shd w:fill="auto" w:val="clear"/>
+                <w:vertAlign w:val="baseline"/>
+                <w:rtl w:val="0"/>
+              </w:rPr>
+              <w:t xml:space="preserve">3.4.5.1 Source Code App1</w:t>
+              <w:tab/>
+              <w:t xml:space="preserve">26</w:t>
+            </w:r>
+          </w:hyperlink>
+          <w:r>
+            <w:rPr>
+              <w:rtl w:val="0"/>
+            </w:rPr>
+          </w:r>
+        </w:p>
+        <w:p>
+          <w:pPr>
+            <w:widowControl w:val="0"/>
+            <w:tabs>
+              <w:tab w:val="right" w:leader="dot" w:pos="12000"/>
+            </w:tabs>
+            <w:spacing w:before="60" w:line="240" w:lineRule="auto"/>
+            <w:ind w:left="1080" w:firstLine="0"/>
+            <w:jc w:val="left"/>
+            <w:rPr>
+              <w:color w:val="000000"/>
+              <w:u w:val="none"/>
+            </w:rPr>
+          </w:pPr>
+          <w:hyperlink w:anchor="_heading=h.wu6yl0xut3rz">
+            <w:r>
+              <w:rPr>
+                <w:rFonts w:ascii="Times New Roman" w:cs="Times New Roman" w:eastAsia="Times New Roman" w:hAnsi="Times New Roman"/>
+                <w:b w:val="0"/>
+                <w:bCs w:val="0"/>
+                <w:i w:val="0"/>
+                <w:iCs w:val="0"/>
+                <w:smallCaps w:val="0"/>
+                <w:strike w:val="0"/>
+                <w:color w:val="000000"/>
+                <w:sz w:val="24"/>
+                <w:szCs w:val="24"/>
+                <w:u w:val="none"/>
+                <w:shd w:fill="auto" w:val="clear"/>
+                <w:vertAlign w:val="baseline"/>
+                <w:rtl w:val="0"/>
+              </w:rPr>
+              <w:t xml:space="preserve">3.4.5.2 Source Code App2</w:t>
+              <w:tab/>
+              <w:t xml:space="preserve">27</w:t>
+            </w:r>
+          </w:hyperlink>
+          <w:r>
+            <w:rPr>
+              <w:rtl w:val="0"/>
+            </w:rPr>
+          </w:r>
+        </w:p>
+        <w:p>
+          <w:pPr>
+            <w:widowControl w:val="0"/>
+            <w:tabs>
+              <w:tab w:val="right" w:leader="dot" w:pos="12000"/>
+            </w:tabs>
+            <w:spacing w:before="60" w:line="240" w:lineRule="auto"/>
+            <w:ind w:left="360" w:firstLine="0"/>
+            <w:jc w:val="left"/>
+            <w:rPr>
+              <w:color w:val="000000"/>
+              <w:u w:val="none"/>
+            </w:rPr>
+          </w:pPr>
+          <w:hyperlink w:anchor="_heading=h.uuwvhztadx7z">
+            <w:r>
+              <w:rPr>
+                <w:rFonts w:ascii="Times New Roman" w:cs="Times New Roman" w:eastAsia="Times New Roman" w:hAnsi="Times New Roman"/>
+                <w:b w:val="0"/>
+                <w:bCs w:val="0"/>
+                <w:i w:val="0"/>
+                <w:iCs w:val="0"/>
+                <w:smallCaps w:val="0"/>
+                <w:strike w:val="0"/>
+                <w:color w:val="000000"/>
+                <w:sz w:val="24"/>
+                <w:szCs w:val="24"/>
+                <w:u w:val="none"/>
+                <w:shd w:fill="auto" w:val="clear"/>
+                <w:vertAlign w:val="baseline"/>
+                <w:rtl w:val="0"/>
+              </w:rPr>
+              <w:t xml:space="preserve">3.5 Konfigurasi Nginx Reverse Proxy</w:t>
+              <w:tab/>
+              <w:t xml:space="preserve">27</w:t>
+            </w:r>
+          </w:hyperlink>
+          <w:r>
+            <w:rPr>
+              <w:rtl w:val="0"/>
+            </w:rPr>
+          </w:r>
+        </w:p>
+        <w:p>
+          <w:pPr>
+            <w:widowControl w:val="0"/>
+            <w:tabs>
+              <w:tab w:val="right" w:leader="dot" w:pos="12000"/>
+            </w:tabs>
+            <w:spacing w:before="60" w:line="240" w:lineRule="auto"/>
+            <w:ind w:left="720" w:firstLine="0"/>
+            <w:jc w:val="left"/>
+            <w:rPr>
+              <w:color w:val="000000"/>
+              <w:u w:val="none"/>
+            </w:rPr>
+          </w:pPr>
+          <w:hyperlink w:anchor="_heading=h.s9cjoj88nihc">
+            <w:r>
+              <w:rPr>
+                <w:rFonts w:ascii="Times New Roman" w:cs="Times New Roman" w:eastAsia="Times New Roman" w:hAnsi="Times New Roman"/>
+                <w:b w:val="0"/>
+                <w:bCs w:val="0"/>
+                <w:i w:val="0"/>
+                <w:iCs w:val="0"/>
+                <w:smallCaps w:val="0"/>
+                <w:strike w:val="0"/>
+                <w:color w:val="000000"/>
+                <w:sz w:val="24"/>
+                <w:szCs w:val="24"/>
+                <w:u w:val="none"/>
+                <w:shd w:fill="auto" w:val="clear"/>
+                <w:vertAlign w:val="baseline"/>
+                <w:rtl w:val="0"/>
+              </w:rPr>
+              <w:t xml:space="preserve">3.5.1 Pengujian Instalasi Nginx</w:t>
+              <w:tab/>
+              <w:t xml:space="preserve">28</w:t>
+            </w:r>
+          </w:hyperlink>
+          <w:r>
+            <w:rPr>
+              <w:rtl w:val="0"/>
+            </w:rPr>
+          </w:r>
+        </w:p>
+        <w:p>
+          <w:pPr>
+            <w:widowControl w:val="0"/>
+            <w:tabs>
+              <w:tab w:val="right" w:leader="dot" w:pos="12000"/>
+            </w:tabs>
+            <w:spacing w:before="60" w:line="240" w:lineRule="auto"/>
+            <w:ind w:left="720" w:firstLine="0"/>
+            <w:jc w:val="left"/>
+            <w:rPr>
+              <w:color w:val="000000"/>
+              <w:u w:val="none"/>
+            </w:rPr>
+          </w:pPr>
+          <w:hyperlink w:anchor="_heading=h.cps1djnp9w89">
+            <w:r>
+              <w:rPr>
+                <w:rFonts w:ascii="Times New Roman" w:cs="Times New Roman" w:eastAsia="Times New Roman" w:hAnsi="Times New Roman"/>
+                <w:b w:val="0"/>
+                <w:bCs w:val="0"/>
+                <w:i w:val="0"/>
+                <w:iCs w:val="0"/>
+                <w:smallCaps w:val="0"/>
+                <w:strike w:val="0"/>
+                <w:color w:val="000000"/>
+                <w:sz w:val="24"/>
+                <w:szCs w:val="24"/>
+                <w:u w:val="none"/>
+                <w:shd w:fill="auto" w:val="clear"/>
+                <w:vertAlign w:val="baseline"/>
+                <w:rtl w:val="0"/>
+              </w:rPr>
+              <w:t xml:space="preserve">3.5.2 Pemeriksaan Status Layanan Nginx</w:t>
+              <w:tab/>
+              <w:t xml:space="preserve">29</w:t>
+            </w:r>
+          </w:hyperlink>
+          <w:r>
+            <w:rPr>
+              <w:rtl w:val="0"/>
+            </w:rPr>
+          </w:r>
+        </w:p>
+        <w:p>
+          <w:pPr>
+            <w:widowControl w:val="0"/>
+            <w:tabs>
+              <w:tab w:val="right" w:leader="dot" w:pos="12000"/>
+            </w:tabs>
+            <w:spacing w:before="60" w:line="240" w:lineRule="auto"/>
+            <w:ind w:left="720" w:firstLine="0"/>
+            <w:jc w:val="left"/>
+            <w:rPr>
+              <w:color w:val="000000"/>
+              <w:u w:val="none"/>
+            </w:rPr>
+          </w:pPr>
+          <w:hyperlink w:anchor="_heading=h.mu1rsio5yzgc">
+            <w:r>
+              <w:rPr>
+                <w:rFonts w:ascii="Times New Roman" w:cs="Times New Roman" w:eastAsia="Times New Roman" w:hAnsi="Times New Roman"/>
+                <w:b w:val="0"/>
+                <w:bCs w:val="0"/>
+                <w:i w:val="0"/>
+                <w:iCs w:val="0"/>
+                <w:smallCaps w:val="0"/>
+                <w:strike w:val="0"/>
+                <w:color w:val="000000"/>
+                <w:sz w:val="24"/>
+                <w:szCs w:val="24"/>
+                <w:u w:val="none"/>
+                <w:shd w:fill="auto" w:val="clear"/>
+                <w:vertAlign w:val="baseline"/>
+                <w:rtl w:val="0"/>
+              </w:rPr>
+              <w:t xml:space="preserve">3.5.3 Konfigurasi Virtual Host dan Reverse Proxy</w:t>
+              <w:tab/>
+              <w:t xml:space="preserve">29</w:t>
+            </w:r>
+          </w:hyperlink>
+          <w:r>
+            <w:rPr>
+              <w:rtl w:val="0"/>
+            </w:rPr>
+          </w:r>
+        </w:p>
+        <w:p>
+          <w:pPr>
+            <w:widowControl w:val="0"/>
+            <w:tabs>
+              <w:tab w:val="right" w:leader="dot" w:pos="12000"/>
+            </w:tabs>
+            <w:spacing w:before="60" w:line="240" w:lineRule="auto"/>
+            <w:ind w:left="720" w:firstLine="0"/>
+            <w:jc w:val="left"/>
+            <w:rPr>
+              <w:color w:val="000000"/>
+              <w:u w:val="none"/>
+            </w:rPr>
+          </w:pPr>
+          <w:hyperlink w:anchor="_heading=h.3zg1v4nw9511">
+            <w:r>
+              <w:rPr>
+                <w:rFonts w:ascii="Times New Roman" w:cs="Times New Roman" w:eastAsia="Times New Roman" w:hAnsi="Times New Roman"/>
+                <w:b w:val="0"/>
+                <w:bCs w:val="0"/>
+                <w:i w:val="0"/>
+                <w:iCs w:val="0"/>
+                <w:smallCaps w:val="0"/>
+                <w:strike w:val="0"/>
+                <w:color w:val="000000"/>
+                <w:sz w:val="24"/>
+                <w:szCs w:val="24"/>
+                <w:u w:val="none"/>
+                <w:shd w:fill="auto" w:val="clear"/>
+                <w:vertAlign w:val="baseline"/>
+                <w:rtl w:val="0"/>
+              </w:rPr>
+              <w:t xml:space="preserve">3.5.4 Penerapan Security Headers</w:t>
+              <w:tab/>
+              <w:t xml:space="preserve">30</w:t>
+            </w:r>
+          </w:hyperlink>
+          <w:r>
+            <w:rPr>
+              <w:rtl w:val="0"/>
+            </w:rPr>
+          </w:r>
+        </w:p>
+        <w:p>
+          <w:pPr>
+            <w:widowControl w:val="0"/>
+            <w:tabs>
+              <w:tab w:val="right" w:leader="dot" w:pos="12000"/>
+            </w:tabs>
+            <w:spacing w:before="60" w:line="240" w:lineRule="auto"/>
+            <w:ind w:left="720" w:firstLine="0"/>
+            <w:jc w:val="left"/>
+            <w:rPr>
+              <w:color w:val="000000"/>
+              <w:u w:val="none"/>
+            </w:rPr>
+          </w:pPr>
+          <w:hyperlink w:anchor="_heading=h.1pwlr3rm0wum">
+            <w:r>
+              <w:rPr>
+                <w:rFonts w:ascii="Times New Roman" w:cs="Times New Roman" w:eastAsia="Times New Roman" w:hAnsi="Times New Roman"/>
+                <w:b w:val="0"/>
+                <w:bCs w:val="0"/>
+                <w:i w:val="0"/>
+                <w:iCs w:val="0"/>
+                <w:smallCaps w:val="0"/>
+                <w:strike w:val="0"/>
+                <w:color w:val="000000"/>
+                <w:sz w:val="24"/>
+                <w:szCs w:val="24"/>
+                <w:u w:val="none"/>
+                <w:shd w:fill="auto" w:val="clear"/>
+                <w:vertAlign w:val="baseline"/>
+                <w:rtl w:val="0"/>
+              </w:rPr>
+              <w:t xml:space="preserve">3.5.5 Access Log dan Error Log</w:t>
+              <w:tab/>
+              <w:t xml:space="preserve">30</w:t>
+            </w:r>
+          </w:hyperlink>
+          <w:r>
+            <w:rPr>
+              <w:rtl w:val="0"/>
+            </w:rPr>
+          </w:r>
+        </w:p>
+        <w:p>
+          <w:pPr>
+            <w:widowControl w:val="0"/>
+            <w:tabs>
+              <w:tab w:val="right" w:leader="dot" w:pos="12000"/>
+            </w:tabs>
+            <w:spacing w:before="60" w:line="240" w:lineRule="auto"/>
+            <w:ind w:left="360" w:firstLine="0"/>
+            <w:jc w:val="left"/>
+            <w:rPr>
+              <w:color w:val="000000"/>
+              <w:u w:val="none"/>
+            </w:rPr>
+          </w:pPr>
+          <w:hyperlink w:anchor="_heading=h.l0se6qaphnzl">
+            <w:r>
+              <w:rPr>
+                <w:rFonts w:ascii="Times New Roman" w:cs="Times New Roman" w:eastAsia="Times New Roman" w:hAnsi="Times New Roman"/>
+                <w:b w:val="0"/>
+                <w:bCs w:val="0"/>
+                <w:i w:val="0"/>
+                <w:iCs w:val="0"/>
+                <w:smallCaps w:val="0"/>
+                <w:strike w:val="0"/>
+                <w:color w:val="000000"/>
+                <w:sz w:val="24"/>
+                <w:szCs w:val="24"/>
+                <w:u w:val="none"/>
+                <w:shd w:fill="auto" w:val="clear"/>
+                <w:vertAlign w:val="baseline"/>
+                <w:rtl w:val="0"/>
+              </w:rPr>
+              <w:t xml:space="preserve">3.6 Konfigurasi Database Server (LAN)</w:t>
+              <w:tab/>
+              <w:t xml:space="preserve">30</w:t>
+            </w:r>
+          </w:hyperlink>
+          <w:r>
+            <w:rPr>
+              <w:rtl w:val="0"/>
+            </w:rPr>
+          </w:r>
+        </w:p>
+        <w:p>
+          <w:pPr>
+            <w:widowControl w:val="0"/>
+            <w:tabs>
+              <w:tab w:val="right" w:leader="dot" w:pos="12000"/>
+            </w:tabs>
+            <w:spacing w:before="60" w:line="240" w:lineRule="auto"/>
+            <w:ind w:left="720" w:firstLine="0"/>
+            <w:jc w:val="left"/>
+            <w:rPr>
+              <w:color w:val="000000"/>
+              <w:u w:val="none"/>
+            </w:rPr>
+          </w:pPr>
+          <w:hyperlink w:anchor="_heading=h.srxnotwj287h">
+            <w:r>
+              <w:rPr>
+                <w:rFonts w:ascii="Times New Roman" w:cs="Times New Roman" w:eastAsia="Times New Roman" w:hAnsi="Times New Roman"/>
+                <w:b w:val="0"/>
+                <w:bCs w:val="0"/>
+                <w:i w:val="0"/>
+                <w:iCs w:val="0"/>
+                <w:smallCaps w:val="0"/>
+                <w:strike w:val="0"/>
+                <w:color w:val="000000"/>
+                <w:sz w:val="24"/>
+                <w:szCs w:val="24"/>
+                <w:u w:val="none"/>
+                <w:shd w:fill="auto" w:val="clear"/>
+                <w:vertAlign w:val="baseline"/>
+                <w:rtl w:val="0"/>
+              </w:rPr>
+              <w:t xml:space="preserve">3.6.1 Instalasi dan Verifikasi Layanan MySQL/MariaDB</w:t>
+              <w:tab/>
+              <w:t xml:space="preserve">31</w:t>
+            </w:r>
+          </w:hyperlink>
+          <w:r>
+            <w:rPr>
+              <w:rtl w:val="0"/>
+            </w:rPr>
+          </w:r>
+        </w:p>
+        <w:p>
+          <w:pPr>
+            <w:widowControl w:val="0"/>
+            <w:tabs>
+              <w:tab w:val="right" w:leader="dot" w:pos="12000"/>
+            </w:tabs>
+            <w:spacing w:before="60" w:line="240" w:lineRule="auto"/>
+            <w:ind w:left="720" w:firstLine="0"/>
+            <w:jc w:val="left"/>
+            <w:rPr>
+              <w:color w:val="000000"/>
+              <w:u w:val="none"/>
+            </w:rPr>
+          </w:pPr>
+          <w:hyperlink w:anchor="_heading=h.qjpwsl1vmxr0">
+            <w:r>
+              <w:rPr>
+                <w:rFonts w:ascii="Times New Roman" w:cs="Times New Roman" w:eastAsia="Times New Roman" w:hAnsi="Times New Roman"/>
+                <w:b w:val="0"/>
+                <w:bCs w:val="0"/>
+                <w:i w:val="0"/>
+                <w:iCs w:val="0"/>
+                <w:smallCaps w:val="0"/>
+                <w:strike w:val="0"/>
+                <w:color w:val="000000"/>
+                <w:sz w:val="24"/>
+                <w:szCs w:val="24"/>
+                <w:u w:val="none"/>
+                <w:shd w:fill="auto" w:val="clear"/>
+                <w:vertAlign w:val="baseline"/>
+                <w:rtl w:val="0"/>
+              </w:rPr>
+              <w:t xml:space="preserve">3.6.2 Pembuatan Database dan User</w:t>
+              <w:tab/>
+              <w:t xml:space="preserve">32</w:t>
+            </w:r>
+          </w:hyperlink>
+          <w:r>
+            <w:rPr>
+              <w:rtl w:val="0"/>
+            </w:rPr>
+          </w:r>
+        </w:p>
+        <w:p>
+          <w:pPr>
+            <w:widowControl w:val="0"/>
+            <w:tabs>
+              <w:tab w:val="right" w:leader="dot" w:pos="12000"/>
+            </w:tabs>
+            <w:spacing w:before="60" w:line="240" w:lineRule="auto"/>
+            <w:ind w:left="720" w:firstLine="0"/>
+            <w:jc w:val="left"/>
+            <w:rPr>
+              <w:color w:val="000000"/>
+              <w:u w:val="none"/>
+            </w:rPr>
+          </w:pPr>
+          <w:hyperlink w:anchor="_heading=h.k4ejgoks3xs">
+            <w:r>
+              <w:rPr>
+                <w:rFonts w:ascii="Times New Roman" w:cs="Times New Roman" w:eastAsia="Times New Roman" w:hAnsi="Times New Roman"/>
+                <w:b w:val="0"/>
+                <w:bCs w:val="0"/>
+                <w:i w:val="0"/>
+                <w:iCs w:val="0"/>
+                <w:smallCaps w:val="0"/>
+                <w:strike w:val="0"/>
+                <w:color w:val="000000"/>
+                <w:sz w:val="24"/>
+                <w:szCs w:val="24"/>
+                <w:u w:val="none"/>
+                <w:shd w:fill="auto" w:val="clear"/>
+                <w:vertAlign w:val="baseline"/>
+                <w:rtl w:val="0"/>
+              </w:rPr>
+              <w:t xml:space="preserve">3.6.3 Pembuatan Skema Database dan Data Dummy</w:t>
+              <w:tab/>
+              <w:t xml:space="preserve">33</w:t>
+            </w:r>
+          </w:hyperlink>
+          <w:r>
+            <w:rPr>
+              <w:rtl w:val="0"/>
+            </w:rPr>
+          </w:r>
+        </w:p>
+        <w:p>
+          <w:pPr>
+            <w:widowControl w:val="0"/>
+            <w:tabs>
+              <w:tab w:val="right" w:leader="dot" w:pos="12000"/>
+            </w:tabs>
+            <w:spacing w:before="60" w:line="240" w:lineRule="auto"/>
+            <w:ind w:left="720" w:firstLine="0"/>
+            <w:jc w:val="left"/>
+            <w:rPr>
+              <w:color w:val="000000"/>
+              <w:u w:val="none"/>
+            </w:rPr>
+          </w:pPr>
+          <w:hyperlink w:anchor="_heading=h.hkmmrtmvy656">
+            <w:r>
+              <w:rPr>
+                <w:rFonts w:ascii="Times New Roman" w:cs="Times New Roman" w:eastAsia="Times New Roman" w:hAnsi="Times New Roman"/>
+                <w:b w:val="0"/>
+                <w:bCs w:val="0"/>
+                <w:i w:val="0"/>
+                <w:iCs w:val="0"/>
+                <w:smallCaps w:val="0"/>
+                <w:strike w:val="0"/>
+                <w:color w:val="000000"/>
+                <w:sz w:val="24"/>
+                <w:szCs w:val="24"/>
+                <w:u w:val="none"/>
+                <w:shd w:fill="auto" w:val="clear"/>
+                <w:vertAlign w:val="baseline"/>
+                <w:rtl w:val="0"/>
+              </w:rPr>
+              <w:t xml:space="preserve">3.6.4 Konfigurasi Bind Address</w:t>
+              <w:tab/>
+              <w:t xml:space="preserve">34</w:t>
+            </w:r>
+          </w:hyperlink>
+          <w:r>
+            <w:rPr>
+              <w:rtl w:val="0"/>
+            </w:rPr>
+          </w:r>
+        </w:p>
+        <w:p>
+          <w:pPr>
+            <w:widowControl w:val="0"/>
+            <w:tabs>
+              <w:tab w:val="right" w:leader="dot" w:pos="12000"/>
+            </w:tabs>
+            <w:spacing w:before="60" w:line="240" w:lineRule="auto"/>
+            <w:ind w:left="720" w:firstLine="0"/>
+            <w:jc w:val="left"/>
+            <w:rPr>
+              <w:color w:val="000000"/>
+              <w:u w:val="none"/>
+            </w:rPr>
+          </w:pPr>
+          <w:hyperlink w:anchor="_heading=h.8kc1i6px1ob1">
+            <w:r>
+              <w:rPr>
+                <w:rFonts w:ascii="Times New Roman" w:cs="Times New Roman" w:eastAsia="Times New Roman" w:hAnsi="Times New Roman"/>
+                <w:b w:val="0"/>
+                <w:bCs w:val="0"/>
+                <w:i w:val="0"/>
+                <w:iCs w:val="0"/>
+                <w:smallCaps w:val="0"/>
+                <w:strike w:val="0"/>
+                <w:color w:val="000000"/>
+                <w:sz w:val="24"/>
+                <w:szCs w:val="24"/>
+                <w:u w:val="none"/>
+                <w:shd w:fill="auto" w:val="clear"/>
+                <w:vertAlign w:val="baseline"/>
+                <w:rtl w:val="0"/>
+              </w:rPr>
+              <w:t xml:space="preserve">3.6.5 Konfigurasi Firewall UFW</w:t>
+              <w:tab/>
+              <w:t xml:space="preserve">34</w:t>
+            </w:r>
+          </w:hyperlink>
+          <w:r>
+            <w:rPr>
+              <w:rtl w:val="0"/>
+            </w:rPr>
+          </w:r>
+        </w:p>
+        <w:p>
+          <w:pPr>
+            <w:widowControl w:val="0"/>
+            <w:tabs>
+              <w:tab w:val="right" w:leader="dot" w:pos="12000"/>
+            </w:tabs>
+            <w:spacing w:before="60" w:line="240" w:lineRule="auto"/>
+            <w:ind w:left="720" w:firstLine="0"/>
+            <w:jc w:val="left"/>
+            <w:rPr>
+              <w:color w:val="000000"/>
+              <w:u w:val="none"/>
+            </w:rPr>
+          </w:pPr>
+          <w:hyperlink w:anchor="_heading=h.ty7cow6slphz">
+            <w:r>
+              <w:rPr>
+                <w:rFonts w:ascii="Times New Roman" w:cs="Times New Roman" w:eastAsia="Times New Roman" w:hAnsi="Times New Roman"/>
+                <w:b w:val="0"/>
+                <w:bCs w:val="0"/>
+                <w:i w:val="0"/>
+                <w:iCs w:val="0"/>
+                <w:smallCaps w:val="0"/>
+                <w:strike w:val="0"/>
+                <w:color w:val="000000"/>
+                <w:sz w:val="24"/>
+                <w:szCs w:val="24"/>
+                <w:u w:val="none"/>
+                <w:shd w:fill="auto" w:val="clear"/>
+                <w:vertAlign w:val="baseline"/>
+                <w:rtl w:val="0"/>
+              </w:rPr>
+              <w:t xml:space="preserve">3.6.6 Pengujian Koneksi Database</w:t>
+              <w:tab/>
+              <w:t xml:space="preserve">35</w:t>
+            </w:r>
+          </w:hyperlink>
+          <w:r>
+            <w:rPr>
+              <w:rtl w:val="0"/>
+            </w:rPr>
+          </w:r>
+        </w:p>
+        <w:p>
+          <w:pPr>
+            <w:widowControl w:val="0"/>
+            <w:tabs>
+              <w:tab w:val="right" w:leader="dot" w:pos="12000"/>
+            </w:tabs>
+            <w:spacing w:before="60" w:line="240" w:lineRule="auto"/>
+            <w:ind w:left="360" w:firstLine="0"/>
+            <w:jc w:val="left"/>
+            <w:rPr>
+              <w:color w:val="000000"/>
+              <w:u w:val="none"/>
+            </w:rPr>
+          </w:pPr>
+          <w:hyperlink w:anchor="_heading=h.nz2b4olffax">
+            <w:r>
+              <w:rPr>
+                <w:rFonts w:ascii="Times New Roman" w:cs="Times New Roman" w:eastAsia="Times New Roman" w:hAnsi="Times New Roman"/>
+                <w:b w:val="0"/>
+                <w:bCs w:val="0"/>
+                <w:i w:val="0"/>
+                <w:iCs w:val="0"/>
+                <w:smallCaps w:val="0"/>
+                <w:strike w:val="0"/>
+                <w:color w:val="000000"/>
+                <w:sz w:val="24"/>
+                <w:szCs w:val="24"/>
+                <w:u w:val="none"/>
+                <w:shd w:fill="auto" w:val="clear"/>
+                <w:vertAlign w:val="baseline"/>
+                <w:rtl w:val="0"/>
+              </w:rPr>
+              <w:t xml:space="preserve">3.7 Konfigurasi Suricata IDS/IPS</w:t>
+              <w:tab/>
+              <w:t xml:space="preserve">36</w:t>
+            </w:r>
+          </w:hyperlink>
+          <w:r>
+            <w:rPr>
+              <w:rtl w:val="0"/>
+            </w:rPr>
+          </w:r>
+        </w:p>
+        <w:p>
+          <w:pPr>
+            <w:widowControl w:val="0"/>
+            <w:tabs>
+              <w:tab w:val="right" w:leader="dot" w:pos="12000"/>
+            </w:tabs>
+            <w:spacing w:before="60" w:line="240" w:lineRule="auto"/>
+            <w:ind w:left="720" w:firstLine="0"/>
+            <w:jc w:val="left"/>
+            <w:rPr>
+              <w:color w:val="000000"/>
+              <w:u w:val="none"/>
+            </w:rPr>
+          </w:pPr>
+          <w:hyperlink w:anchor="_heading=h.ptpsmkiepz9a">
+            <w:r>
+              <w:rPr>
+                <w:rFonts w:ascii="Times New Roman" w:cs="Times New Roman" w:eastAsia="Times New Roman" w:hAnsi="Times New Roman"/>
+                <w:b w:val="0"/>
+                <w:bCs w:val="0"/>
+                <w:i w:val="0"/>
+                <w:iCs w:val="0"/>
+                <w:smallCaps w:val="0"/>
+                <w:strike w:val="0"/>
+                <w:color w:val="000000"/>
+                <w:sz w:val="24"/>
+                <w:szCs w:val="24"/>
+                <w:u w:val="none"/>
+                <w:shd w:fill="auto" w:val="clear"/>
+                <w:vertAlign w:val="baseline"/>
+                <w:rtl w:val="0"/>
+              </w:rPr>
+              <w:t xml:space="preserve">3.7.1 Verifikasi Instalasi Suricata</w:t>
+              <w:tab/>
+              <w:t xml:space="preserve">36</w:t>
+            </w:r>
+          </w:hyperlink>
+          <w:r>
+            <w:rPr>
+              <w:rtl w:val="0"/>
+            </w:rPr>
+          </w:r>
+        </w:p>
+        <w:p>
+          <w:pPr>
+            <w:widowControl w:val="0"/>
+            <w:tabs>
+              <w:tab w:val="right" w:leader="dot" w:pos="12000"/>
+            </w:tabs>
+            <w:spacing w:before="60" w:line="240" w:lineRule="auto"/>
+            <w:ind w:left="720" w:firstLine="0"/>
+            <w:jc w:val="left"/>
+            <w:rPr>
+              <w:color w:val="000000"/>
+              <w:u w:val="none"/>
+            </w:rPr>
+          </w:pPr>
+          <w:hyperlink w:anchor="_heading=h.qaqvh01yurw">
+            <w:r>
+              <w:rPr>
+                <w:rFonts w:ascii="Times New Roman" w:cs="Times New Roman" w:eastAsia="Times New Roman" w:hAnsi="Times New Roman"/>
+                <w:b w:val="0"/>
+                <w:bCs w:val="0"/>
+                <w:i w:val="0"/>
+                <w:iCs w:val="0"/>
+                <w:smallCaps w:val="0"/>
+                <w:strike w:val="0"/>
+                <w:color w:val="000000"/>
+                <w:sz w:val="24"/>
+                <w:szCs w:val="24"/>
+                <w:u w:val="none"/>
+                <w:shd w:fill="auto" w:val="clear"/>
+                <w:vertAlign w:val="baseline"/>
+                <w:rtl w:val="0"/>
+              </w:rPr>
+              <w:t xml:space="preserve">3.7.2 Konfigurasi Suricata</w:t>
+              <w:tab/>
+              <w:t xml:space="preserve">37</w:t>
+            </w:r>
+          </w:hyperlink>
+          <w:r>
+            <w:rPr>
+              <w:rtl w:val="0"/>
+            </w:rPr>
+          </w:r>
+        </w:p>
+        <w:p>
+          <w:pPr>
+            <w:widowControl w:val="0"/>
+            <w:tabs>
+              <w:tab w:val="right" w:leader="dot" w:pos="12000"/>
+            </w:tabs>
+            <w:spacing w:before="60" w:line="240" w:lineRule="auto"/>
+            <w:ind w:left="720" w:firstLine="0"/>
+            <w:jc w:val="left"/>
+            <w:rPr>
+              <w:color w:val="000000"/>
+              <w:u w:val="none"/>
+            </w:rPr>
+          </w:pPr>
+          <w:hyperlink w:anchor="_heading=h.shbyhvjc3yiu">
+            <w:r>
+              <w:rPr>
+                <w:rFonts w:ascii="Times New Roman" w:cs="Times New Roman" w:eastAsia="Times New Roman" w:hAnsi="Times New Roman"/>
+                <w:b w:val="0"/>
+                <w:bCs w:val="0"/>
+                <w:i w:val="0"/>
+                <w:iCs w:val="0"/>
+                <w:smallCaps w:val="0"/>
+                <w:strike w:val="0"/>
+                <w:color w:val="000000"/>
+                <w:sz w:val="24"/>
+                <w:szCs w:val="24"/>
+                <w:u w:val="none"/>
+                <w:shd w:fill="auto" w:val="clear"/>
+                <w:vertAlign w:val="baseline"/>
+                <w:rtl w:val="0"/>
+              </w:rPr>
+              <w:t xml:space="preserve">3.7.3 Pembuatan Custom Rules</w:t>
+              <w:tab/>
+              <w:t xml:space="preserve">37</w:t>
+            </w:r>
+          </w:hyperlink>
+          <w:r>
+            <w:rPr>
+              <w:rtl w:val="0"/>
+            </w:rPr>
+          </w:r>
+        </w:p>
+        <w:p>
+          <w:pPr>
+            <w:widowControl w:val="0"/>
+            <w:tabs>
+              <w:tab w:val="right" w:leader="dot" w:pos="12000"/>
+            </w:tabs>
+            <w:spacing w:before="60" w:line="240" w:lineRule="auto"/>
+            <w:ind w:left="720" w:firstLine="0"/>
+            <w:jc w:val="left"/>
+            <w:rPr>
+              <w:color w:val="000000"/>
+              <w:u w:val="none"/>
+            </w:rPr>
+          </w:pPr>
+          <w:hyperlink w:anchor="_heading=h.t2a7h1gnsvjl">
+            <w:r>
+              <w:rPr>
+                <w:rFonts w:ascii="Times New Roman" w:cs="Times New Roman" w:eastAsia="Times New Roman" w:hAnsi="Times New Roman"/>
+                <w:b w:val="0"/>
+                <w:bCs w:val="0"/>
+                <w:i w:val="0"/>
+                <w:iCs w:val="0"/>
+                <w:smallCaps w:val="0"/>
+                <w:strike w:val="0"/>
+                <w:color w:val="000000"/>
+                <w:sz w:val="24"/>
+                <w:szCs w:val="24"/>
+                <w:u w:val="none"/>
+                <w:shd w:fill="auto" w:val="clear"/>
+                <w:vertAlign w:val="baseline"/>
+                <w:rtl w:val="0"/>
+              </w:rPr>
+              <w:t xml:space="preserve">3.7.4 Menjalankan Layanan Suricata</w:t>
+              <w:tab/>
+              <w:t xml:space="preserve">38</w:t>
+            </w:r>
+          </w:hyperlink>
+          <w:r>
+            <w:rPr>
+              <w:rtl w:val="0"/>
+            </w:rPr>
+          </w:r>
+        </w:p>
+        <w:p>
+          <w:pPr>
+            <w:widowControl w:val="0"/>
+            <w:tabs>
+              <w:tab w:val="right" w:leader="dot" w:pos="12000"/>
+            </w:tabs>
+            <w:spacing w:before="60" w:line="240" w:lineRule="auto"/>
+            <w:ind w:left="720" w:firstLine="0"/>
+            <w:jc w:val="left"/>
+            <w:rPr>
+              <w:color w:val="000000"/>
+              <w:u w:val="none"/>
+            </w:rPr>
+          </w:pPr>
+          <w:hyperlink w:anchor="_heading=h.ut4mu2r7dvmk">
+            <w:r>
+              <w:rPr>
+                <w:rFonts w:ascii="Times New Roman" w:cs="Times New Roman" w:eastAsia="Times New Roman" w:hAnsi="Times New Roman"/>
+                <w:b w:val="0"/>
+                <w:bCs w:val="0"/>
+                <w:i w:val="0"/>
+                <w:iCs w:val="0"/>
+                <w:smallCaps w:val="0"/>
+                <w:strike w:val="0"/>
+                <w:color w:val="000000"/>
+                <w:sz w:val="24"/>
+                <w:szCs w:val="24"/>
+                <w:u w:val="none"/>
+                <w:shd w:fill="auto" w:val="clear"/>
+                <w:vertAlign w:val="baseline"/>
+                <w:rtl w:val="0"/>
+              </w:rPr>
+              <w:t xml:space="preserve">3.7.5 Pengujian Deteksi Serangan</w:t>
+              <w:tab/>
+              <w:t xml:space="preserve">38</w:t>
+            </w:r>
+          </w:hyperlink>
+          <w:r>
+            <w:rPr>
+              <w:rtl w:val="0"/>
+            </w:rPr>
+          </w:r>
+        </w:p>
+        <w:p>
+          <w:pPr>
+            <w:widowControl w:val="0"/>
+            <w:tabs>
+              <w:tab w:val="right" w:leader="dot" w:pos="12000"/>
+            </w:tabs>
+            <w:spacing w:before="60" w:line="240" w:lineRule="auto"/>
+            <w:ind w:firstLine="0"/>
+            <w:jc w:val="left"/>
+            <w:rPr>
+              <w:b w:val="1"/>
+              <w:bCs w:val="1"/>
+              <w:color w:val="000000"/>
+              <w:u w:val="none"/>
+            </w:rPr>
+          </w:pPr>
+          <w:hyperlink w:anchor="_heading=h.9mribdouzcm5">
+            <w:r>
+              <w:rPr>
+                <w:rFonts w:ascii="Times New Roman" w:cs="Times New Roman" w:eastAsia="Times New Roman" w:hAnsi="Times New Roman"/>
+                <w:b w:val="1"/>
+                <w:bCs w:val="1"/>
+                <w:i w:val="0"/>
+                <w:iCs w:val="0"/>
+                <w:smallCaps w:val="0"/>
+                <w:strike w:val="0"/>
+                <w:color w:val="000000"/>
+                <w:sz w:val="24"/>
+                <w:szCs w:val="24"/>
+                <w:u w:val="none"/>
+                <w:shd w:fill="auto" w:val="clear"/>
+                <w:vertAlign w:val="baseline"/>
+                <w:rtl w:val="0"/>
+              </w:rPr>
+              <w:t xml:space="preserve">BAB IV</w:t>
+              <w:br w:type="textWrapping"/>
+              <w:t xml:space="preserve">KONFIGURASI KEAMANAN</w:t>
+              <w:tab/>
+              <w:t xml:space="preserve">40</w:t>
+            </w:r>
+          </w:hyperlink>
+          <w:r>
+            <w:rPr>
+              <w:rtl w:val="0"/>
+            </w:rPr>
+          </w:r>
+        </w:p>
+        <w:p>
+          <w:pPr>
+            <w:widowControl w:val="0"/>
+            <w:tabs>
+              <w:tab w:val="right" w:leader="dot" w:pos="12000"/>
+            </w:tabs>
+            <w:spacing w:before="60" w:line="240" w:lineRule="auto"/>
+            <w:ind w:left="360" w:firstLine="0"/>
+            <w:jc w:val="left"/>
+            <w:rPr>
+              <w:color w:val="000000"/>
+              <w:u w:val="none"/>
+            </w:rPr>
+          </w:pPr>
+          <w:hyperlink w:anchor="_heading=h.2om7t7hqzgwz">
+            <w:r>
+              <w:rPr>
+                <w:rFonts w:ascii="Times New Roman" w:cs="Times New Roman" w:eastAsia="Times New Roman" w:hAnsi="Times New Roman"/>
+                <w:b w:val="0"/>
+                <w:bCs w:val="0"/>
+                <w:i w:val="0"/>
+                <w:iCs w:val="0"/>
+                <w:smallCaps w:val="0"/>
+                <w:strike w:val="0"/>
+                <w:color w:val="000000"/>
+                <w:sz w:val="24"/>
+                <w:szCs w:val="24"/>
+                <w:u w:val="none"/>
+                <w:shd w:fill="auto" w:val="clear"/>
+                <w:vertAlign w:val="baseline"/>
+                <w:rtl w:val="0"/>
+              </w:rPr>
+              <w:t xml:space="preserve">4.1 Firewall MikroTik</w:t>
+              <w:tab/>
+              <w:t xml:space="preserve">40</w:t>
+            </w:r>
+          </w:hyperlink>
+          <w:r>
+            <w:rPr>
+              <w:rtl w:val="0"/>
+            </w:rPr>
+          </w:r>
+        </w:p>
+        <w:p>
+          <w:pPr>
+            <w:widowControl w:val="0"/>
+            <w:tabs>
+              <w:tab w:val="right" w:leader="dot" w:pos="12000"/>
+            </w:tabs>
+            <w:spacing w:before="60" w:line="240" w:lineRule="auto"/>
+            <w:ind w:left="720" w:firstLine="0"/>
+            <w:jc w:val="left"/>
+            <w:rPr>
+              <w:color w:val="000000"/>
+              <w:u w:val="none"/>
+            </w:rPr>
+          </w:pPr>
+          <w:hyperlink w:anchor="_heading=h.u537a7geeba1">
+            <w:r>
+              <w:rPr>
+                <w:rFonts w:ascii="Times New Roman" w:cs="Times New Roman" w:eastAsia="Times New Roman" w:hAnsi="Times New Roman"/>
+                <w:b w:val="0"/>
+                <w:bCs w:val="0"/>
+                <w:i w:val="0"/>
+                <w:iCs w:val="0"/>
+                <w:smallCaps w:val="0"/>
+                <w:strike w:val="0"/>
+                <w:color w:val="000000"/>
+                <w:sz w:val="24"/>
+                <w:szCs w:val="24"/>
+                <w:u w:val="none"/>
+                <w:shd w:fill="auto" w:val="clear"/>
+                <w:vertAlign w:val="baseline"/>
+                <w:rtl w:val="0"/>
+              </w:rPr>
+              <w:t xml:space="preserve">4.1.1 Filter Rules (INPUT dan FORWARD)</w:t>
+              <w:tab/>
+              <w:t xml:space="preserve">40</w:t>
+            </w:r>
+          </w:hyperlink>
+          <w:r>
+            <w:rPr>
+              <w:rtl w:val="0"/>
+            </w:rPr>
+          </w:r>
+        </w:p>
+        <w:p>
+          <w:pPr>
+            <w:widowControl w:val="0"/>
+            <w:tabs>
+              <w:tab w:val="right" w:leader="dot" w:pos="12000"/>
+            </w:tabs>
+            <w:spacing w:before="60" w:line="240" w:lineRule="auto"/>
+            <w:ind w:left="720" w:firstLine="0"/>
+            <w:jc w:val="left"/>
+            <w:rPr>
+              <w:color w:val="000000"/>
+              <w:u w:val="none"/>
+            </w:rPr>
+          </w:pPr>
+          <w:hyperlink w:anchor="_heading=h.3jch0x6nxuvb">
+            <w:r>
+              <w:rPr>
+                <w:rFonts w:ascii="Times New Roman" w:cs="Times New Roman" w:eastAsia="Times New Roman" w:hAnsi="Times New Roman"/>
+                <w:b w:val="0"/>
+                <w:bCs w:val="0"/>
+                <w:i w:val="0"/>
+                <w:iCs w:val="0"/>
+                <w:smallCaps w:val="0"/>
+                <w:strike w:val="0"/>
+                <w:color w:val="000000"/>
+                <w:sz w:val="24"/>
+                <w:szCs w:val="24"/>
+                <w:u w:val="none"/>
+                <w:shd w:fill="auto" w:val="clear"/>
+                <w:vertAlign w:val="baseline"/>
+                <w:rtl w:val="0"/>
+              </w:rPr>
+              <w:t xml:space="preserve">4.1.2 NAT, Port Forwarding &amp; Connection Tracking</w:t>
+              <w:tab/>
+              <w:t xml:space="preserve">41</w:t>
+            </w:r>
+          </w:hyperlink>
+          <w:r>
+            <w:rPr>
+              <w:rtl w:val="0"/>
+            </w:rPr>
+          </w:r>
+        </w:p>
+        <w:p>
+          <w:pPr>
+            <w:widowControl w:val="0"/>
+            <w:tabs>
+              <w:tab w:val="right" w:leader="dot" w:pos="12000"/>
+            </w:tabs>
+            <w:spacing w:before="60" w:line="240" w:lineRule="auto"/>
+            <w:ind w:left="720" w:firstLine="0"/>
+            <w:jc w:val="left"/>
+            <w:rPr>
+              <w:color w:val="000000"/>
+              <w:u w:val="none"/>
+            </w:rPr>
+          </w:pPr>
+          <w:hyperlink w:anchor="_heading=h.ts3inye4prxk">
+            <w:r>
+              <w:rPr>
+                <w:rFonts w:ascii="Times New Roman" w:cs="Times New Roman" w:eastAsia="Times New Roman" w:hAnsi="Times New Roman"/>
+                <w:b w:val="0"/>
+                <w:bCs w:val="0"/>
+                <w:i w:val="0"/>
+                <w:iCs w:val="0"/>
+                <w:smallCaps w:val="0"/>
+                <w:strike w:val="0"/>
+                <w:color w:val="000000"/>
+                <w:sz w:val="24"/>
+                <w:szCs w:val="24"/>
+                <w:u w:val="none"/>
+                <w:shd w:fill="auto" w:val="clear"/>
+                <w:vertAlign w:val="baseline"/>
+                <w:rtl w:val="0"/>
+              </w:rPr>
+              <w:t xml:space="preserve">4.1.3 Address List Blocking</w:t>
+              <w:tab/>
+              <w:t xml:space="preserve">42</w:t>
+            </w:r>
+          </w:hyperlink>
+          <w:r>
+            <w:rPr>
+              <w:rtl w:val="0"/>
+            </w:rPr>
+          </w:r>
+        </w:p>
+        <w:p>
+          <w:pPr>
+            <w:widowControl w:val="0"/>
+            <w:tabs>
+              <w:tab w:val="right" w:leader="dot" w:pos="12000"/>
+            </w:tabs>
+            <w:spacing w:before="60" w:line="240" w:lineRule="auto"/>
+            <w:ind w:left="360" w:firstLine="0"/>
+            <w:jc w:val="left"/>
+            <w:rPr>
+              <w:color w:val="000000"/>
+              <w:u w:val="none"/>
+            </w:rPr>
+          </w:pPr>
+          <w:hyperlink w:anchor="_heading=h.s31uu7glboil">
+            <w:r>
+              <w:rPr>
+                <w:rFonts w:ascii="Times New Roman" w:cs="Times New Roman" w:eastAsia="Times New Roman" w:hAnsi="Times New Roman"/>
+                <w:b w:val="0"/>
+                <w:bCs w:val="0"/>
+                <w:i w:val="0"/>
+                <w:iCs w:val="0"/>
+                <w:smallCaps w:val="0"/>
+                <w:strike w:val="0"/>
+                <w:color w:val="000000"/>
+                <w:sz w:val="24"/>
+                <w:szCs w:val="24"/>
+                <w:u w:val="none"/>
+                <w:shd w:fill="auto" w:val="clear"/>
+                <w:vertAlign w:val="baseline"/>
+                <w:rtl w:val="0"/>
+              </w:rPr>
+              <w:t xml:space="preserve">4.2 Keamanan Suricata</w:t>
+              <w:tab/>
+              <w:t xml:space="preserve">42</w:t>
+            </w:r>
+          </w:hyperlink>
+          <w:r>
+            <w:rPr>
+              <w:rtl w:val="0"/>
+            </w:rPr>
+          </w:r>
+        </w:p>
+        <w:p>
+          <w:pPr>
+            <w:widowControl w:val="0"/>
+            <w:tabs>
+              <w:tab w:val="right" w:leader="dot" w:pos="12000"/>
+            </w:tabs>
+            <w:spacing w:before="60" w:line="240" w:lineRule="auto"/>
+            <w:ind w:left="360" w:firstLine="0"/>
+            <w:jc w:val="left"/>
+            <w:rPr>
+              <w:color w:val="000000"/>
+              <w:u w:val="none"/>
+            </w:rPr>
+          </w:pPr>
+          <w:hyperlink w:anchor="_heading=h.x4e1qupwbkl6">
+            <w:r>
+              <w:rPr>
+                <w:rFonts w:ascii="Times New Roman" w:cs="Times New Roman" w:eastAsia="Times New Roman" w:hAnsi="Times New Roman"/>
+                <w:b w:val="0"/>
+                <w:bCs w:val="0"/>
+                <w:i w:val="0"/>
+                <w:iCs w:val="0"/>
+                <w:smallCaps w:val="0"/>
+                <w:strike w:val="0"/>
+                <w:color w:val="000000"/>
+                <w:sz w:val="24"/>
+                <w:szCs w:val="24"/>
+                <w:u w:val="none"/>
+                <w:shd w:fill="auto" w:val="clear"/>
+                <w:vertAlign w:val="baseline"/>
+                <w:rtl w:val="0"/>
+              </w:rPr>
+              <w:t xml:space="preserve">4.3 Keamanan Database &amp; Docker</w:t>
+              <w:tab/>
+              <w:t xml:space="preserve">43</w:t>
+            </w:r>
+          </w:hyperlink>
+          <w:r>
+            <w:rPr>
+              <w:rtl w:val="0"/>
+            </w:rPr>
+          </w:r>
+        </w:p>
+        <w:p>
+          <w:pPr>
+            <w:widowControl w:val="0"/>
+            <w:tabs>
+              <w:tab w:val="right" w:leader="dot" w:pos="12000"/>
+            </w:tabs>
+            <w:spacing w:before="60" w:line="240" w:lineRule="auto"/>
+            <w:ind w:left="720" w:firstLine="0"/>
+            <w:jc w:val="left"/>
+            <w:rPr>
+              <w:color w:val="000000"/>
+              <w:u w:val="none"/>
+            </w:rPr>
+          </w:pPr>
+          <w:hyperlink w:anchor="_heading=h.7jqdgylqpfw7">
+            <w:r>
+              <w:rPr>
+                <w:rFonts w:ascii="Times New Roman" w:cs="Times New Roman" w:eastAsia="Times New Roman" w:hAnsi="Times New Roman"/>
+                <w:b w:val="0"/>
+                <w:bCs w:val="0"/>
+                <w:i w:val="0"/>
+                <w:iCs w:val="0"/>
+                <w:smallCaps w:val="0"/>
+                <w:strike w:val="0"/>
+                <w:color w:val="000000"/>
+                <w:sz w:val="24"/>
+                <w:szCs w:val="24"/>
+                <w:u w:val="none"/>
+                <w:shd w:fill="auto" w:val="clear"/>
+                <w:vertAlign w:val="baseline"/>
+                <w:rtl w:val="0"/>
+              </w:rPr>
+              <w:t xml:space="preserve">4.3.1 Keamanan Database</w:t>
+              <w:tab/>
+              <w:t xml:space="preserve">43</w:t>
+            </w:r>
+          </w:hyperlink>
+          <w:r>
+            <w:rPr>
+              <w:rtl w:val="0"/>
+            </w:rPr>
+          </w:r>
+        </w:p>
+        <w:p>
+          <w:pPr>
+            <w:widowControl w:val="0"/>
+            <w:tabs>
+              <w:tab w:val="right" w:leader="dot" w:pos="12000"/>
+            </w:tabs>
+            <w:spacing w:before="60" w:line="240" w:lineRule="auto"/>
+            <w:ind w:left="720" w:firstLine="0"/>
+            <w:jc w:val="left"/>
+            <w:rPr>
+              <w:color w:val="000000"/>
+              <w:u w:val="none"/>
+            </w:rPr>
+          </w:pPr>
+          <w:hyperlink w:anchor="_heading=h.btig5o9u5lg5">
+            <w:r>
+              <w:rPr>
+                <w:rFonts w:ascii="Times New Roman" w:cs="Times New Roman" w:eastAsia="Times New Roman" w:hAnsi="Times New Roman"/>
+                <w:b w:val="0"/>
+                <w:bCs w:val="0"/>
+                <w:i w:val="0"/>
+                <w:iCs w:val="0"/>
+                <w:smallCaps w:val="0"/>
+                <w:strike w:val="0"/>
+                <w:color w:val="000000"/>
+                <w:sz w:val="24"/>
+                <w:szCs w:val="24"/>
+                <w:u w:val="none"/>
+                <w:shd w:fill="auto" w:val="clear"/>
+                <w:vertAlign w:val="baseline"/>
+                <w:rtl w:val="0"/>
+              </w:rPr>
+              <w:t xml:space="preserve">4.3.2 Keamanan Docker</w:t>
+              <w:tab/>
+              <w:t xml:space="preserve">43</w:t>
+            </w:r>
+          </w:hyperlink>
+          <w:r>
+            <w:rPr>
+              <w:rtl w:val="0"/>
+            </w:rPr>
+          </w:r>
+        </w:p>
+        <w:p>
+          <w:pPr>
+            <w:widowControl w:val="0"/>
+            <w:tabs>
+              <w:tab w:val="right" w:leader="dot" w:pos="12000"/>
+            </w:tabs>
+            <w:spacing w:before="60" w:line="240" w:lineRule="auto"/>
+            <w:ind w:firstLine="0"/>
+            <w:jc w:val="left"/>
+            <w:rPr>
+              <w:b w:val="1"/>
+              <w:bCs w:val="1"/>
+              <w:color w:val="000000"/>
+              <w:u w:val="none"/>
+            </w:rPr>
+          </w:pPr>
+          <w:hyperlink w:anchor="_heading=h.rus734x1yzt5">
+            <w:r>
+              <w:rPr>
+                <w:rFonts w:ascii="Times New Roman" w:cs="Times New Roman" w:eastAsia="Times New Roman" w:hAnsi="Times New Roman"/>
+                <w:b w:val="1"/>
+                <w:bCs w:val="1"/>
+                <w:i w:val="0"/>
+                <w:iCs w:val="0"/>
+                <w:smallCaps w:val="0"/>
+                <w:strike w:val="0"/>
+                <w:color w:val="000000"/>
+                <w:sz w:val="24"/>
+                <w:szCs w:val="24"/>
+                <w:u w:val="none"/>
+                <w:shd w:fill="auto" w:val="clear"/>
+                <w:vertAlign w:val="baseline"/>
+                <w:rtl w:val="0"/>
+              </w:rPr>
+              <w:t xml:space="preserve">BAB V</w:t>
+              <w:br w:type="textWrapping"/>
+              <w:t xml:space="preserve">HASIL PENGUJIAN</w:t>
+              <w:tab/>
+              <w:t xml:space="preserve">44</w:t>
+            </w:r>
+          </w:hyperlink>
+          <w:r>
+            <w:rPr>
+              <w:rtl w:val="0"/>
+            </w:rPr>
+          </w:r>
+        </w:p>
+        <w:p>
+          <w:pPr>
+            <w:widowControl w:val="0"/>
+            <w:tabs>
+              <w:tab w:val="right" w:leader="dot" w:pos="12000"/>
+            </w:tabs>
+            <w:spacing w:before="60" w:line="240" w:lineRule="auto"/>
+            <w:ind w:left="360" w:firstLine="0"/>
+            <w:jc w:val="left"/>
+            <w:rPr>
+              <w:color w:val="000000"/>
+              <w:u w:val="none"/>
+            </w:rPr>
+          </w:pPr>
+          <w:hyperlink w:anchor="_heading=h.n761wrkrn7pw">
+            <w:r>
+              <w:rPr>
+                <w:rFonts w:ascii="Times New Roman" w:cs="Times New Roman" w:eastAsia="Times New Roman" w:hAnsi="Times New Roman"/>
+                <w:b w:val="0"/>
+                <w:bCs w:val="0"/>
+                <w:i w:val="0"/>
+                <w:iCs w:val="0"/>
+                <w:smallCaps w:val="0"/>
+                <w:strike w:val="0"/>
+                <w:color w:val="000000"/>
+                <w:sz w:val="24"/>
+                <w:szCs w:val="24"/>
+                <w:u w:val="none"/>
+                <w:shd w:fill="auto" w:val="clear"/>
+                <w:vertAlign w:val="baseline"/>
+                <w:rtl w:val="0"/>
+              </w:rPr>
+              <w:t xml:space="preserve">5.1 Ringkasan Hasil Implementasi</w:t>
+              <w:tab/>
+              <w:t xml:space="preserve">44</w:t>
+            </w:r>
+          </w:hyperlink>
+          <w:r>
+            <w:rPr>
+              <w:rtl w:val="0"/>
+            </w:rPr>
+          </w:r>
+        </w:p>
+        <w:p>
+          <w:pPr>
+            <w:widowControl w:val="0"/>
+            <w:tabs>
+              <w:tab w:val="right" w:leader="dot" w:pos="12000"/>
+            </w:tabs>
+            <w:spacing w:before="60" w:line="240" w:lineRule="auto"/>
+            <w:ind w:left="720" w:firstLine="0"/>
+            <w:jc w:val="left"/>
+            <w:rPr>
+              <w:color w:val="000000"/>
+              <w:u w:val="none"/>
+            </w:rPr>
+          </w:pPr>
+          <w:hyperlink w:anchor="_heading=h.jx65mm4rc8rb">
+            <w:r>
+              <w:rPr>
+                <w:rFonts w:ascii="Times New Roman" w:cs="Times New Roman" w:eastAsia="Times New Roman" w:hAnsi="Times New Roman"/>
+                <w:b w:val="0"/>
+                <w:bCs w:val="0"/>
+                <w:i w:val="0"/>
+                <w:iCs w:val="0"/>
+                <w:smallCaps w:val="0"/>
+                <w:strike w:val="0"/>
+                <w:color w:val="000000"/>
+                <w:sz w:val="24"/>
+                <w:szCs w:val="24"/>
+                <w:u w:val="none"/>
+                <w:shd w:fill="auto" w:val="clear"/>
+                <w:vertAlign w:val="baseline"/>
+                <w:rtl w:val="0"/>
+              </w:rPr>
+              <w:t xml:space="preserve">5.1.1 Router Virtual MikroTik CHR</w:t>
+              <w:tab/>
+              <w:t xml:space="preserve">44</w:t>
+            </w:r>
+          </w:hyperlink>
+          <w:r>
+            <w:rPr>
+              <w:rtl w:val="0"/>
+            </w:rPr>
+          </w:r>
+        </w:p>
+        <w:p>
+          <w:pPr>
+            <w:widowControl w:val="0"/>
+            <w:tabs>
+              <w:tab w:val="right" w:leader="dot" w:pos="12000"/>
+            </w:tabs>
+            <w:spacing w:before="60" w:line="240" w:lineRule="auto"/>
+            <w:ind w:left="720" w:firstLine="0"/>
+            <w:jc w:val="left"/>
+            <w:rPr>
+              <w:color w:val="000000"/>
+              <w:u w:val="none"/>
+            </w:rPr>
+          </w:pPr>
+          <w:hyperlink w:anchor="_heading=h.4i4qoewdft4y">
+            <w:r>
+              <w:rPr>
+                <w:rFonts w:ascii="Times New Roman" w:cs="Times New Roman" w:eastAsia="Times New Roman" w:hAnsi="Times New Roman"/>
+                <w:b w:val="0"/>
+                <w:bCs w:val="0"/>
+                <w:i w:val="0"/>
+                <w:iCs w:val="0"/>
+                <w:smallCaps w:val="0"/>
+                <w:strike w:val="0"/>
+                <w:color w:val="000000"/>
+                <w:sz w:val="24"/>
+                <w:szCs w:val="24"/>
+                <w:u w:val="none"/>
+                <w:shd w:fill="auto" w:val="clear"/>
+                <w:vertAlign w:val="baseline"/>
+                <w:rtl w:val="0"/>
+              </w:rPr>
+              <w:t xml:space="preserve">5.1.2 Firewall Rules MikroTik</w:t>
+              <w:tab/>
+              <w:t xml:space="preserve">44</w:t>
+            </w:r>
+          </w:hyperlink>
+          <w:r>
+            <w:rPr>
+              <w:rtl w:val="0"/>
+            </w:rPr>
+          </w:r>
+        </w:p>
+        <w:p>
+          <w:pPr>
+            <w:widowControl w:val="0"/>
+            <w:tabs>
+              <w:tab w:val="right" w:leader="dot" w:pos="12000"/>
+            </w:tabs>
+            <w:spacing w:before="60" w:line="240" w:lineRule="auto"/>
+            <w:ind w:left="720" w:firstLine="0"/>
+            <w:jc w:val="left"/>
+            <w:rPr>
+              <w:color w:val="000000"/>
+              <w:u w:val="none"/>
+            </w:rPr>
+          </w:pPr>
+          <w:hyperlink w:anchor="_heading=h.67yu03j79qkf">
+            <w:r>
+              <w:rPr>
+                <w:rFonts w:ascii="Times New Roman" w:cs="Times New Roman" w:eastAsia="Times New Roman" w:hAnsi="Times New Roman"/>
+                <w:b w:val="0"/>
+                <w:bCs w:val="0"/>
+                <w:i w:val="0"/>
+                <w:iCs w:val="0"/>
+                <w:smallCaps w:val="0"/>
+                <w:strike w:val="0"/>
+                <w:color w:val="000000"/>
+                <w:sz w:val="24"/>
+                <w:szCs w:val="24"/>
+                <w:u w:val="none"/>
+                <w:shd w:fill="auto" w:val="clear"/>
+                <w:vertAlign w:val="baseline"/>
+                <w:rtl w:val="0"/>
+              </w:rPr>
+              <w:t xml:space="preserve">5.1.3 VM Ubuntu DMZ</w:t>
+              <w:tab/>
+              <w:t xml:space="preserve">45</w:t>
+            </w:r>
+          </w:hyperlink>
+          <w:r>
+            <w:rPr>
+              <w:rtl w:val="0"/>
+            </w:rPr>
+          </w:r>
+        </w:p>
+        <w:p>
+          <w:pPr>
+            <w:widowControl w:val="0"/>
+            <w:tabs>
+              <w:tab w:val="right" w:leader="dot" w:pos="12000"/>
+            </w:tabs>
+            <w:spacing w:before="60" w:line="240" w:lineRule="auto"/>
+            <w:ind w:left="720" w:firstLine="0"/>
+            <w:jc w:val="left"/>
+            <w:rPr>
+              <w:color w:val="000000"/>
+              <w:u w:val="none"/>
+            </w:rPr>
+          </w:pPr>
+          <w:hyperlink w:anchor="_heading=h.wa6buenakyka">
+            <w:r>
+              <w:rPr>
+                <w:rFonts w:ascii="Times New Roman" w:cs="Times New Roman" w:eastAsia="Times New Roman" w:hAnsi="Times New Roman"/>
+                <w:b w:val="0"/>
+                <w:bCs w:val="0"/>
+                <w:i w:val="0"/>
+                <w:iCs w:val="0"/>
+                <w:smallCaps w:val="0"/>
+                <w:strike w:val="0"/>
+                <w:color w:val="000000"/>
+                <w:sz w:val="24"/>
+                <w:szCs w:val="24"/>
+                <w:u w:val="none"/>
+                <w:shd w:fill="auto" w:val="clear"/>
+                <w:vertAlign w:val="baseline"/>
+                <w:rtl w:val="0"/>
+              </w:rPr>
+              <w:t xml:space="preserve">5.1.4 Database Server LAN</w:t>
+              <w:tab/>
+              <w:t xml:space="preserve">45</w:t>
+            </w:r>
+          </w:hyperlink>
+          <w:r>
+            <w:rPr>
+              <w:rtl w:val="0"/>
+            </w:rPr>
+          </w:r>
+        </w:p>
+        <w:p>
+          <w:pPr>
+            <w:widowControl w:val="0"/>
+            <w:tabs>
+              <w:tab w:val="right" w:leader="dot" w:pos="12000"/>
+            </w:tabs>
+            <w:spacing w:before="60" w:line="240" w:lineRule="auto"/>
+            <w:ind w:left="360" w:firstLine="0"/>
+            <w:jc w:val="left"/>
+            <w:rPr>
+              <w:color w:val="000000"/>
+              <w:u w:val="none"/>
+            </w:rPr>
+          </w:pPr>
+          <w:hyperlink w:anchor="_heading=h.a8c99v22bubj">
+            <w:r>
+              <w:rPr>
+                <w:rFonts w:ascii="Times New Roman" w:cs="Times New Roman" w:eastAsia="Times New Roman" w:hAnsi="Times New Roman"/>
+                <w:b w:val="0"/>
+                <w:bCs w:val="0"/>
+                <w:i w:val="0"/>
+                <w:iCs w:val="0"/>
+                <w:smallCaps w:val="0"/>
+                <w:strike w:val="0"/>
+                <w:color w:val="000000"/>
+                <w:sz w:val="24"/>
+                <w:szCs w:val="24"/>
+                <w:u w:val="none"/>
+                <w:shd w:fill="auto" w:val="clear"/>
+                <w:vertAlign w:val="baseline"/>
+                <w:rtl w:val="0"/>
+              </w:rPr>
+              <w:t xml:space="preserve">5.2 Hasil Pengujian dan Verifikasi</w:t>
+              <w:tab/>
+              <w:t xml:space="preserve">46</w:t>
+            </w:r>
+          </w:hyperlink>
+          <w:r>
+            <w:rPr>
+              <w:rtl w:val="0"/>
+            </w:rPr>
+          </w:r>
+        </w:p>
+        <w:p>
+          <w:pPr>
+            <w:widowControl w:val="0"/>
+            <w:tabs>
+              <w:tab w:val="right" w:leader="dot" w:pos="12000"/>
+            </w:tabs>
+            <w:spacing w:before="60" w:line="240" w:lineRule="auto"/>
+            <w:ind w:left="720" w:firstLine="0"/>
+            <w:jc w:val="left"/>
+            <w:rPr>
+              <w:color w:val="000000"/>
+              <w:u w:val="none"/>
+            </w:rPr>
+          </w:pPr>
+          <w:hyperlink w:anchor="_heading=h.tlx68m3aq4xm">
+            <w:r>
+              <w:rPr>
+                <w:rFonts w:ascii="Times New Roman" w:cs="Times New Roman" w:eastAsia="Times New Roman" w:hAnsi="Times New Roman"/>
+                <w:b w:val="0"/>
+                <w:bCs w:val="0"/>
+                <w:i w:val="0"/>
+                <w:iCs w:val="0"/>
+                <w:smallCaps w:val="0"/>
+                <w:strike w:val="0"/>
+                <w:color w:val="000000"/>
+                <w:sz w:val="24"/>
+                <w:szCs w:val="24"/>
+                <w:u w:val="none"/>
+                <w:shd w:fill="auto" w:val="clear"/>
+                <w:vertAlign w:val="baseline"/>
+                <w:rtl w:val="0"/>
+              </w:rPr>
+              <w:t xml:space="preserve">5.2.1 Analisis Hasil Pengujian</w:t>
+              <w:tab/>
+              <w:t xml:space="preserve">46</w:t>
+            </w:r>
+          </w:hyperlink>
+          <w:r>
+            <w:rPr>
+              <w:rtl w:val="0"/>
+            </w:rPr>
+          </w:r>
+        </w:p>
+        <w:p>
+          <w:pPr>
+            <w:widowControl w:val="0"/>
+            <w:tabs>
+              <w:tab w:val="right" w:leader="dot" w:pos="12000"/>
+            </w:tabs>
+            <w:spacing w:before="60" w:line="240" w:lineRule="auto"/>
+            <w:ind w:firstLine="0"/>
+            <w:jc w:val="left"/>
+            <w:rPr>
+              <w:b w:val="1"/>
+              <w:bCs w:val="1"/>
+              <w:color w:val="000000"/>
+              <w:u w:val="none"/>
+            </w:rPr>
+          </w:pPr>
+          <w:hyperlink w:anchor="_heading=h.jtx9j5wfz0o2">
+            <w:r>
+              <w:rPr>
+                <w:rFonts w:ascii="Times New Roman" w:cs="Times New Roman" w:eastAsia="Times New Roman" w:hAnsi="Times New Roman"/>
+                <w:b w:val="1"/>
+                <w:bCs w:val="1"/>
+                <w:i w:val="0"/>
+                <w:iCs w:val="0"/>
+                <w:smallCaps w:val="0"/>
+                <w:strike w:val="0"/>
+                <w:color w:val="000000"/>
+                <w:sz w:val="24"/>
+                <w:szCs w:val="24"/>
+                <w:u w:val="none"/>
+                <w:shd w:fill="auto" w:val="clear"/>
+                <w:vertAlign w:val="baseline"/>
+                <w:rtl w:val="0"/>
+              </w:rPr>
+              <w:t xml:space="preserve">BAB VI</w:t>
+              <w:br w:type="textWrapping"/>
+              <w:t xml:space="preserve">KENDALA DAN SOLUSI</w:t>
+              <w:tab/>
+              <w:t xml:space="preserve">48</w:t>
+            </w:r>
+          </w:hyperlink>
+          <w:r>
+            <w:rPr>
+              <w:rtl w:val="0"/>
+            </w:rPr>
+          </w:r>
+        </w:p>
+        <w:p>
+          <w:pPr>
+            <w:widowControl w:val="0"/>
+            <w:tabs>
+              <w:tab w:val="right" w:leader="dot" w:pos="12000"/>
+            </w:tabs>
+            <w:spacing w:before="60" w:line="240" w:lineRule="auto"/>
+            <w:ind w:firstLine="0"/>
+            <w:jc w:val="left"/>
+            <w:rPr>
+              <w:b w:val="1"/>
+              <w:bCs w:val="1"/>
+              <w:color w:val="000000"/>
+              <w:u w:val="none"/>
+            </w:rPr>
+          </w:pPr>
+          <w:hyperlink w:anchor="_heading=h.r5g4guucl774">
+            <w:r>
+              <w:rPr>
+                <w:rFonts w:ascii="Times New Roman" w:cs="Times New Roman" w:eastAsia="Times New Roman" w:hAnsi="Times New Roman"/>
+                <w:b w:val="1"/>
+                <w:bCs w:val="1"/>
+                <w:i w:val="0"/>
+                <w:iCs w:val="0"/>
+                <w:smallCaps w:val="0"/>
+                <w:strike w:val="0"/>
+                <w:color w:val="000000"/>
+                <w:sz w:val="24"/>
+                <w:szCs w:val="24"/>
+                <w:u w:val="none"/>
+                <w:shd w:fill="auto" w:val="clear"/>
+                <w:vertAlign w:val="baseline"/>
+                <w:rtl w:val="0"/>
+              </w:rPr>
+              <w:t xml:space="preserve">BAB VII</w:t>
+              <w:br w:type="textWrapping"/>
+              <w:t xml:space="preserve">KESIMPULAN DAN SARAN</w:t>
+              <w:tab/>
+              <w:t xml:space="preserve">50</w:t>
+            </w:r>
+          </w:hyperlink>
+          <w:r>
+            <w:rPr>
+              <w:rtl w:val="0"/>
+            </w:rPr>
+          </w:r>
+        </w:p>
+        <w:p>
+          <w:pPr>
+            <w:widowControl w:val="0"/>
+            <w:tabs>
+              <w:tab w:val="right" w:leader="dot" w:pos="12000"/>
+            </w:tabs>
+            <w:spacing w:before="60" w:line="240" w:lineRule="auto"/>
+            <w:ind w:left="360" w:firstLine="0"/>
+            <w:jc w:val="left"/>
+            <w:rPr>
+              <w:color w:val="000000"/>
+              <w:u w:val="none"/>
+            </w:rPr>
+          </w:pPr>
+          <w:hyperlink w:anchor="_heading=h.lvgzogr1za7t">
+            <w:r>
+              <w:rPr>
+                <w:rFonts w:ascii="Times New Roman" w:cs="Times New Roman" w:eastAsia="Times New Roman" w:hAnsi="Times New Roman"/>
+                <w:b w:val="0"/>
+                <w:bCs w:val="0"/>
+                <w:i w:val="0"/>
+                <w:iCs w:val="0"/>
+                <w:smallCaps w:val="0"/>
+                <w:strike w:val="0"/>
+                <w:color w:val="000000"/>
+                <w:sz w:val="24"/>
+                <w:szCs w:val="24"/>
+                <w:u w:val="none"/>
+                <w:shd w:fill="auto" w:val="clear"/>
+                <w:vertAlign w:val="baseline"/>
+                <w:rtl w:val="0"/>
+              </w:rPr>
+              <w:t xml:space="preserve">7.1 Kesimpulan</w:t>
+              <w:tab/>
+              <w:t xml:space="preserve">50</w:t>
+            </w:r>
+          </w:hyperlink>
+          <w:r>
+            <w:rPr>
+              <w:rtl w:val="0"/>
+            </w:rPr>
+          </w:r>
+        </w:p>
+        <w:p>
+          <w:pPr>
+            <w:widowControl w:val="0"/>
+            <w:tabs>
+              <w:tab w:val="right" w:leader="dot" w:pos="12000"/>
+            </w:tabs>
+            <w:spacing w:before="60" w:line="240" w:lineRule="auto"/>
+            <w:ind w:left="360" w:firstLine="0"/>
+            <w:jc w:val="left"/>
+            <w:rPr>
+              <w:color w:val="000000"/>
+              <w:u w:val="none"/>
+            </w:rPr>
+          </w:pPr>
+          <w:hyperlink w:anchor="_heading=h.tzy3012ur6xb">
+            <w:r>
+              <w:rPr>
+                <w:rFonts w:ascii="Times New Roman" w:cs="Times New Roman" w:eastAsia="Times New Roman" w:hAnsi="Times New Roman"/>
+                <w:b w:val="0"/>
+                <w:bCs w:val="0"/>
+                <w:i w:val="0"/>
+                <w:iCs w:val="0"/>
+                <w:smallCaps w:val="0"/>
+                <w:strike w:val="0"/>
+                <w:color w:val="000000"/>
+                <w:sz w:val="24"/>
+                <w:szCs w:val="24"/>
+                <w:u w:val="none"/>
+                <w:shd w:fill="auto" w:val="clear"/>
+                <w:vertAlign w:val="baseline"/>
+                <w:rtl w:val="0"/>
+              </w:rPr>
+              <w:t xml:space="preserve">7.2 Saran</w:t>
+              <w:tab/>
+              <w:t xml:space="preserve">50</w:t>
+            </w:r>
+          </w:hyperlink>
+          <w:r>
+            <w:rPr>
+              <w:rtl w:val="0"/>
+            </w:rPr>
+          </w:r>
+        </w:p>
+        <w:p>
+          <w:pPr>
+            <w:widowControl w:val="0"/>
+            <w:tabs>
+              <w:tab w:val="right" w:leader="dot" w:pos="12000"/>
+            </w:tabs>
+            <w:spacing w:before="60" w:line="240" w:lineRule="auto"/>
+            <w:ind w:firstLine="0"/>
+            <w:jc w:val="left"/>
+            <w:rPr>
+              <w:b w:val="1"/>
+              <w:bCs w:val="1"/>
+              <w:color w:val="000000"/>
+              <w:u w:val="none"/>
+            </w:rPr>
+          </w:pPr>
+          <w:hyperlink w:anchor="_heading=h.qdjbfq3t4onc">
+            <w:r>
+              <w:rPr>
+                <w:rFonts w:ascii="Times New Roman" w:cs="Times New Roman" w:eastAsia="Times New Roman" w:hAnsi="Times New Roman"/>
+                <w:b w:val="1"/>
+                <w:bCs w:val="1"/>
+                <w:i w:val="0"/>
+                <w:iCs w:val="0"/>
+                <w:smallCaps w:val="0"/>
+                <w:strike w:val="0"/>
+                <w:color w:val="000000"/>
+                <w:sz w:val="24"/>
+                <w:szCs w:val="24"/>
+                <w:u w:val="none"/>
+                <w:shd w:fill="auto" w:val="clear"/>
+                <w:vertAlign w:val="baseline"/>
+                <w:rtl w:val="0"/>
+              </w:rPr>
+              <w:t xml:space="preserve">LAMPIRAN</w:t>
+              <w:tab/>
+              <w:t xml:space="preserve">52</w:t>
+            </w:r>
+          </w:hyperlink>
+          <w:r>
+            <w:rPr>
+              <w:rtl w:val="0"/>
+            </w:rPr>
+          </w:r>
+          <w:r>
+            <w:fldChar w:fldCharType="end"/>
+          </w:r>
+        </w:p>
+      </w:sdtContent>
+    </w:sdt>
     <w:p>
       <w:pPr>
         <w:ind w:left="0" w:firstLine="0"/>
@@ -673,7 +4293,19 @@
         <w:rPr>
           <w:rtl w:val="0"/>
         </w:rPr>
-        <w:t xml:space="preserve">Proyek ini disusun sebagai implementasi tugas akhir mata kuliah Virtualisasi dan Keamanan Jaringan. Melalui proyek ini, mahasiswa diharapkan mampu merancang, membangun, mengonfigurasi, menguji, serta mendokumentasikan sebuah infrastruktur jaringan virtual yang menerapkan konsep virtualisasi, containerisasi, segmentasi jaringan, dan keamanan jaringan secara terpadu. Selain itu, proyek ini menjadi sarana untuk memahami bagaimana berbagai komponen jaringan saling terintegrasi dalam membangun sistem yang aman, terstruktur, dan mudah dikelola.</w:t>
+        <w:t xml:space="preserve">Proyek ini disusun sebagai implementasi tugas akhir mata kuliah Virtualisasi dan Keamanan Jaringan. Melalui proyek ini, mahasiswa diharapkan mampu merancang, membangun, </w:t>
+      </w:r>
+      <w:r>
+        <w:rPr>
+          <w:rtl w:val="0"/>
+        </w:rPr>
+        <w:t xml:space="preserve">mengonfigurasi</w:t>
+      </w:r>
+      <w:r>
+        <w:rPr>
+          <w:rtl w:val="0"/>
+        </w:rPr>
+        <w:t xml:space="preserve">, menguji, serta mendokumentasikan sebuah infrastruktur jaringan virtual yang menerapkan konsep virtualisasi, kontainerisasi, segmentasi jaringan, dan keamanan jaringan secara terpadu. Selain itu, proyek ini menjadi sarana untuk memahami bagaimana berbagai komponen jaringan saling terintegrasi dalam membangun sistem yang aman, terstruktur, dan mudah dikelola.</w:t>
       </w:r>
       <w:r>
         <w:rPr>
@@ -753,7 +4385,19 @@
         <w:rPr>
           <w:rtl w:val="0"/>
         </w:rPr>
-        <w:t xml:space="preserve">Merancang dan mengonfigurasi arsitektur jaringan yang tersegmentasi menjadi tiga zona, yaitu External Network, DMZ, dan LAN untuk meningkatkan keamanan jaringan.</w:t>
+        <w:t xml:space="preserve">Merancang dan </w:t>
+      </w:r>
+      <w:r>
+        <w:rPr>
+          <w:rtl w:val="0"/>
+        </w:rPr>
+        <w:t xml:space="preserve">mengonfigurasi</w:t>
+      </w:r>
+      <w:r>
+        <w:rPr>
+          <w:rtl w:val="0"/>
+        </w:rPr>
+        <w:t xml:space="preserve"> arsitektur jaringan yang tersegmentasi menjadi tiga zona, yaitu External Network, DMZ, dan LAN untuk meningkatkan keamanan jaringan.</w:t>
       </w:r>
     </w:p>
     <w:p>
@@ -827,7 +4471,19 @@
         <w:rPr>
           <w:rtl w:val="0"/>
         </w:rPr>
-        <w:t xml:space="preserve">Menginstal dan mengonfigurasi Suricata sebagai </w:t>
+        <w:t xml:space="preserve">Menginstal dan </w:t>
+      </w:r>
+      <w:r>
+        <w:rPr>
+          <w:rtl w:val="0"/>
+        </w:rPr>
+        <w:t xml:space="preserve">mengonfigurasi</w:t>
+      </w:r>
+      <w:r>
+        <w:rPr>
+          <w:rtl w:val="0"/>
+        </w:rPr>
+        <w:t xml:space="preserve"> Suricata sebagai </w:t>
       </w:r>
       <w:r>
         <w:rPr>
@@ -968,7 +4624,13 @@
         <w:rPr>
           <w:rtl w:val="0"/>
         </w:rPr>
-        <w:t xml:space="preserve">Mengonfigurasi routing, firewall filter, NAT, port forwarding, connection tracking, dan address list pada MikroTik untuk mengatur lalu lintas jaringan.</w:t>
+        <w:t xml:space="preserve">Mengonfigurasi</w:t>
+      </w:r>
+      <w:r>
+        <w:rPr>
+          <w:rtl w:val="0"/>
+        </w:rPr>
+        <w:t xml:space="preserve"> routing, firewall filter, NAT, port forwarding, connection tracking, dan address list pada MikroTik untuk mengatur lalu lintas jaringan.</w:t>
       </w:r>
     </w:p>
     <w:p>
@@ -998,7 +4660,7 @@
         <w:rPr>
           <w:rtl w:val="0"/>
         </w:rPr>
-        <w:t xml:space="preserve">Membangun dua aplikasi web menggunakan Docker Compose, yaitu App1 berbasis Python Flask dan App2 berbasis PHP/Apache, yang terhubung dengan database MySQL/MariaDB pada segmen LAN.</w:t>
+        <w:t xml:space="preserve">Membangun dua aplikasi web menggunakan Docker Compose, yaitu App1 berbasis Python Flask dan App2 berbasis Node.js, yang terhubung dengan database MySQL/MariaDB pada segmen LAN.</w:t>
       </w:r>
     </w:p>
     <w:p>
@@ -1013,7 +4675,13 @@
         <w:rPr>
           <w:rtl w:val="0"/>
         </w:rPr>
-        <w:t xml:space="preserve">Mengonfigurasi Nginx sebagai </w:t>
+        <w:t xml:space="preserve">Mengonfigurasi</w:t>
+      </w:r>
+      <w:r>
+        <w:rPr>
+          <w:rtl w:val="0"/>
+        </w:rPr>
+        <w:t xml:space="preserve"> Nginx sebagai </w:t>
       </w:r>
       <w:r>
         <w:rPr>
@@ -1056,7 +4724,19 @@
         <w:rPr>
           <w:rtl w:val="0"/>
         </w:rPr>
-        <w:t xml:space="preserve">Menginstal dan mengonfigurasi MySQL/MariaDB pada server database, termasuk pembuatan database, pengguna (</w:t>
+        <w:t xml:space="preserve">Menginstal dan </w:t>
+      </w:r>
+      <w:r>
+        <w:rPr>
+          <w:rtl w:val="0"/>
+        </w:rPr>
+        <w:t xml:space="preserve">mengonfigurasi</w:t>
+      </w:r>
+      <w:r>
+        <w:rPr>
+          <w:rtl w:val="0"/>
+        </w:rPr>
+        <w:t xml:space="preserve"> MySQL/MariaDB pada server database, termasuk pembuatan database, pengguna (</w:t>
       </w:r>
       <w:r>
         <w:rPr>
@@ -1085,7 +4765,13 @@
         <w:rPr>
           <w:rtl w:val="0"/>
         </w:rPr>
-        <w:t xml:space="preserve">Mengonfigurasi firewall pada sistem operasi database menggunakan UFW agar hanya menerima koneksi MySQL dari server pada segmen DMZ. </w:t>
+        <w:t xml:space="preserve">Mengonfigurasi</w:t>
+      </w:r>
+      <w:r>
+        <w:rPr>
+          <w:rtl w:val="0"/>
+        </w:rPr>
+        <w:t xml:space="preserve"> firewall pada sistem operasi database menggunakan UFW agar hanya menerima koneksi MySQL dari server pada segmen DMZ. </w:t>
       </w:r>
     </w:p>
     <w:p>
@@ -1100,7 +4786,19 @@
         <w:rPr>
           <w:rtl w:val="0"/>
         </w:rPr>
-        <w:t xml:space="preserve">Menginstal dan mengonfigurasi Suricata sebagai </w:t>
+        <w:t xml:space="preserve">Menginstal dan </w:t>
+      </w:r>
+      <w:r>
+        <w:rPr>
+          <w:rtl w:val="0"/>
+        </w:rPr>
+        <w:t xml:space="preserve">mengonfigurasi</w:t>
+      </w:r>
+      <w:r>
+        <w:rPr>
+          <w:rtl w:val="0"/>
+        </w:rPr>
+        <w:t xml:space="preserve"> Suricata sebagai </w:t>
       </w:r>
       <w:r>
         <w:rPr>
@@ -1185,7 +4883,7 @@
         <w:rPr>
           <w:rtl w:val="0"/>
         </w:rPr>
-        <w:t xml:space="preserve">Melakukan pengujian konektivitas jaringan, pengujian aplikasi web, pengujian firewall, serta pengujian sistem deteksi intrusi untuk memastikan seluruh komponen berjalan sesuai rancangan. </w:t>
+        <w:t xml:space="preserve">Melakukan pengujian konektifitas jaringan, pengujian aplikasi web, pengujian firewall, serta pengujian sistem deteksi intrusi untuk memastikan seluruh komponen berjalan sesuai rancangan. </w:t>
       </w:r>
     </w:p>
     <w:p>
@@ -1555,12 +5253,12 @@
             <wp:extent cx="5754688" cy="4399581"/>
             <wp:effectExtent b="0" l="0" r="0" t="0"/>
             <wp:wrapTopAndBottom distB="114300" distT="114300"/>
-            <wp:docPr id="37" name="image46.png"/>
+            <wp:docPr id="37" name="image28.png"/>
             <a:graphic>
               <a:graphicData uri="http://schemas.openxmlformats.org/drawingml/2006/picture">
                 <pic:pic>
                   <pic:nvPicPr>
-                    <pic:cNvPr id="0" name="image46.png"/>
+                    <pic:cNvPr id="0" name="image28.png"/>
                     <pic:cNvPicPr preferRelativeResize="0"/>
                   </pic:nvPicPr>
                   <pic:blipFill>
@@ -1668,7 +5366,7 @@
     <w:sdt>
       <w:sdtPr>
         <w:lock w:val="contentLocked"/>
-        <w:id w:val="1167375853"/>
+        <w:id w:val="29575310"/>
         <w:tag w:val="goog_rdk_0"/>
       </w:sdtPr>
       <w:sdtContent>
@@ -3118,16 +6816,12 @@
         </w:rPr>
         <w:t xml:space="preserve">Docker digunakan untuk menjalankan aplikasi dalam bentuk container sehingga setiap aplikasi memiliki lingkungan kerja yang terisolasi. Implementasi proyek ini menggunakan Docker Compose untuk menjalankan dua container aplikasi secara bersamaan, yaitu App1 berbasis Python Flask dan App2 berbasis </w:t>
       </w:r>
-      <w:hyperlink r:id="rId12">
-        <w:r>
-          <w:rPr>
-            <w:color w:val="1155cc"/>
-            <w:u w:val="single"/>
-            <w:rtl w:val="0"/>
-          </w:rPr>
-          <w:t xml:space="preserve">PHP/Apache</w:t>
-        </w:r>
-      </w:hyperlink>
+      <w:r>
+        <w:rPr>
+          <w:rtl w:val="0"/>
+        </w:rPr>
+        <w:t xml:space="preserve">Node.js</w:t>
+      </w:r>
       <w:r>
         <w:rPr>
           <w:rtl w:val="0"/>
@@ -3480,7 +7174,7 @@
     <w:sdt>
       <w:sdtPr>
         <w:lock w:val="contentLocked"/>
-        <w:id w:val="-1758188985"/>
+        <w:id w:val="1712817338"/>
         <w:tag w:val="goog_rdk_1"/>
       </w:sdtPr>
       <w:sdtContent>
@@ -4171,7 +7865,7 @@
                   <w:rPr>
                     <w:rtl w:val="0"/>
                   </w:rPr>
-                  <w:t xml:space="preserve">Python Flask (App1) dan PHP/Apache (App2) </w:t>
+                  <w:t xml:space="preserve">Python Flask (App1) dan Node.js (App2) </w:t>
                 </w:r>
               </w:p>
             </w:tc>
@@ -4266,16 +7960,16 @@
             <wp:extent cx="5401000" cy="2066219"/>
             <wp:effectExtent b="0" l="0" r="0" t="0"/>
             <wp:wrapNone/>
-            <wp:docPr id="47" name="image44.png"/>
+            <wp:docPr id="47" name="image43.png"/>
             <a:graphic>
               <a:graphicData uri="http://schemas.openxmlformats.org/drawingml/2006/picture">
                 <pic:pic>
                   <pic:nvPicPr>
-                    <pic:cNvPr id="0" name="image44.png"/>
+                    <pic:cNvPr id="0" name="image43.png"/>
                     <pic:cNvPicPr preferRelativeResize="0"/>
                   </pic:nvPicPr>
                   <pic:blipFill>
-                    <a:blip r:embed="rId13"/>
+                    <a:blip r:embed="rId12"/>
                     <a:srcRect b="0" l="0" r="0" t="0"/>
                     <a:stretch>
                       <a:fillRect/>
@@ -4471,16 +8165,16 @@
             <wp:extent cx="5362115" cy="1590539"/>
             <wp:effectExtent b="0" l="0" r="0" t="0"/>
             <wp:wrapNone/>
-            <wp:docPr id="48" name="image34.png"/>
+            <wp:docPr id="48" name="image42.png"/>
             <a:graphic>
               <a:graphicData uri="http://schemas.openxmlformats.org/drawingml/2006/picture">
                 <pic:pic>
                   <pic:nvPicPr>
-                    <pic:cNvPr id="0" name="image34.png"/>
+                    <pic:cNvPr id="0" name="image42.png"/>
                     <pic:cNvPicPr preferRelativeResize="0"/>
                   </pic:nvPicPr>
                   <pic:blipFill>
-                    <a:blip r:embed="rId14"/>
+                    <a:blip r:embed="rId13"/>
                     <a:srcRect b="0" l="0" r="0" t="0"/>
                     <a:stretch>
                       <a:fillRect/>
@@ -4658,16 +8352,16 @@
             <wp:extent cx="5362575" cy="3343275"/>
             <wp:effectExtent b="0" l="0" r="0" t="0"/>
             <wp:wrapNone/>
-            <wp:docPr id="19" name="image4.png"/>
+            <wp:docPr id="19" name="image10.png"/>
             <a:graphic>
               <a:graphicData uri="http://schemas.openxmlformats.org/drawingml/2006/picture">
                 <pic:pic>
                   <pic:nvPicPr>
-                    <pic:cNvPr id="0" name="image4.png"/>
+                    <pic:cNvPr id="0" name="image10.png"/>
                     <pic:cNvPicPr preferRelativeResize="0"/>
                   </pic:nvPicPr>
                   <pic:blipFill>
-                    <a:blip r:embed="rId15"/>
+                    <a:blip r:embed="rId14"/>
                     <a:srcRect b="0" l="0" r="0" t="0"/>
                     <a:stretch>
                       <a:fillRect/>
@@ -4882,16 +8576,16 @@
             <wp:extent cx="5448300" cy="1838680"/>
             <wp:effectExtent b="0" l="0" r="0" t="0"/>
             <wp:wrapNone/>
-            <wp:docPr id="49" name="image38.png"/>
+            <wp:docPr id="49" name="image46.png"/>
             <a:graphic>
               <a:graphicData uri="http://schemas.openxmlformats.org/drawingml/2006/picture">
                 <pic:pic>
                   <pic:nvPicPr>
-                    <pic:cNvPr id="0" name="image38.png"/>
+                    <pic:cNvPr id="0" name="image46.png"/>
                     <pic:cNvPicPr preferRelativeResize="0"/>
                   </pic:nvPicPr>
                   <pic:blipFill>
-                    <a:blip r:embed="rId16"/>
+                    <a:blip r:embed="rId15"/>
                     <a:srcRect b="0" l="0" r="0" t="0"/>
                     <a:stretch>
                       <a:fillRect/>
@@ -5110,16 +8804,16 @@
             <wp:extent cx="5448300" cy="1638300"/>
             <wp:effectExtent b="0" l="0" r="0" t="0"/>
             <wp:wrapNone/>
-            <wp:docPr id="40" name="image31.png"/>
+            <wp:docPr id="40" name="image44.png"/>
             <a:graphic>
               <a:graphicData uri="http://schemas.openxmlformats.org/drawingml/2006/picture">
                 <pic:pic>
                   <pic:nvPicPr>
-                    <pic:cNvPr id="0" name="image31.png"/>
+                    <pic:cNvPr id="0" name="image44.png"/>
                     <pic:cNvPicPr preferRelativeResize="0"/>
                   </pic:nvPicPr>
                   <pic:blipFill>
-                    <a:blip r:embed="rId17"/>
+                    <a:blip r:embed="rId16"/>
                     <a:srcRect b="0" l="0" r="0" t="0"/>
                     <a:stretch>
                       <a:fillRect/>
@@ -5323,16 +9017,16 @@
             <wp:extent cx="5401000" cy="1585703"/>
             <wp:effectExtent b="0" l="0" r="0" t="0"/>
             <wp:wrapNone/>
-            <wp:docPr id="1" name="image10.png"/>
+            <wp:docPr id="1" name="image2.png"/>
             <a:graphic>
               <a:graphicData uri="http://schemas.openxmlformats.org/drawingml/2006/picture">
                 <pic:pic>
                   <pic:nvPicPr>
-                    <pic:cNvPr id="0" name="image10.png"/>
+                    <pic:cNvPr id="0" name="image2.png"/>
                     <pic:cNvPicPr preferRelativeResize="0"/>
                   </pic:nvPicPr>
                   <pic:blipFill>
-                    <a:blip r:embed="rId18"/>
+                    <a:blip r:embed="rId17"/>
                     <a:srcRect b="0" l="0" r="0" t="0"/>
                     <a:stretch>
                       <a:fillRect/>
@@ -5566,16 +9260,16 @@
             <wp:extent cx="5401000" cy="2929886"/>
             <wp:effectExtent b="0" l="0" r="0" t="0"/>
             <wp:wrapNone/>
-            <wp:docPr id="3" name="image11.png"/>
+            <wp:docPr id="3" name="image4.png"/>
             <a:graphic>
               <a:graphicData uri="http://schemas.openxmlformats.org/drawingml/2006/picture">
                 <pic:pic>
                   <pic:nvPicPr>
-                    <pic:cNvPr id="0" name="image11.png"/>
+                    <pic:cNvPr id="0" name="image4.png"/>
                     <pic:cNvPicPr preferRelativeResize="0"/>
                   </pic:nvPicPr>
                   <pic:blipFill>
-                    <a:blip r:embed="rId19"/>
+                    <a:blip r:embed="rId18"/>
                     <a:srcRect b="0" l="0" r="0" t="0"/>
                     <a:stretch>
                       <a:fillRect/>
@@ -5780,16 +9474,16 @@
             <wp:extent cx="5400675" cy="2742042"/>
             <wp:effectExtent b="0" l="0" r="0" t="0"/>
             <wp:wrapNone/>
-            <wp:docPr id="4" name="image7.png"/>
+            <wp:docPr id="4" name="image12.png"/>
             <a:graphic>
               <a:graphicData uri="http://schemas.openxmlformats.org/drawingml/2006/picture">
                 <pic:pic>
                   <pic:nvPicPr>
-                    <pic:cNvPr id="0" name="image7.png"/>
+                    <pic:cNvPr id="0" name="image12.png"/>
                     <pic:cNvPicPr preferRelativeResize="0"/>
                   </pic:nvPicPr>
                   <pic:blipFill>
-                    <a:blip r:embed="rId20"/>
+                    <a:blip r:embed="rId19"/>
                     <a:srcRect b="0" l="0" r="0" t="0"/>
                     <a:stretch>
                       <a:fillRect/>
@@ -6237,7 +9931,7 @@
                     <pic:cNvPicPr preferRelativeResize="0"/>
                   </pic:nvPicPr>
                   <pic:blipFill>
-                    <a:blip r:embed="rId21"/>
+                    <a:blip r:embed="rId20"/>
                     <a:srcRect b="0" l="0" r="0" t="0"/>
                     <a:stretch>
                       <a:fillRect/>
@@ -6484,16 +10178,16 @@
             <wp:extent cx="5381625" cy="3183350"/>
             <wp:effectExtent b="0" l="0" r="0" t="0"/>
             <wp:wrapNone/>
-            <wp:docPr id="18" name="image8.png"/>
+            <wp:docPr id="18" name="image37.png"/>
             <a:graphic>
               <a:graphicData uri="http://schemas.openxmlformats.org/drawingml/2006/picture">
                 <pic:pic>
                   <pic:nvPicPr>
-                    <pic:cNvPr id="0" name="image8.png"/>
+                    <pic:cNvPr id="0" name="image37.png"/>
                     <pic:cNvPicPr preferRelativeResize="0"/>
                   </pic:nvPicPr>
                   <pic:blipFill>
-                    <a:blip r:embed="rId22"/>
+                    <a:blip r:embed="rId21"/>
                     <a:srcRect b="0" l="0" r="0" t="0"/>
                     <a:stretch>
                       <a:fillRect/>
@@ -6742,16 +10436,16 @@
             <wp:extent cx="5381625" cy="2094582"/>
             <wp:effectExtent b="0" l="0" r="0" t="0"/>
             <wp:wrapNone/>
-            <wp:docPr id="35" name="image29.png"/>
+            <wp:docPr id="35" name="image47.png"/>
             <a:graphic>
               <a:graphicData uri="http://schemas.openxmlformats.org/drawingml/2006/picture">
                 <pic:pic>
                   <pic:nvPicPr>
-                    <pic:cNvPr id="0" name="image29.png"/>
+                    <pic:cNvPr id="0" name="image47.png"/>
                     <pic:cNvPicPr preferRelativeResize="0"/>
                   </pic:nvPicPr>
                   <pic:blipFill>
-                    <a:blip r:embed="rId23"/>
+                    <a:blip r:embed="rId22"/>
                     <a:srcRect b="0" l="0" r="0" t="0"/>
                     <a:stretch>
                       <a:fillRect/>
@@ -6956,16 +10650,16 @@
             <wp:extent cx="5381625" cy="2177536"/>
             <wp:effectExtent b="0" l="0" r="0" t="0"/>
             <wp:wrapNone/>
-            <wp:docPr id="15" name="image3.png"/>
+            <wp:docPr id="15" name="image8.png"/>
             <a:graphic>
               <a:graphicData uri="http://schemas.openxmlformats.org/drawingml/2006/picture">
                 <pic:pic>
                   <pic:nvPicPr>
-                    <pic:cNvPr id="0" name="image3.png"/>
+                    <pic:cNvPr id="0" name="image8.png"/>
                     <pic:cNvPicPr preferRelativeResize="0"/>
                   </pic:nvPicPr>
                   <pic:blipFill>
-                    <a:blip r:embed="rId24"/>
+                    <a:blip r:embed="rId23"/>
                     <a:srcRect b="0" l="0" r="0" t="0"/>
                     <a:stretch>
                       <a:fillRect/>
@@ -7103,33 +10797,17 @@
     </w:p>
     <w:p>
       <w:pPr>
-        <w:ind w:left="0" w:firstLine="720"/>
-        <w:rPr/>
-      </w:pPr>
-      <w:r>
-        <w:rPr>
-          <w:rtl w:val="0"/>
-        </w:rPr>
-        <w:t xml:space="preserve">Setelah konfigurasi jaringan selesai dilakukan, pengujian konektivitas dilakukan menggunakan perintah </w:t>
-      </w:r>
-      <w:r>
-        <w:rPr>
-          <w:rFonts w:ascii="Roboto Mono" w:cs="Roboto Mono" w:eastAsia="Roboto Mono" w:hAnsi="Roboto Mono"/>
-          <w:color w:val="188038"/>
-          <w:rtl w:val="0"/>
-        </w:rPr>
-        <w:t xml:space="preserve">ping</w:t>
-      </w:r>
-      <w:r>
-        <w:rPr>
-          <w:rtl w:val="0"/>
-        </w:rPr>
-        <w:t xml:space="preserve"> menuju router MikroTik dan internet.</w:t>
-      </w:r>
-    </w:p>
-    <w:p>
-      <w:pPr>
-        <w:ind w:left="0" w:firstLine="720"/>
+        <w:rPr/>
+      </w:pPr>
+      <w:r>
+        <w:rPr>
+          <w:rtl w:val="0"/>
+        </w:rPr>
+        <w:t xml:space="preserve">Setelah konfigurasi jaringan selesai dilakukan, pengujian konektivitas dilakukan menggunakan perintah ping menuju router MikroTik dan internet.</w:t>
+      </w:r>
+    </w:p>
+    <w:p>
+      <w:pPr>
         <w:rPr/>
       </w:pPr>
       <w:r>
@@ -7167,16 +10845,16 @@
             <wp:extent cx="5381625" cy="1669444"/>
             <wp:effectExtent b="0" l="0" r="0" t="0"/>
             <wp:wrapNone/>
-            <wp:docPr id="7" name="image13.png"/>
+            <wp:docPr id="7" name="image5.png"/>
             <a:graphic>
               <a:graphicData uri="http://schemas.openxmlformats.org/drawingml/2006/picture">
                 <pic:pic>
                   <pic:nvPicPr>
-                    <pic:cNvPr id="0" name="image13.png"/>
+                    <pic:cNvPr id="0" name="image5.png"/>
                     <pic:cNvPicPr preferRelativeResize="0"/>
                   </pic:nvPicPr>
                   <pic:blipFill>
-                    <a:blip r:embed="rId25"/>
+                    <a:blip r:embed="rId24"/>
                     <a:srcRect b="0" l="0" r="0" t="0"/>
                     <a:stretch>
                       <a:fillRect/>
@@ -7315,16 +10993,16 @@
             <wp:extent cx="5381625" cy="2530090"/>
             <wp:effectExtent b="0" l="0" r="0" t="0"/>
             <wp:wrapNone/>
-            <wp:docPr id="25" name="image14.png"/>
+            <wp:docPr id="25" name="image26.png"/>
             <a:graphic>
               <a:graphicData uri="http://schemas.openxmlformats.org/drawingml/2006/picture">
                 <pic:pic>
                   <pic:nvPicPr>
-                    <pic:cNvPr id="0" name="image14.png"/>
+                    <pic:cNvPr id="0" name="image26.png"/>
                     <pic:cNvPicPr preferRelativeResize="0"/>
                   </pic:nvPicPr>
                   <pic:blipFill>
-                    <a:blip r:embed="rId26"/>
+                    <a:blip r:embed="rId25"/>
                     <a:srcRect b="0" l="0" r="0" t="0"/>
                     <a:stretch>
                       <a:fillRect/>
@@ -7462,7 +11140,6 @@
     </w:p>
     <w:p>
       <w:pPr>
-        <w:ind w:left="0" w:firstLine="720"/>
         <w:rPr/>
       </w:pPr>
       <w:r>
@@ -7500,16 +11177,16 @@
             <wp:extent cx="5401000" cy="1019236"/>
             <wp:effectExtent b="0" l="0" r="0" t="0"/>
             <wp:wrapNone/>
-            <wp:docPr id="41" name="image47.png"/>
+            <wp:docPr id="41" name="image38.png"/>
             <a:graphic>
               <a:graphicData uri="http://schemas.openxmlformats.org/drawingml/2006/picture">
                 <pic:pic>
                   <pic:nvPicPr>
-                    <pic:cNvPr id="0" name="image47.png"/>
+                    <pic:cNvPr id="0" name="image38.png"/>
                     <pic:cNvPicPr preferRelativeResize="0"/>
                   </pic:nvPicPr>
                   <pic:blipFill>
-                    <a:blip r:embed="rId27"/>
+                    <a:blip r:embed="rId26"/>
                     <a:srcRect b="0" l="0" r="0" t="0"/>
                     <a:stretch>
                       <a:fillRect/>
@@ -7628,16 +11305,16 @@
             <wp:extent cx="5400675" cy="2139166"/>
             <wp:effectExtent b="0" l="0" r="0" t="0"/>
             <wp:wrapNone/>
-            <wp:docPr id="45" name="image25.png"/>
+            <wp:docPr id="45" name="image39.png"/>
             <a:graphic>
               <a:graphicData uri="http://schemas.openxmlformats.org/drawingml/2006/picture">
                 <pic:pic>
                   <pic:nvPicPr>
-                    <pic:cNvPr id="0" name="image25.png"/>
+                    <pic:cNvPr id="0" name="image39.png"/>
                     <pic:cNvPicPr preferRelativeResize="0"/>
                   </pic:nvPicPr>
                   <pic:blipFill>
-                    <a:blip r:embed="rId28"/>
+                    <a:blip r:embed="rId27"/>
                     <a:srcRect b="0" l="0" r="0" t="0"/>
                     <a:stretch>
                       <a:fillRect/>
@@ -7783,16 +11460,16 @@
             <wp:extent cx="5400675" cy="1113434"/>
             <wp:effectExtent b="0" l="0" r="0" t="0"/>
             <wp:wrapNone/>
-            <wp:docPr id="12" name="image26.png"/>
+            <wp:docPr id="12" name="image21.png"/>
             <a:graphic>
               <a:graphicData uri="http://schemas.openxmlformats.org/drawingml/2006/picture">
                 <pic:pic>
                   <pic:nvPicPr>
-                    <pic:cNvPr id="0" name="image26.png"/>
+                    <pic:cNvPr id="0" name="image21.png"/>
                     <pic:cNvPicPr preferRelativeResize="0"/>
                   </pic:nvPicPr>
                   <pic:blipFill>
-                    <a:blip r:embed="rId29"/>
+                    <a:blip r:embed="rId28"/>
                     <a:srcRect b="0" l="0" r="0" t="0"/>
                     <a:stretch>
                       <a:fillRect/>
@@ -7955,16 +11632,16 @@
             <wp:extent cx="5401000" cy="3038713"/>
             <wp:effectExtent b="0" l="0" r="0" t="0"/>
             <wp:wrapNone/>
-            <wp:docPr id="51" name="image35.png"/>
+            <wp:docPr id="51" name="image32.png"/>
             <a:graphic>
               <a:graphicData uri="http://schemas.openxmlformats.org/drawingml/2006/picture">
                 <pic:pic>
                   <pic:nvPicPr>
-                    <pic:cNvPr id="0" name="image35.png"/>
+                    <pic:cNvPr id="0" name="image32.png"/>
                     <pic:cNvPicPr preferRelativeResize="0"/>
                   </pic:nvPicPr>
                   <pic:blipFill>
-                    <a:blip r:embed="rId30"/>
+                    <a:blip r:embed="rId29"/>
                     <a:srcRect b="0" l="0" r="0" t="0"/>
                     <a:stretch>
                       <a:fillRect/>
@@ -8187,7 +11864,7 @@
         <w:rPr>
           <w:rtl w:val="0"/>
         </w:rPr>
-        <w:t xml:space="preserve">Pada implementasi proyek ini dijalankan dua aplikasi web yang berbeda, yaitu App1 berbasis Python Flask dan App2 berbasis PHP. Kedua aplikasi tersebut dikelola menggunakan Docker Compose sehingga seluruh container dapat dijalankan secara bersamaan dengan konfigurasi yang telah ditentukan. </w:t>
+        <w:t xml:space="preserve">Pada implementasi proyek ini dijalankan dua aplikasi web yang berbeda, yaitu App1 berbasis Python Flask dan App2 berbasis Node.js. Kedua aplikasi tersebut dikelola menggunakan Docker Compose sehingga seluruh container dapat dijalankan secara bersamaan dengan konfigurasi yang telah ditentukan. </w:t>
       </w:r>
     </w:p>
     <w:p>
@@ -8240,16 +11917,16 @@
             <wp:extent cx="5401000" cy="1568032"/>
             <wp:effectExtent b="0" l="0" r="0" t="0"/>
             <wp:wrapNone/>
-            <wp:docPr id="26" name="image15.png"/>
+            <wp:docPr id="26" name="image29.png"/>
             <a:graphic>
               <a:graphicData uri="http://schemas.openxmlformats.org/drawingml/2006/picture">
                 <pic:pic>
                   <pic:nvPicPr>
-                    <pic:cNvPr id="0" name="image15.png"/>
+                    <pic:cNvPr id="0" name="image29.png"/>
                     <pic:cNvPicPr preferRelativeResize="0"/>
                   </pic:nvPicPr>
                   <pic:blipFill>
-                    <a:blip r:embed="rId31"/>
+                    <a:blip r:embed="rId30"/>
                     <a:srcRect b="0" l="0" r="0" t="0"/>
                     <a:stretch>
                       <a:fillRect/>
@@ -8453,16 +12130,16 @@
             <wp:extent cx="5401000" cy="546100"/>
             <wp:effectExtent b="0" l="0" r="0" t="0"/>
             <wp:wrapNone/>
-            <wp:docPr id="8" name="image19.png"/>
+            <wp:docPr id="8" name="image1.png"/>
             <a:graphic>
               <a:graphicData uri="http://schemas.openxmlformats.org/drawingml/2006/picture">
                 <pic:pic>
                   <pic:nvPicPr>
-                    <pic:cNvPr id="0" name="image19.png"/>
+                    <pic:cNvPr id="0" name="image1.png"/>
                     <pic:cNvPicPr preferRelativeResize="0"/>
                   </pic:nvPicPr>
                   <pic:blipFill>
-                    <a:blip r:embed="rId32"/>
+                    <a:blip r:embed="rId31"/>
                     <a:srcRect b="0" l="0" r="0" t="0"/>
                     <a:stretch>
                       <a:fillRect/>
@@ -8598,16 +12275,16 @@
             <wp:extent cx="5401000" cy="736600"/>
             <wp:effectExtent b="0" l="0" r="0" t="0"/>
             <wp:wrapNone/>
-            <wp:docPr id="21" name="image41.png"/>
+            <wp:docPr id="21" name="image31.png"/>
             <a:graphic>
               <a:graphicData uri="http://schemas.openxmlformats.org/drawingml/2006/picture">
                 <pic:pic>
                   <pic:nvPicPr>
-                    <pic:cNvPr id="0" name="image41.png"/>
+                    <pic:cNvPr id="0" name="image31.png"/>
                     <pic:cNvPicPr preferRelativeResize="0"/>
                   </pic:nvPicPr>
                   <pic:blipFill>
-                    <a:blip r:embed="rId33"/>
+                    <a:blip r:embed="rId32"/>
                     <a:srcRect b="0" l="0" r="0" t="0"/>
                     <a:stretch>
                       <a:fillRect/>
@@ -8714,7 +12391,7 @@
         <w:rPr>
           <w:rtl w:val="0"/>
         </w:rPr>
-        <w:t xml:space="preserve">Selanjutnya dilakukan pengujian terhadap aplikasi kedua yang dibangun menggunakan PHP. Pengujian dilakukan untuk memastikan container kedua dapat berjalan secara independen tanpa mengganggu container aplikasi pertama.</w:t>
+        <w:t xml:space="preserve">Selanjutnya dilakukan pengujian terhadap aplikasi kedua yang dibangun menggunakan Node.js. Pengujian dilakukan untuk memastikan container kedua dapat berjalan secara independen tanpa mengganggu container aplikasi pertama.</w:t>
       </w:r>
     </w:p>
     <w:p>
@@ -8767,16 +12444,16 @@
           <wp:inline distB="114300" distT="114300" distL="114300" distR="114300">
             <wp:extent cx="5401000" cy="5499100"/>
             <wp:effectExtent b="0" l="0" r="0" t="0"/>
-            <wp:docPr id="33" name="image21.png"/>
+            <wp:docPr id="33" name="image18.png"/>
             <a:graphic>
               <a:graphicData uri="http://schemas.openxmlformats.org/drawingml/2006/picture">
                 <pic:pic>
                   <pic:nvPicPr>
-                    <pic:cNvPr id="0" name="image21.png"/>
+                    <pic:cNvPr id="0" name="image18.png"/>
                     <pic:cNvPicPr preferRelativeResize="0"/>
                   </pic:nvPicPr>
                   <pic:blipFill>
-                    <a:blip r:embed="rId34"/>
+                    <a:blip r:embed="rId33"/>
                     <a:srcRect b="0" l="0" r="0" t="0"/>
                     <a:stretch>
                       <a:fillRect/>
@@ -8921,16 +12598,16 @@
           <wp:inline distB="114300" distT="114300" distL="114300" distR="114300">
             <wp:extent cx="5401000" cy="2667000"/>
             <wp:effectExtent b="0" l="0" r="0" t="0"/>
-            <wp:docPr id="13" name="image2.png"/>
+            <wp:docPr id="13" name="image9.png"/>
             <a:graphic>
               <a:graphicData uri="http://schemas.openxmlformats.org/drawingml/2006/picture">
                 <pic:pic>
                   <pic:nvPicPr>
-                    <pic:cNvPr id="0" name="image2.png"/>
+                    <pic:cNvPr id="0" name="image9.png"/>
                     <pic:cNvPicPr preferRelativeResize="0"/>
                   </pic:nvPicPr>
                   <pic:blipFill>
-                    <a:blip r:embed="rId35"/>
+                    <a:blip r:embed="rId34"/>
                     <a:srcRect b="0" l="0" r="0" t="0"/>
                     <a:stretch>
                       <a:fillRect/>
@@ -9046,7 +12723,7 @@
                     <pic:cNvPicPr preferRelativeResize="0"/>
                   </pic:nvPicPr>
                   <pic:blipFill>
-                    <a:blip r:embed="rId36"/>
+                    <a:blip r:embed="rId35"/>
                     <a:srcRect b="0" l="0" r="0" t="0"/>
                     <a:stretch>
                       <a:fillRect/>
@@ -9107,7 +12784,7 @@
         <w:rPr>
           <w:rtl w:val="0"/>
         </w:rPr>
-        <w:t xml:space="preserve">Dockerfile pada App2 memiliki fungsi yang sama, yaitu membangun image aplikasi berbasis PHP. Konfigurasi pada Dockerfile mencakup proses instalasi dependency melalui </w:t>
+        <w:t xml:space="preserve">Dockerfile pada App2 memiliki fungsi yang sama, yaitu membangun image aplikasi berbasis Node.js. Konfigurasi pada Dockerfile mencakup proses instalasi dependency melalui </w:t>
       </w:r>
       <w:r>
         <w:rPr>
@@ -9189,16 +12866,16 @@
           <wp:inline distB="114300" distT="114300" distL="114300" distR="114300">
             <wp:extent cx="5401000" cy="4889500"/>
             <wp:effectExtent b="0" l="0" r="0" t="0"/>
-            <wp:docPr id="36" name="image27.png"/>
+            <wp:docPr id="36" name="image45.png"/>
             <a:graphic>
               <a:graphicData uri="http://schemas.openxmlformats.org/drawingml/2006/picture">
                 <pic:pic>
                   <pic:nvPicPr>
-                    <pic:cNvPr id="0" name="image27.png"/>
+                    <pic:cNvPr id="0" name="image45.png"/>
                     <pic:cNvPicPr preferRelativeResize="0"/>
                   </pic:nvPicPr>
                   <pic:blipFill>
-                    <a:blip r:embed="rId37"/>
+                    <a:blip r:embed="rId36"/>
                     <a:srcRect b="0" l="0" r="0" t="0"/>
                     <a:stretch>
                       <a:fillRect/>
@@ -9237,7 +12914,7 @@
         </w:rPr>
         <w:t xml:space="preserve">Gambar 1.24 </w:t>
       </w:r>
-      <w:hyperlink r:id="rId38">
+      <w:hyperlink r:id="rId37">
         <w:r>
           <w:rPr>
             <w:color w:val="1155cc"/>
@@ -9346,16 +13023,16 @@
           <wp:inline distB="114300" distT="114300" distL="114300" distR="114300">
             <wp:extent cx="5401000" cy="4470400"/>
             <wp:effectExtent b="0" l="0" r="0" t="0"/>
-            <wp:docPr id="24" name="image18.png"/>
+            <wp:docPr id="24" name="image27.png"/>
             <a:graphic>
               <a:graphicData uri="http://schemas.openxmlformats.org/drawingml/2006/picture">
                 <pic:pic>
                   <pic:nvPicPr>
-                    <pic:cNvPr id="0" name="image18.png"/>
+                    <pic:cNvPr id="0" name="image27.png"/>
                     <pic:cNvPicPr preferRelativeResize="0"/>
                   </pic:nvPicPr>
                   <pic:blipFill>
-                    <a:blip r:embed="rId39"/>
+                    <a:blip r:embed="rId38"/>
                     <a:srcRect b="0" l="0" r="0" t="0"/>
                     <a:stretch>
                       <a:fillRect/>
@@ -9394,7 +13071,7 @@
         </w:rPr>
         <w:t xml:space="preserve">Gambar 1.24 </w:t>
       </w:r>
-      <w:hyperlink r:id="rId40">
+      <w:hyperlink r:id="rId39">
         <w:r>
           <w:rPr>
             <w:color w:val="1155cc"/>
@@ -9432,7 +13109,7 @@
         <w:rPr>
           <w:rtl w:val="0"/>
         </w:rPr>
-        <w:t xml:space="preserve">Aplikasi kedua dikembangkan menggunakan PHP dengan file utama </w:t>
+        <w:t xml:space="preserve">Aplikasi kedua dikembangkan menggunakan Node.js dengan file utama </w:t>
       </w:r>
       <w:r>
         <w:rPr>
@@ -9549,16 +13226,16 @@
           <wp:inline distB="114300" distT="114300" distL="114300" distR="114300">
             <wp:extent cx="5401000" cy="1016000"/>
             <wp:effectExtent b="0" l="0" r="0" t="0"/>
-            <wp:docPr id="43" name="image47.png"/>
+            <wp:docPr id="43" name="image38.png"/>
             <a:graphic>
               <a:graphicData uri="http://schemas.openxmlformats.org/drawingml/2006/picture">
                 <pic:pic>
                   <pic:nvPicPr>
-                    <pic:cNvPr id="0" name="image47.png"/>
+                    <pic:cNvPr id="0" name="image38.png"/>
                     <pic:cNvPicPr preferRelativeResize="0"/>
                   </pic:nvPicPr>
                   <pic:blipFill>
-                    <a:blip r:embed="rId27"/>
+                    <a:blip r:embed="rId26"/>
                     <a:srcRect b="0" l="0" r="0" t="0"/>
                     <a:stretch>
                       <a:fillRect/>
@@ -9668,16 +13345,16 @@
           <wp:inline distB="114300" distT="114300" distL="114300" distR="114300">
             <wp:extent cx="5401000" cy="2146300"/>
             <wp:effectExtent b="0" l="0" r="0" t="0"/>
-            <wp:docPr id="28" name="image25.png"/>
+            <wp:docPr id="28" name="image39.png"/>
             <a:graphic>
               <a:graphicData uri="http://schemas.openxmlformats.org/drawingml/2006/picture">
                 <pic:pic>
                   <pic:nvPicPr>
-                    <pic:cNvPr id="0" name="image25.png"/>
+                    <pic:cNvPr id="0" name="image39.png"/>
                     <pic:cNvPicPr preferRelativeResize="0"/>
                   </pic:nvPicPr>
                   <pic:blipFill>
-                    <a:blip r:embed="rId28"/>
+                    <a:blip r:embed="rId27"/>
                     <a:srcRect b="0" l="0" r="0" t="0"/>
                     <a:stretch>
                       <a:fillRect/>
@@ -9857,7 +13534,7 @@
         <w:rPr>
           <w:rtl w:val="0"/>
         </w:rPr>
-        <w:t xml:space="preserve">App2 diarahkan menuju container PHP yang berjalan pada port 3002.</w:t>
+        <w:t xml:space="preserve">App2 diarahkan menuju container Node.js yang berjalan pada port 3002.</w:t>
       </w:r>
     </w:p>
     <w:p>
@@ -10289,16 +13966,16 @@
           <wp:inline distB="114300" distT="114300" distL="114300" distR="114300">
             <wp:extent cx="5401000" cy="1612900"/>
             <wp:effectExtent b="0" l="0" r="0" t="0"/>
-            <wp:docPr id="30" name="image23.png"/>
+            <wp:docPr id="30" name="image34.png"/>
             <a:graphic>
               <a:graphicData uri="http://schemas.openxmlformats.org/drawingml/2006/picture">
                 <pic:pic>
                   <pic:nvPicPr>
-                    <pic:cNvPr id="0" name="image23.png"/>
+                    <pic:cNvPr id="0" name="image34.png"/>
                     <pic:cNvPicPr preferRelativeResize="0"/>
                   </pic:nvPicPr>
                   <pic:blipFill>
-                    <a:blip r:embed="rId41"/>
+                    <a:blip r:embed="rId40"/>
                     <a:srcRect b="0" l="0" r="0" t="0"/>
                     <a:stretch>
                       <a:fillRect/>
@@ -10408,16 +14085,16 @@
           <wp:inline distB="114300" distT="114300" distL="114300" distR="114300">
             <wp:extent cx="5401000" cy="2908300"/>
             <wp:effectExtent b="0" l="0" r="0" t="0"/>
-            <wp:docPr id="9" name="image9.png"/>
+            <wp:docPr id="9" name="image7.png"/>
             <a:graphic>
               <a:graphicData uri="http://schemas.openxmlformats.org/drawingml/2006/picture">
                 <pic:pic>
                   <pic:nvPicPr>
-                    <pic:cNvPr id="0" name="image9.png"/>
+                    <pic:cNvPr id="0" name="image7.png"/>
                     <pic:cNvPicPr preferRelativeResize="0"/>
                   </pic:nvPicPr>
                   <pic:blipFill>
-                    <a:blip r:embed="rId42"/>
+                    <a:blip r:embed="rId41"/>
                     <a:srcRect b="0" l="0" r="0" t="0"/>
                     <a:stretch>
                       <a:fillRect/>
@@ -10487,16 +14164,16 @@
           <wp:inline distB="114300" distT="114300" distL="114300" distR="114300">
             <wp:extent cx="5401000" cy="2298700"/>
             <wp:effectExtent b="0" l="0" r="0" t="0"/>
-            <wp:docPr id="52" name="image43.png"/>
+            <wp:docPr id="52" name="image40.png"/>
             <a:graphic>
               <a:graphicData uri="http://schemas.openxmlformats.org/drawingml/2006/picture">
                 <pic:pic>
                   <pic:nvPicPr>
-                    <pic:cNvPr id="0" name="image43.png"/>
+                    <pic:cNvPr id="0" name="image40.png"/>
                     <pic:cNvPicPr preferRelativeResize="0"/>
                   </pic:nvPicPr>
                   <pic:blipFill>
-                    <a:blip r:embed="rId43"/>
+                    <a:blip r:embed="rId42"/>
                     <a:srcRect b="0" l="0" r="0" t="0"/>
                     <a:stretch>
                       <a:fillRect/>
@@ -10755,16 +14432,16 @@
           <wp:inline distB="114300" distT="114300" distL="114300" distR="114300">
             <wp:extent cx="5401000" cy="1714500"/>
             <wp:effectExtent b="0" l="0" r="0" t="0"/>
-            <wp:docPr id="10" name="image42.png"/>
+            <wp:docPr id="10" name="image11.png"/>
             <a:graphic>
               <a:graphicData uri="http://schemas.openxmlformats.org/drawingml/2006/picture">
                 <pic:pic>
                   <pic:nvPicPr>
-                    <pic:cNvPr id="0" name="image42.png"/>
+                    <pic:cNvPr id="0" name="image11.png"/>
                     <pic:cNvPicPr preferRelativeResize="0"/>
                   </pic:nvPicPr>
                   <pic:blipFill>
-                    <a:blip r:embed="rId44"/>
+                    <a:blip r:embed="rId43"/>
                     <a:srcRect b="0" l="0" r="0" t="0"/>
                     <a:stretch>
                       <a:fillRect/>
@@ -10834,16 +14511,16 @@
           <wp:inline distB="114300" distT="114300" distL="114300" distR="114300">
             <wp:extent cx="5401000" cy="1765300"/>
             <wp:effectExtent b="0" l="0" r="0" t="0"/>
-            <wp:docPr id="20" name="image1.png"/>
+            <wp:docPr id="20" name="image13.png"/>
             <a:graphic>
               <a:graphicData uri="http://schemas.openxmlformats.org/drawingml/2006/picture">
                 <pic:pic>
                   <pic:nvPicPr>
-                    <pic:cNvPr id="0" name="image1.png"/>
+                    <pic:cNvPr id="0" name="image13.png"/>
                     <pic:cNvPicPr preferRelativeResize="0"/>
                   </pic:nvPicPr>
                   <pic:blipFill>
-                    <a:blip r:embed="rId45"/>
+                    <a:blip r:embed="rId44"/>
                     <a:srcRect b="0" l="0" r="0" t="0"/>
                     <a:stretch>
                       <a:fillRect/>
@@ -10981,16 +14658,16 @@
           <wp:inline distB="114300" distT="114300" distL="114300" distR="114300">
             <wp:extent cx="5401000" cy="825500"/>
             <wp:effectExtent b="0" l="0" r="0" t="0"/>
-            <wp:docPr id="6" name="image12.png"/>
+            <wp:docPr id="6" name="image22.png"/>
             <a:graphic>
               <a:graphicData uri="http://schemas.openxmlformats.org/drawingml/2006/picture">
                 <pic:pic>
                   <pic:nvPicPr>
-                    <pic:cNvPr id="0" name="image12.png"/>
+                    <pic:cNvPr id="0" name="image22.png"/>
                     <pic:cNvPicPr preferRelativeResize="0"/>
                   </pic:nvPicPr>
                   <pic:blipFill>
-                    <a:blip r:embed="rId46"/>
+                    <a:blip r:embed="rId45"/>
                     <a:srcRect b="0" l="0" r="0" t="0"/>
                     <a:stretch>
                       <a:fillRect/>
@@ -11125,16 +14802,16 @@
           <wp:inline distB="114300" distT="114300" distL="114300" distR="114300">
             <wp:extent cx="5401000" cy="2362200"/>
             <wp:effectExtent b="0" l="0" r="0" t="0"/>
-            <wp:docPr id="23" name="image16.png"/>
+            <wp:docPr id="23" name="image17.png"/>
             <a:graphic>
               <a:graphicData uri="http://schemas.openxmlformats.org/drawingml/2006/picture">
                 <pic:pic>
                   <pic:nvPicPr>
-                    <pic:cNvPr id="0" name="image16.png"/>
+                    <pic:cNvPr id="0" name="image17.png"/>
                     <pic:cNvPicPr preferRelativeResize="0"/>
                   </pic:nvPicPr>
                   <pic:blipFill>
-                    <a:blip r:embed="rId47"/>
+                    <a:blip r:embed="rId46"/>
                     <a:srcRect b="0" l="0" r="0" t="0"/>
                     <a:stretch>
                       <a:fillRect/>
@@ -11302,16 +14979,16 @@
           <wp:inline distB="114300" distT="114300" distL="114300" distR="114300">
             <wp:extent cx="5401000" cy="1536700"/>
             <wp:effectExtent b="0" l="0" r="0" t="0"/>
-            <wp:docPr id="17" name="image50.png"/>
+            <wp:docPr id="17" name="image14.png"/>
             <a:graphic>
               <a:graphicData uri="http://schemas.openxmlformats.org/drawingml/2006/picture">
                 <pic:pic>
                   <pic:nvPicPr>
-                    <pic:cNvPr id="0" name="image50.png"/>
+                    <pic:cNvPr id="0" name="image14.png"/>
                     <pic:cNvPicPr preferRelativeResize="0"/>
                   </pic:nvPicPr>
                   <pic:blipFill>
-                    <a:blip r:embed="rId48"/>
+                    <a:blip r:embed="rId47"/>
                     <a:srcRect b="0" l="0" r="0" t="0"/>
                     <a:stretch>
                       <a:fillRect/>
@@ -11390,7 +15067,7 @@
                     <pic:cNvPicPr preferRelativeResize="0"/>
                   </pic:nvPicPr>
                   <pic:blipFill>
-                    <a:blip r:embed="rId49"/>
+                    <a:blip r:embed="rId48"/>
                     <a:srcRect b="0" l="0" r="0" t="0"/>
                     <a:stretch>
                       <a:fillRect/>
@@ -11460,16 +15137,16 @@
           <wp:inline distB="114300" distT="114300" distL="114300" distR="114300">
             <wp:extent cx="5401000" cy="825500"/>
             <wp:effectExtent b="0" l="0" r="0" t="0"/>
-            <wp:docPr id="5" name="image6.png"/>
+            <wp:docPr id="5" name="image3.png"/>
             <a:graphic>
               <a:graphicData uri="http://schemas.openxmlformats.org/drawingml/2006/picture">
                 <pic:pic>
                   <pic:nvPicPr>
-                    <pic:cNvPr id="0" name="image6.png"/>
+                    <pic:cNvPr id="0" name="image3.png"/>
                     <pic:cNvPicPr preferRelativeResize="0"/>
                   </pic:nvPicPr>
                   <pic:blipFill>
-                    <a:blip r:embed="rId50"/>
+                    <a:blip r:embed="rId49"/>
                     <a:srcRect b="0" l="0" r="0" t="0"/>
                     <a:stretch>
                       <a:fillRect/>
@@ -11676,7 +15353,7 @@
                     <pic:cNvPicPr preferRelativeResize="0"/>
                   </pic:nvPicPr>
                   <pic:blipFill>
-                    <a:blip r:embed="rId30"/>
+                    <a:blip r:embed="rId29"/>
                     <a:srcRect b="0" l="0" r="0" t="0"/>
                     <a:stretch>
                       <a:fillRect/>
@@ -11783,7 +15460,7 @@
                     <pic:cNvPicPr preferRelativeResize="0"/>
                   </pic:nvPicPr>
                   <pic:blipFill>
-                    <a:blip r:embed="rId51"/>
+                    <a:blip r:embed="rId50"/>
                     <a:srcRect b="0" l="0" r="0" t="0"/>
                     <a:stretch>
                       <a:fillRect/>
@@ -11941,16 +15618,16 @@
           <wp:inline distB="114300" distT="114300" distL="114300" distR="114300">
             <wp:extent cx="5401000" cy="1282700"/>
             <wp:effectExtent b="0" l="0" r="0" t="0"/>
-            <wp:docPr id="34" name="image22.png"/>
+            <wp:docPr id="34" name="image50.png"/>
             <a:graphic>
               <a:graphicData uri="http://schemas.openxmlformats.org/drawingml/2006/picture">
                 <pic:pic>
                   <pic:nvPicPr>
-                    <pic:cNvPr id="0" name="image22.png"/>
+                    <pic:cNvPr id="0" name="image50.png"/>
                     <pic:cNvPicPr preferRelativeResize="0"/>
                   </pic:nvPicPr>
                   <pic:blipFill>
-                    <a:blip r:embed="rId52"/>
+                    <a:blip r:embed="rId51"/>
                     <a:srcRect b="0" l="0" r="0" t="0"/>
                     <a:stretch>
                       <a:fillRect/>
@@ -12215,16 +15892,16 @@
           <wp:inline distB="114300" distT="114300" distL="114300" distR="114300">
             <wp:extent cx="5401000" cy="698500"/>
             <wp:effectExtent b="0" l="0" r="0" t="0"/>
-            <wp:docPr id="16" name="image37.png"/>
+            <wp:docPr id="16" name="image25.png"/>
             <a:graphic>
               <a:graphicData uri="http://schemas.openxmlformats.org/drawingml/2006/picture">
                 <pic:pic>
                   <pic:nvPicPr>
-                    <pic:cNvPr id="0" name="image37.png"/>
+                    <pic:cNvPr id="0" name="image25.png"/>
                     <pic:cNvPicPr preferRelativeResize="0"/>
                   </pic:nvPicPr>
                   <pic:blipFill>
-                    <a:blip r:embed="rId53"/>
+                    <a:blip r:embed="rId52"/>
                     <a:srcRect b="0" l="0" r="0" t="0"/>
                     <a:stretch>
                       <a:fillRect/>
@@ -12346,16 +16023,16 @@
           <wp:inline distB="114300" distT="114300" distL="114300" distR="114300">
             <wp:extent cx="5401000" cy="3035300"/>
             <wp:effectExtent b="0" l="0" r="0" t="0"/>
-            <wp:docPr id="14" name="image5.png"/>
+            <wp:docPr id="14" name="image6.png"/>
             <a:graphic>
               <a:graphicData uri="http://schemas.openxmlformats.org/drawingml/2006/picture">
                 <pic:pic>
                   <pic:nvPicPr>
-                    <pic:cNvPr id="0" name="image5.png"/>
+                    <pic:cNvPr id="0" name="image6.png"/>
                     <pic:cNvPicPr preferRelativeResize="0"/>
                   </pic:nvPicPr>
                   <pic:blipFill>
-                    <a:blip r:embed="rId54"/>
+                    <a:blip r:embed="rId53"/>
                     <a:srcRect b="0" l="0" r="0" t="0"/>
                     <a:stretch>
                       <a:fillRect/>
@@ -12438,16 +16115,16 @@
           <wp:inline distB="114300" distT="114300" distL="114300" distR="114300">
             <wp:extent cx="5401000" cy="1892300"/>
             <wp:effectExtent b="0" l="0" r="0" t="0"/>
-            <wp:docPr id="27" name="image17.png"/>
+            <wp:docPr id="27" name="image16.png"/>
             <a:graphic>
               <a:graphicData uri="http://schemas.openxmlformats.org/drawingml/2006/picture">
                 <pic:pic>
                   <pic:nvPicPr>
-                    <pic:cNvPr id="0" name="image17.png"/>
+                    <pic:cNvPr id="0" name="image16.png"/>
                     <pic:cNvPicPr preferRelativeResize="0"/>
                   </pic:nvPicPr>
                   <pic:blipFill>
-                    <a:blip r:embed="rId55"/>
+                    <a:blip r:embed="rId54"/>
                     <a:srcRect b="0" l="0" r="0" t="0"/>
                     <a:stretch>
                       <a:fillRect/>
@@ -12517,16 +16194,16 @@
           <wp:inline distB="114300" distT="114300" distL="114300" distR="114300">
             <wp:extent cx="5401000" cy="660400"/>
             <wp:effectExtent b="0" l="0" r="0" t="0"/>
-            <wp:docPr id="44" name="image32.png"/>
+            <wp:docPr id="44" name="image30.png"/>
             <a:graphic>
               <a:graphicData uri="http://schemas.openxmlformats.org/drawingml/2006/picture">
                 <pic:pic>
                   <pic:nvPicPr>
-                    <pic:cNvPr id="0" name="image32.png"/>
+                    <pic:cNvPr id="0" name="image30.png"/>
                     <pic:cNvPicPr preferRelativeResize="0"/>
                   </pic:nvPicPr>
                   <pic:blipFill>
-                    <a:blip r:embed="rId56"/>
+                    <a:blip r:embed="rId55"/>
                     <a:srcRect b="0" l="0" r="0" t="0"/>
                     <a:stretch>
                       <a:fillRect/>
@@ -12596,16 +16273,16 @@
           <wp:inline distB="114300" distT="114300" distL="114300" distR="114300">
             <wp:extent cx="5401000" cy="444500"/>
             <wp:effectExtent b="0" l="0" r="0" t="0"/>
-            <wp:docPr id="2" name="image28.png"/>
+            <wp:docPr id="2" name="image15.png"/>
             <a:graphic>
               <a:graphicData uri="http://schemas.openxmlformats.org/drawingml/2006/picture">
                 <pic:pic>
                   <pic:nvPicPr>
-                    <pic:cNvPr id="0" name="image28.png"/>
+                    <pic:cNvPr id="0" name="image15.png"/>
                     <pic:cNvPicPr preferRelativeResize="0"/>
                   </pic:nvPicPr>
                   <pic:blipFill>
-                    <a:blip r:embed="rId57"/>
+                    <a:blip r:embed="rId56"/>
                     <a:srcRect b="0" l="0" r="0" t="0"/>
                     <a:stretch>
                       <a:fillRect/>
@@ -12675,16 +16352,16 @@
           <wp:inline distB="114300" distT="114300" distL="114300" distR="114300">
             <wp:extent cx="5401000" cy="1117600"/>
             <wp:effectExtent b="0" l="0" r="0" t="0"/>
-            <wp:docPr id="38" name="image30.png"/>
+            <wp:docPr id="38" name="image48.png"/>
             <a:graphic>
               <a:graphicData uri="http://schemas.openxmlformats.org/drawingml/2006/picture">
                 <pic:pic>
                   <pic:nvPicPr>
-                    <pic:cNvPr id="0" name="image30.png"/>
+                    <pic:cNvPr id="0" name="image48.png"/>
                     <pic:cNvPicPr preferRelativeResize="0"/>
                   </pic:nvPicPr>
                   <pic:blipFill>
-                    <a:blip r:embed="rId58"/>
+                    <a:blip r:embed="rId57"/>
                     <a:srcRect b="0" l="0" r="0" t="0"/>
                     <a:stretch>
                       <a:fillRect/>
@@ -13118,16 +16795,16 @@
           <wp:inline distB="114300" distT="114300" distL="114300" distR="114300">
             <wp:extent cx="4413694" cy="1618355"/>
             <wp:effectExtent b="0" l="0" r="0" t="0"/>
-            <wp:docPr id="29" name="image45.png"/>
+            <wp:docPr id="29" name="image23.png"/>
             <a:graphic>
               <a:graphicData uri="http://schemas.openxmlformats.org/drawingml/2006/picture">
                 <pic:pic>
                   <pic:nvPicPr>
-                    <pic:cNvPr id="0" name="image45.png"/>
+                    <pic:cNvPr id="0" name="image23.png"/>
                     <pic:cNvPicPr preferRelativeResize="0"/>
                   </pic:nvPicPr>
                   <pic:blipFill>
-                    <a:blip r:embed="rId59"/>
+                    <a:blip r:embed="rId58"/>
                     <a:srcRect b="0" l="0" r="0" t="0"/>
                     <a:stretch>
                       <a:fillRect/>
@@ -13180,16 +16857,16 @@
           <wp:inline distB="114300" distT="114300" distL="114300" distR="114300">
             <wp:extent cx="5397500" cy="1612900"/>
             <wp:effectExtent b="0" l="0" r="0" t="0"/>
-            <wp:docPr id="11" name="image48.gif"/>
+            <wp:docPr id="11" name="image19.gif"/>
             <a:graphic>
               <a:graphicData uri="http://schemas.openxmlformats.org/drawingml/2006/picture">
                 <pic:pic>
                   <pic:nvPicPr>
-                    <pic:cNvPr id="0" name="image48.gif"/>
+                    <pic:cNvPr id="0" name="image19.gif"/>
                     <pic:cNvPicPr preferRelativeResize="0"/>
                   </pic:nvPicPr>
                   <pic:blipFill>
-                    <a:blip r:embed="rId60"/>
+                    <a:blip r:embed="rId59"/>
                     <a:srcRect b="0" l="0" r="0" t="0"/>
                     <a:stretch>
                       <a:fillRect/>
@@ -13354,16 +17031,16 @@
           <wp:inline distB="114300" distT="114300" distL="114300" distR="114300">
             <wp:extent cx="5397500" cy="2197100"/>
             <wp:effectExtent b="0" l="0" r="0" t="0"/>
-            <wp:docPr id="50" name="image40.gif"/>
+            <wp:docPr id="50" name="image35.gif"/>
             <a:graphic>
               <a:graphicData uri="http://schemas.openxmlformats.org/drawingml/2006/picture">
                 <pic:pic>
                   <pic:nvPicPr>
-                    <pic:cNvPr id="0" name="image40.gif"/>
+                    <pic:cNvPr id="0" name="image35.gif"/>
                     <pic:cNvPicPr preferRelativeResize="0"/>
                   </pic:nvPicPr>
                   <pic:blipFill>
-                    <a:blip r:embed="rId61"/>
+                    <a:blip r:embed="rId60"/>
                     <a:srcRect b="0" l="0" r="0" t="0"/>
                     <a:stretch>
                       <a:fillRect/>
@@ -13691,7 +17368,19 @@
         <w:rPr>
           <w:rtl w:val="0"/>
         </w:rPr>
-        <w:t xml:space="preserve">Firewall OS (UFW): Hanya mengizinkan koneksi ke port 3306 dari IP VM DMZ (7.7.7.2), memastikan tidak ada akses langsung dari subnet lain.</w:t>
+        <w:t xml:space="preserve">Firewall OS (UFW): Hanya </w:t>
+      </w:r>
+      <w:r>
+        <w:rPr>
+          <w:rtl w:val="0"/>
+        </w:rPr>
+        <w:t xml:space="preserve">mengizinkan</w:t>
+      </w:r>
+      <w:r>
+        <w:rPr>
+          <w:rtl w:val="0"/>
+        </w:rPr>
+        <w:t xml:space="preserve"> koneksi ke port 3306 dari IP VM DMZ (7.7.7.2), memastikan tidak ada akses langsung dari subnet lain.</w:t>
       </w:r>
     </w:p>
     <w:p>
@@ -17410,7 +21099,7 @@
               <w:rPr>
                 <w:rtl w:val="0"/>
               </w:rPr>
-              <w:t xml:space="preserve">Flask &amp; PHP</w:t>
+              <w:t xml:space="preserve">Flask &amp; Node.js</w:t>
             </w:r>
           </w:p>
         </w:tc>

--- a/laporan/LAPORAN TUGAS PROYEK KELOMPOK 2.docx
+++ b/laporan/LAPORAN TUGAS PROYEK KELOMPOK 2.docx
@@ -53,12 +53,12 @@
           <wp:inline distB="0" distT="0" distL="0" distR="0">
             <wp:extent cx="2092162" cy="1974478"/>
             <wp:effectExtent b="0" l="0" r="0" t="0"/>
-            <wp:docPr descr="logo%20stt" id="46" name="image41.png"/>
+            <wp:docPr descr="logo%20stt" id="48" name="image43.png"/>
             <a:graphic>
               <a:graphicData uri="http://schemas.openxmlformats.org/drawingml/2006/picture">
                 <pic:pic>
                   <pic:nvPicPr>
-                    <pic:cNvPr descr="logo%20stt" id="0" name="image41.png"/>
+                    <pic:cNvPr descr="logo%20stt" id="0" name="image43.png"/>
                     <pic:cNvPicPr preferRelativeResize="0"/>
                   </pic:nvPicPr>
                   <pic:blipFill>
@@ -201,7 +201,6 @@
         </w:rPr>
         <w:t xml:space="preserve">Muhammad Hisyam Alfaris</w:t>
         <w:tab/>
-        <w:tab/>
         <w:t xml:space="preserve">0110224006</w:t>
       </w:r>
     </w:p>
@@ -396,7 +395,7 @@
     </w:p>
     <w:sdt>
       <w:sdtPr>
-        <w:id w:val="461726502"/>
+        <w:id w:val="2087584318"/>
         <w:docPartObj>
           <w:docPartGallery w:val="Table of Contents"/>
           <w:docPartUnique w:val="1"/>
@@ -5253,12 +5252,12 @@
             <wp:extent cx="5754688" cy="4399581"/>
             <wp:effectExtent b="0" l="0" r="0" t="0"/>
             <wp:wrapTopAndBottom distB="114300" distT="114300"/>
-            <wp:docPr id="37" name="image28.png"/>
+            <wp:docPr id="37" name="image36.png"/>
             <a:graphic>
               <a:graphicData uri="http://schemas.openxmlformats.org/drawingml/2006/picture">
                 <pic:pic>
                   <pic:nvPicPr>
-                    <pic:cNvPr id="0" name="image28.png"/>
+                    <pic:cNvPr id="0" name="image36.png"/>
                     <pic:cNvPicPr preferRelativeResize="0"/>
                   </pic:nvPicPr>
                   <pic:blipFill>
@@ -5366,7 +5365,7 @@
     <w:sdt>
       <w:sdtPr>
         <w:lock w:val="contentLocked"/>
-        <w:id w:val="29575310"/>
+        <w:id w:val="-924335772"/>
         <w:tag w:val="goog_rdk_0"/>
       </w:sdtPr>
       <w:sdtContent>
@@ -7174,7 +7173,7 @@
     <w:sdt>
       <w:sdtPr>
         <w:lock w:val="contentLocked"/>
-        <w:id w:val="1712817338"/>
+        <w:id w:val="1760914767"/>
         <w:tag w:val="goog_rdk_1"/>
       </w:sdtPr>
       <w:sdtContent>
@@ -7960,12 +7959,12 @@
             <wp:extent cx="5401000" cy="2066219"/>
             <wp:effectExtent b="0" l="0" r="0" t="0"/>
             <wp:wrapNone/>
-            <wp:docPr id="47" name="image43.png"/>
+            <wp:docPr id="49" name="image45.png"/>
             <a:graphic>
               <a:graphicData uri="http://schemas.openxmlformats.org/drawingml/2006/picture">
                 <pic:pic>
                   <pic:nvPicPr>
-                    <pic:cNvPr id="0" name="image43.png"/>
+                    <pic:cNvPr id="0" name="image45.png"/>
                     <pic:cNvPicPr preferRelativeResize="0"/>
                   </pic:nvPicPr>
                   <pic:blipFill>
@@ -8165,7 +8164,7 @@
             <wp:extent cx="5362115" cy="1590539"/>
             <wp:effectExtent b="0" l="0" r="0" t="0"/>
             <wp:wrapNone/>
-            <wp:docPr id="48" name="image42.png"/>
+            <wp:docPr id="50" name="image42.png"/>
             <a:graphic>
               <a:graphicData uri="http://schemas.openxmlformats.org/drawingml/2006/picture">
                 <pic:pic>
@@ -8352,12 +8351,12 @@
             <wp:extent cx="5362575" cy="3343275"/>
             <wp:effectExtent b="0" l="0" r="0" t="0"/>
             <wp:wrapNone/>
-            <wp:docPr id="19" name="image10.png"/>
+            <wp:docPr id="18" name="image14.png"/>
             <a:graphic>
               <a:graphicData uri="http://schemas.openxmlformats.org/drawingml/2006/picture">
                 <pic:pic>
                   <pic:nvPicPr>
-                    <pic:cNvPr id="0" name="image10.png"/>
+                    <pic:cNvPr id="0" name="image14.png"/>
                     <pic:cNvPicPr preferRelativeResize="0"/>
                   </pic:nvPicPr>
                   <pic:blipFill>
@@ -8576,12 +8575,12 @@
             <wp:extent cx="5448300" cy="1838680"/>
             <wp:effectExtent b="0" l="0" r="0" t="0"/>
             <wp:wrapNone/>
-            <wp:docPr id="49" name="image46.png"/>
+            <wp:docPr id="51" name="image49.png"/>
             <a:graphic>
               <a:graphicData uri="http://schemas.openxmlformats.org/drawingml/2006/picture">
                 <pic:pic>
                   <pic:nvPicPr>
-                    <pic:cNvPr id="0" name="image46.png"/>
+                    <pic:cNvPr id="0" name="image49.png"/>
                     <pic:cNvPicPr preferRelativeResize="0"/>
                   </pic:nvPicPr>
                   <pic:blipFill>
@@ -8804,12 +8803,12 @@
             <wp:extent cx="5448300" cy="1638300"/>
             <wp:effectExtent b="0" l="0" r="0" t="0"/>
             <wp:wrapNone/>
-            <wp:docPr id="40" name="image44.png"/>
+            <wp:docPr id="41" name="image34.png"/>
             <a:graphic>
               <a:graphicData uri="http://schemas.openxmlformats.org/drawingml/2006/picture">
                 <pic:pic>
                   <pic:nvPicPr>
-                    <pic:cNvPr id="0" name="image44.png"/>
+                    <pic:cNvPr id="0" name="image34.png"/>
                     <pic:cNvPicPr preferRelativeResize="0"/>
                   </pic:nvPicPr>
                   <pic:blipFill>
@@ -9017,12 +9016,12 @@
             <wp:extent cx="5401000" cy="1585703"/>
             <wp:effectExtent b="0" l="0" r="0" t="0"/>
             <wp:wrapNone/>
-            <wp:docPr id="1" name="image2.png"/>
+            <wp:docPr id="1" name="image1.png"/>
             <a:graphic>
               <a:graphicData uri="http://schemas.openxmlformats.org/drawingml/2006/picture">
                 <pic:pic>
                   <pic:nvPicPr>
-                    <pic:cNvPr id="0" name="image2.png"/>
+                    <pic:cNvPr id="0" name="image1.png"/>
                     <pic:cNvPicPr preferRelativeResize="0"/>
                   </pic:nvPicPr>
                   <pic:blipFill>
@@ -9260,12 +9259,12 @@
             <wp:extent cx="5401000" cy="2929886"/>
             <wp:effectExtent b="0" l="0" r="0" t="0"/>
             <wp:wrapNone/>
-            <wp:docPr id="3" name="image4.png"/>
+            <wp:docPr id="3" name="image3.png"/>
             <a:graphic>
               <a:graphicData uri="http://schemas.openxmlformats.org/drawingml/2006/picture">
                 <pic:pic>
                   <pic:nvPicPr>
-                    <pic:cNvPr id="0" name="image4.png"/>
+                    <pic:cNvPr id="0" name="image3.png"/>
                     <pic:cNvPicPr preferRelativeResize="0"/>
                   </pic:nvPicPr>
                   <pic:blipFill>
@@ -9474,12 +9473,12 @@
             <wp:extent cx="5400675" cy="2742042"/>
             <wp:effectExtent b="0" l="0" r="0" t="0"/>
             <wp:wrapNone/>
-            <wp:docPr id="4" name="image12.png"/>
+            <wp:docPr id="4" name="image8.png"/>
             <a:graphic>
               <a:graphicData uri="http://schemas.openxmlformats.org/drawingml/2006/picture">
                 <pic:pic>
                   <pic:nvPicPr>
-                    <pic:cNvPr id="0" name="image12.png"/>
+                    <pic:cNvPr id="0" name="image8.png"/>
                     <pic:cNvPicPr preferRelativeResize="0"/>
                   </pic:nvPicPr>
                   <pic:blipFill>
@@ -9922,12 +9921,12 @@
             <wp:extent cx="5278438" cy="1990725"/>
             <wp:effectExtent b="0" l="0" r="0" t="0"/>
             <wp:wrapNone/>
-            <wp:docPr id="31" name="image20.png"/>
+            <wp:docPr id="29" name="image19.png"/>
             <a:graphic>
               <a:graphicData uri="http://schemas.openxmlformats.org/drawingml/2006/picture">
                 <pic:pic>
                   <pic:nvPicPr>
-                    <pic:cNvPr id="0" name="image20.png"/>
+                    <pic:cNvPr id="0" name="image19.png"/>
                     <pic:cNvPicPr preferRelativeResize="0"/>
                   </pic:nvPicPr>
                   <pic:blipFill>
@@ -10178,12 +10177,12 @@
             <wp:extent cx="5381625" cy="3183350"/>
             <wp:effectExtent b="0" l="0" r="0" t="0"/>
             <wp:wrapNone/>
-            <wp:docPr id="18" name="image37.png"/>
+            <wp:docPr id="17" name="image15.png"/>
             <a:graphic>
               <a:graphicData uri="http://schemas.openxmlformats.org/drawingml/2006/picture">
                 <pic:pic>
                   <pic:nvPicPr>
-                    <pic:cNvPr id="0" name="image37.png"/>
+                    <pic:cNvPr id="0" name="image15.png"/>
                     <pic:cNvPicPr preferRelativeResize="0"/>
                   </pic:nvPicPr>
                   <pic:blipFill>
@@ -10436,12 +10435,12 @@
             <wp:extent cx="5381625" cy="2094582"/>
             <wp:effectExtent b="0" l="0" r="0" t="0"/>
             <wp:wrapNone/>
-            <wp:docPr id="35" name="image47.png"/>
+            <wp:docPr id="34" name="image41.png"/>
             <a:graphic>
               <a:graphicData uri="http://schemas.openxmlformats.org/drawingml/2006/picture">
                 <pic:pic>
                   <pic:nvPicPr>
-                    <pic:cNvPr id="0" name="image47.png"/>
+                    <pic:cNvPr id="0" name="image41.png"/>
                     <pic:cNvPicPr preferRelativeResize="0"/>
                   </pic:nvPicPr>
                   <pic:blipFill>
@@ -10650,12 +10649,12 @@
             <wp:extent cx="5381625" cy="2177536"/>
             <wp:effectExtent b="0" l="0" r="0" t="0"/>
             <wp:wrapNone/>
-            <wp:docPr id="15" name="image8.png"/>
+            <wp:docPr id="14" name="image7.png"/>
             <a:graphic>
               <a:graphicData uri="http://schemas.openxmlformats.org/drawingml/2006/picture">
                 <pic:pic>
                   <pic:nvPicPr>
-                    <pic:cNvPr id="0" name="image8.png"/>
+                    <pic:cNvPr id="0" name="image7.png"/>
                     <pic:cNvPicPr preferRelativeResize="0"/>
                   </pic:nvPicPr>
                   <pic:blipFill>
@@ -10845,12 +10844,12 @@
             <wp:extent cx="5381625" cy="1669444"/>
             <wp:effectExtent b="0" l="0" r="0" t="0"/>
             <wp:wrapNone/>
-            <wp:docPr id="7" name="image5.png"/>
+            <wp:docPr id="7" name="image22.png"/>
             <a:graphic>
               <a:graphicData uri="http://schemas.openxmlformats.org/drawingml/2006/picture">
                 <pic:pic>
                   <pic:nvPicPr>
-                    <pic:cNvPr id="0" name="image5.png"/>
+                    <pic:cNvPr id="0" name="image22.png"/>
                     <pic:cNvPicPr preferRelativeResize="0"/>
                   </pic:nvPicPr>
                   <pic:blipFill>
@@ -10993,12 +10992,12 @@
             <wp:extent cx="5381625" cy="2530090"/>
             <wp:effectExtent b="0" l="0" r="0" t="0"/>
             <wp:wrapNone/>
-            <wp:docPr id="25" name="image26.png"/>
+            <wp:docPr id="24" name="image24.png"/>
             <a:graphic>
               <a:graphicData uri="http://schemas.openxmlformats.org/drawingml/2006/picture">
                 <pic:pic>
                   <pic:nvPicPr>
-                    <pic:cNvPr id="0" name="image26.png"/>
+                    <pic:cNvPr id="0" name="image24.png"/>
                     <pic:cNvPicPr preferRelativeResize="0"/>
                   </pic:nvPicPr>
                   <pic:blipFill>
@@ -11177,12 +11176,12 @@
             <wp:extent cx="5401000" cy="1019236"/>
             <wp:effectExtent b="0" l="0" r="0" t="0"/>
             <wp:wrapNone/>
-            <wp:docPr id="41" name="image38.png"/>
+            <wp:docPr id="42" name="image52.png"/>
             <a:graphic>
               <a:graphicData uri="http://schemas.openxmlformats.org/drawingml/2006/picture">
                 <pic:pic>
                   <pic:nvPicPr>
-                    <pic:cNvPr id="0" name="image38.png"/>
+                    <pic:cNvPr id="0" name="image52.png"/>
                     <pic:cNvPicPr preferRelativeResize="0"/>
                   </pic:nvPicPr>
                   <pic:blipFill>
@@ -11305,12 +11304,12 @@
             <wp:extent cx="5400675" cy="2139166"/>
             <wp:effectExtent b="0" l="0" r="0" t="0"/>
             <wp:wrapNone/>
-            <wp:docPr id="45" name="image39.png"/>
+            <wp:docPr id="47" name="image30.png"/>
             <a:graphic>
               <a:graphicData uri="http://schemas.openxmlformats.org/drawingml/2006/picture">
                 <pic:pic>
                   <pic:nvPicPr>
-                    <pic:cNvPr id="0" name="image39.png"/>
+                    <pic:cNvPr id="0" name="image30.png"/>
                     <pic:cNvPicPr preferRelativeResize="0"/>
                   </pic:nvPicPr>
                   <pic:blipFill>
@@ -11460,12 +11459,12 @@
             <wp:extent cx="5400675" cy="1113434"/>
             <wp:effectExtent b="0" l="0" r="0" t="0"/>
             <wp:wrapNone/>
-            <wp:docPr id="12" name="image21.png"/>
+            <wp:docPr id="11" name="image18.png"/>
             <a:graphic>
               <a:graphicData uri="http://schemas.openxmlformats.org/drawingml/2006/picture">
                 <pic:pic>
                   <pic:nvPicPr>
-                    <pic:cNvPr id="0" name="image21.png"/>
+                    <pic:cNvPr id="0" name="image18.png"/>
                     <pic:cNvPicPr preferRelativeResize="0"/>
                   </pic:nvPicPr>
                   <pic:blipFill>
@@ -11632,12 +11631,12 @@
             <wp:extent cx="5401000" cy="3038713"/>
             <wp:effectExtent b="0" l="0" r="0" t="0"/>
             <wp:wrapNone/>
-            <wp:docPr id="51" name="image32.png"/>
+            <wp:docPr id="52" name="image40.png"/>
             <a:graphic>
               <a:graphicData uri="http://schemas.openxmlformats.org/drawingml/2006/picture">
                 <pic:pic>
                   <pic:nvPicPr>
-                    <pic:cNvPr id="0" name="image32.png"/>
+                    <pic:cNvPr id="0" name="image40.png"/>
                     <pic:cNvPicPr preferRelativeResize="0"/>
                   </pic:nvPicPr>
                   <pic:blipFill>
@@ -11917,12 +11916,12 @@
             <wp:extent cx="5401000" cy="1568032"/>
             <wp:effectExtent b="0" l="0" r="0" t="0"/>
             <wp:wrapNone/>
-            <wp:docPr id="26" name="image29.png"/>
+            <wp:docPr id="25" name="image21.png"/>
             <a:graphic>
               <a:graphicData uri="http://schemas.openxmlformats.org/drawingml/2006/picture">
                 <pic:pic>
                   <pic:nvPicPr>
-                    <pic:cNvPr id="0" name="image29.png"/>
+                    <pic:cNvPr id="0" name="image21.png"/>
                     <pic:cNvPicPr preferRelativeResize="0"/>
                   </pic:nvPicPr>
                   <pic:blipFill>
@@ -12130,12 +12129,12 @@
             <wp:extent cx="5401000" cy="546100"/>
             <wp:effectExtent b="0" l="0" r="0" t="0"/>
             <wp:wrapNone/>
-            <wp:docPr id="8" name="image1.png"/>
+            <wp:docPr id="8" name="image4.png"/>
             <a:graphic>
               <a:graphicData uri="http://schemas.openxmlformats.org/drawingml/2006/picture">
                 <pic:pic>
                   <pic:nvPicPr>
-                    <pic:cNvPr id="0" name="image1.png"/>
+                    <pic:cNvPr id="0" name="image4.png"/>
                     <pic:cNvPicPr preferRelativeResize="0"/>
                   </pic:nvPicPr>
                   <pic:blipFill>
@@ -12260,7 +12259,7 @@
         <w:rPr>
           <w:rtl w:val="0"/>
         </w:rPr>
-        <w:t xml:space="preserve">3.4.2.1 Pengujian App2</w:t>
+        <w:t xml:space="preserve">3.4.2.2 Pengujian App2</w:t>
       </w:r>
       <w:r>
         <w:drawing>
@@ -12275,12 +12274,12 @@
             <wp:extent cx="5401000" cy="736600"/>
             <wp:effectExtent b="0" l="0" r="0" t="0"/>
             <wp:wrapNone/>
-            <wp:docPr id="21" name="image31.png"/>
+            <wp:docPr id="20" name="image51.png"/>
             <a:graphic>
               <a:graphicData uri="http://schemas.openxmlformats.org/drawingml/2006/picture">
                 <pic:pic>
                   <pic:nvPicPr>
-                    <pic:cNvPr id="0" name="image31.png"/>
+                    <pic:cNvPr id="0" name="image51.png"/>
                     <pic:cNvPicPr preferRelativeResize="0"/>
                   </pic:nvPicPr>
                   <pic:blipFill>
@@ -12444,12 +12443,12 @@
           <wp:inline distB="114300" distT="114300" distL="114300" distR="114300">
             <wp:extent cx="5401000" cy="5499100"/>
             <wp:effectExtent b="0" l="0" r="0" t="0"/>
-            <wp:docPr id="33" name="image18.png"/>
+            <wp:docPr id="32" name="image23.png"/>
             <a:graphic>
               <a:graphicData uri="http://schemas.openxmlformats.org/drawingml/2006/picture">
                 <pic:pic>
                   <pic:nvPicPr>
-                    <pic:cNvPr id="0" name="image18.png"/>
+                    <pic:cNvPr id="0" name="image23.png"/>
                     <pic:cNvPicPr preferRelativeResize="0"/>
                   </pic:nvPicPr>
                   <pic:blipFill>
@@ -12598,7 +12597,7 @@
           <wp:inline distB="114300" distT="114300" distL="114300" distR="114300">
             <wp:extent cx="5401000" cy="2667000"/>
             <wp:effectExtent b="0" l="0" r="0" t="0"/>
-            <wp:docPr id="13" name="image9.png"/>
+            <wp:docPr id="12" name="image9.png"/>
             <a:graphic>
               <a:graphicData uri="http://schemas.openxmlformats.org/drawingml/2006/picture">
                 <pic:pic>
@@ -12714,12 +12713,12 @@
           <wp:inline distB="114300" distT="114300" distL="114300" distR="114300">
             <wp:extent cx="5401000" cy="2654300"/>
             <wp:effectExtent b="0" l="0" r="0" t="0"/>
-            <wp:docPr id="39" name="image36.png"/>
+            <wp:docPr id="40" name="image47.png"/>
             <a:graphic>
               <a:graphicData uri="http://schemas.openxmlformats.org/drawingml/2006/picture">
                 <pic:pic>
                   <pic:nvPicPr>
-                    <pic:cNvPr id="0" name="image36.png"/>
+                    <pic:cNvPr id="0" name="image47.png"/>
                     <pic:cNvPicPr preferRelativeResize="0"/>
                   </pic:nvPicPr>
                   <pic:blipFill>
@@ -12866,12 +12865,12 @@
           <wp:inline distB="114300" distT="114300" distL="114300" distR="114300">
             <wp:extent cx="5401000" cy="4889500"/>
             <wp:effectExtent b="0" l="0" r="0" t="0"/>
-            <wp:docPr id="36" name="image45.png"/>
+            <wp:docPr id="36" name="image31.png"/>
             <a:graphic>
               <a:graphicData uri="http://schemas.openxmlformats.org/drawingml/2006/picture">
                 <pic:pic>
                   <pic:nvPicPr>
-                    <pic:cNvPr id="0" name="image45.png"/>
+                    <pic:cNvPr id="0" name="image31.png"/>
                     <pic:cNvPicPr preferRelativeResize="0"/>
                   </pic:nvPicPr>
                   <pic:blipFill>
@@ -13023,12 +13022,12 @@
           <wp:inline distB="114300" distT="114300" distL="114300" distR="114300">
             <wp:extent cx="5401000" cy="4470400"/>
             <wp:effectExtent b="0" l="0" r="0" t="0"/>
-            <wp:docPr id="24" name="image27.png"/>
+            <wp:docPr id="23" name="image17.png"/>
             <a:graphic>
               <a:graphicData uri="http://schemas.openxmlformats.org/drawingml/2006/picture">
                 <pic:pic>
                   <pic:nvPicPr>
-                    <pic:cNvPr id="0" name="image27.png"/>
+                    <pic:cNvPr id="0" name="image17.png"/>
                     <pic:cNvPicPr preferRelativeResize="0"/>
                   </pic:nvPicPr>
                   <pic:blipFill>
@@ -13226,12 +13225,12 @@
           <wp:inline distB="114300" distT="114300" distL="114300" distR="114300">
             <wp:extent cx="5401000" cy="1016000"/>
             <wp:effectExtent b="0" l="0" r="0" t="0"/>
-            <wp:docPr id="43" name="image38.png"/>
+            <wp:docPr id="44" name="image52.png"/>
             <a:graphic>
               <a:graphicData uri="http://schemas.openxmlformats.org/drawingml/2006/picture">
                 <pic:pic>
                   <pic:nvPicPr>
-                    <pic:cNvPr id="0" name="image38.png"/>
+                    <pic:cNvPr id="0" name="image52.png"/>
                     <pic:cNvPicPr preferRelativeResize="0"/>
                   </pic:nvPicPr>
                   <pic:blipFill>
@@ -13345,12 +13344,12 @@
           <wp:inline distB="114300" distT="114300" distL="114300" distR="114300">
             <wp:extent cx="5401000" cy="2146300"/>
             <wp:effectExtent b="0" l="0" r="0" t="0"/>
-            <wp:docPr id="28" name="image39.png"/>
+            <wp:docPr id="27" name="image30.png"/>
             <a:graphic>
               <a:graphicData uri="http://schemas.openxmlformats.org/drawingml/2006/picture">
                 <pic:pic>
                   <pic:nvPicPr>
-                    <pic:cNvPr id="0" name="image39.png"/>
+                    <pic:cNvPr id="0" name="image30.png"/>
                     <pic:cNvPicPr preferRelativeResize="0"/>
                   </pic:nvPicPr>
                   <pic:blipFill>
@@ -13966,12 +13965,12 @@
           <wp:inline distB="114300" distT="114300" distL="114300" distR="114300">
             <wp:extent cx="5401000" cy="1612900"/>
             <wp:effectExtent b="0" l="0" r="0" t="0"/>
-            <wp:docPr id="30" name="image34.png"/>
+            <wp:docPr id="28" name="image20.png"/>
             <a:graphic>
               <a:graphicData uri="http://schemas.openxmlformats.org/drawingml/2006/picture">
                 <pic:pic>
                   <pic:nvPicPr>
-                    <pic:cNvPr id="0" name="image34.png"/>
+                    <pic:cNvPr id="0" name="image20.png"/>
                     <pic:cNvPicPr preferRelativeResize="0"/>
                   </pic:nvPicPr>
                   <pic:blipFill>
@@ -14085,12 +14084,12 @@
           <wp:inline distB="114300" distT="114300" distL="114300" distR="114300">
             <wp:extent cx="5401000" cy="2908300"/>
             <wp:effectExtent b="0" l="0" r="0" t="0"/>
-            <wp:docPr id="9" name="image7.png"/>
+            <wp:docPr id="9" name="image10.png"/>
             <a:graphic>
               <a:graphicData uri="http://schemas.openxmlformats.org/drawingml/2006/picture">
                 <pic:pic>
                   <pic:nvPicPr>
-                    <pic:cNvPr id="0" name="image7.png"/>
+                    <pic:cNvPr id="0" name="image10.png"/>
                     <pic:cNvPicPr preferRelativeResize="0"/>
                   </pic:nvPicPr>
                   <pic:blipFill>
@@ -14164,12 +14163,12 @@
           <wp:inline distB="114300" distT="114300" distL="114300" distR="114300">
             <wp:extent cx="5401000" cy="2298700"/>
             <wp:effectExtent b="0" l="0" r="0" t="0"/>
-            <wp:docPr id="52" name="image40.png"/>
+            <wp:docPr id="53" name="image46.png"/>
             <a:graphic>
               <a:graphicData uri="http://schemas.openxmlformats.org/drawingml/2006/picture">
                 <pic:pic>
                   <pic:nvPicPr>
-                    <pic:cNvPr id="0" name="image40.png"/>
+                    <pic:cNvPr id="0" name="image46.png"/>
                     <pic:cNvPicPr preferRelativeResize="0"/>
                   </pic:nvPicPr>
                   <pic:blipFill>
@@ -14432,12 +14431,12 @@
           <wp:inline distB="114300" distT="114300" distL="114300" distR="114300">
             <wp:extent cx="5401000" cy="1714500"/>
             <wp:effectExtent b="0" l="0" r="0" t="0"/>
-            <wp:docPr id="10" name="image11.png"/>
+            <wp:docPr id="10" name="image33.png"/>
             <a:graphic>
               <a:graphicData uri="http://schemas.openxmlformats.org/drawingml/2006/picture">
                 <pic:pic>
                   <pic:nvPicPr>
-                    <pic:cNvPr id="0" name="image11.png"/>
+                    <pic:cNvPr id="0" name="image33.png"/>
                     <pic:cNvPicPr preferRelativeResize="0"/>
                   </pic:nvPicPr>
                   <pic:blipFill>
@@ -14511,12 +14510,12 @@
           <wp:inline distB="114300" distT="114300" distL="114300" distR="114300">
             <wp:extent cx="5401000" cy="1765300"/>
             <wp:effectExtent b="0" l="0" r="0" t="0"/>
-            <wp:docPr id="20" name="image13.png"/>
+            <wp:docPr id="19" name="image6.png"/>
             <a:graphic>
               <a:graphicData uri="http://schemas.openxmlformats.org/drawingml/2006/picture">
                 <pic:pic>
                   <pic:nvPicPr>
-                    <pic:cNvPr id="0" name="image13.png"/>
+                    <pic:cNvPr id="0" name="image6.png"/>
                     <pic:cNvPicPr preferRelativeResize="0"/>
                   </pic:nvPicPr>
                   <pic:blipFill>
@@ -14658,12 +14657,12 @@
           <wp:inline distB="114300" distT="114300" distL="114300" distR="114300">
             <wp:extent cx="5401000" cy="825500"/>
             <wp:effectExtent b="0" l="0" r="0" t="0"/>
-            <wp:docPr id="6" name="image22.png"/>
+            <wp:docPr id="6" name="image13.png"/>
             <a:graphic>
               <a:graphicData uri="http://schemas.openxmlformats.org/drawingml/2006/picture">
                 <pic:pic>
                   <pic:nvPicPr>
-                    <pic:cNvPr id="0" name="image22.png"/>
+                    <pic:cNvPr id="0" name="image13.png"/>
                     <pic:cNvPicPr preferRelativeResize="0"/>
                   </pic:nvPicPr>
                   <pic:blipFill>
@@ -14802,12 +14801,12 @@
           <wp:inline distB="114300" distT="114300" distL="114300" distR="114300">
             <wp:extent cx="5401000" cy="2362200"/>
             <wp:effectExtent b="0" l="0" r="0" t="0"/>
-            <wp:docPr id="23" name="image17.png"/>
+            <wp:docPr id="22" name="image16.png"/>
             <a:graphic>
               <a:graphicData uri="http://schemas.openxmlformats.org/drawingml/2006/picture">
                 <pic:pic>
                   <pic:nvPicPr>
-                    <pic:cNvPr id="0" name="image17.png"/>
+                    <pic:cNvPr id="0" name="image16.png"/>
                     <pic:cNvPicPr preferRelativeResize="0"/>
                   </pic:nvPicPr>
                   <pic:blipFill>
@@ -14929,15 +14928,7 @@
         <w:rPr>
           <w:rtl w:val="0"/>
         </w:rPr>
-        <w:t xml:space="preserve">r DMZ yang dapat mengakses database. Pendekatan ini merupakan penerapan prinsip least privile</w:t>
-      </w:r>
-      <w:r>
-        <w:rPr>
-          <w:b w:val="1"/>
-          <w:bCs w:val="1"/>
-          <w:rtl w:val="0"/>
-        </w:rPr>
-        <w:t xml:space="preserve">ge</w:t>
+        <w:t xml:space="preserve">r DMZ yang dapat mengakses database. Pendekatan ini merupakan penerapan prinsip least privilege</w:t>
       </w:r>
       <w:r>
         <w:rPr>
@@ -14979,12 +14970,12 @@
           <wp:inline distB="114300" distT="114300" distL="114300" distR="114300">
             <wp:extent cx="5401000" cy="1536700"/>
             <wp:effectExtent b="0" l="0" r="0" t="0"/>
-            <wp:docPr id="17" name="image14.png"/>
+            <wp:docPr id="16" name="image5.png"/>
             <a:graphic>
               <a:graphicData uri="http://schemas.openxmlformats.org/drawingml/2006/picture">
                 <pic:pic>
                   <pic:nvPicPr>
-                    <pic:cNvPr id="0" name="image14.png"/>
+                    <pic:cNvPr id="0" name="image5.png"/>
                     <pic:cNvPicPr preferRelativeResize="0"/>
                   </pic:nvPicPr>
                   <pic:blipFill>
@@ -15058,12 +15049,12 @@
           <wp:inline distB="114300" distT="114300" distL="114300" distR="114300">
             <wp:extent cx="5401000" cy="736600"/>
             <wp:effectExtent b="0" l="0" r="0" t="0"/>
-            <wp:docPr id="42" name="image49.png"/>
+            <wp:docPr id="43" name="image35.png"/>
             <a:graphic>
               <a:graphicData uri="http://schemas.openxmlformats.org/drawingml/2006/picture">
                 <pic:pic>
                   <pic:nvPicPr>
-                    <pic:cNvPr id="0" name="image49.png"/>
+                    <pic:cNvPr id="0" name="image35.png"/>
                     <pic:cNvPicPr preferRelativeResize="0"/>
                   </pic:nvPicPr>
                   <pic:blipFill>
@@ -15137,12 +15128,12 @@
           <wp:inline distB="114300" distT="114300" distL="114300" distR="114300">
             <wp:extent cx="5401000" cy="825500"/>
             <wp:effectExtent b="0" l="0" r="0" t="0"/>
-            <wp:docPr id="5" name="image3.png"/>
+            <wp:docPr id="5" name="image2.png"/>
             <a:graphic>
               <a:graphicData uri="http://schemas.openxmlformats.org/drawingml/2006/picture">
                 <pic:pic>
                   <pic:nvPicPr>
-                    <pic:cNvPr id="0" name="image3.png"/>
+                    <pic:cNvPr id="0" name="image2.png"/>
                     <pic:cNvPicPr preferRelativeResize="0"/>
                   </pic:nvPicPr>
                   <pic:blipFill>
@@ -15344,12 +15335,12 @@
           <wp:inline distB="114300" distT="114300" distL="114300" distR="114300">
             <wp:extent cx="5401000" cy="3035300"/>
             <wp:effectExtent b="0" l="0" r="0" t="0"/>
-            <wp:docPr id="22" name="image24.png"/>
+            <wp:docPr id="21" name="image25.png"/>
             <a:graphic>
               <a:graphicData uri="http://schemas.openxmlformats.org/drawingml/2006/picture">
                 <pic:pic>
                   <pic:nvPicPr>
-                    <pic:cNvPr id="0" name="image24.png"/>
+                    <pic:cNvPr id="0" name="image25.png"/>
                     <pic:cNvPicPr preferRelativeResize="0"/>
                   </pic:nvPicPr>
                   <pic:blipFill>
@@ -15451,12 +15442,12 @@
           <wp:inline distB="114300" distT="114300" distL="114300" distR="114300">
             <wp:extent cx="5401000" cy="838200"/>
             <wp:effectExtent b="0" l="0" r="0" t="0"/>
-            <wp:docPr id="32" name="image33.png"/>
+            <wp:docPr id="31" name="image38.png"/>
             <a:graphic>
               <a:graphicData uri="http://schemas.openxmlformats.org/drawingml/2006/picture">
                 <pic:pic>
                   <pic:nvPicPr>
-                    <pic:cNvPr id="0" name="image33.png"/>
+                    <pic:cNvPr id="0" name="image38.png"/>
                     <pic:cNvPicPr preferRelativeResize="0"/>
                   </pic:nvPicPr>
                   <pic:blipFill>
@@ -15618,12 +15609,12 @@
           <wp:inline distB="114300" distT="114300" distL="114300" distR="114300">
             <wp:extent cx="5401000" cy="1282700"/>
             <wp:effectExtent b="0" l="0" r="0" t="0"/>
-            <wp:docPr id="34" name="image50.png"/>
+            <wp:docPr id="33" name="image29.png"/>
             <a:graphic>
               <a:graphicData uri="http://schemas.openxmlformats.org/drawingml/2006/picture">
                 <pic:pic>
                   <pic:nvPicPr>
-                    <pic:cNvPr id="0" name="image50.png"/>
+                    <pic:cNvPr id="0" name="image29.png"/>
                     <pic:cNvPicPr preferRelativeResize="0"/>
                   </pic:nvPicPr>
                   <pic:blipFill>
@@ -15892,12 +15883,12 @@
           <wp:inline distB="114300" distT="114300" distL="114300" distR="114300">
             <wp:extent cx="5401000" cy="698500"/>
             <wp:effectExtent b="0" l="0" r="0" t="0"/>
-            <wp:docPr id="16" name="image25.png"/>
+            <wp:docPr id="15" name="image12.png"/>
             <a:graphic>
               <a:graphicData uri="http://schemas.openxmlformats.org/drawingml/2006/picture">
                 <pic:pic>
                   <pic:nvPicPr>
-                    <pic:cNvPr id="0" name="image25.png"/>
+                    <pic:cNvPr id="0" name="image12.png"/>
                     <pic:cNvPicPr preferRelativeResize="0"/>
                   </pic:nvPicPr>
                   <pic:blipFill>
@@ -16023,12 +16014,12 @@
           <wp:inline distB="114300" distT="114300" distL="114300" distR="114300">
             <wp:extent cx="5401000" cy="3035300"/>
             <wp:effectExtent b="0" l="0" r="0" t="0"/>
-            <wp:docPr id="14" name="image6.png"/>
+            <wp:docPr id="13" name="image11.png"/>
             <a:graphic>
               <a:graphicData uri="http://schemas.openxmlformats.org/drawingml/2006/picture">
                 <pic:pic>
                   <pic:nvPicPr>
-                    <pic:cNvPr id="0" name="image6.png"/>
+                    <pic:cNvPr id="0" name="image11.png"/>
                     <pic:cNvPicPr preferRelativeResize="0"/>
                   </pic:nvPicPr>
                   <pic:blipFill>
@@ -16115,12 +16106,12 @@
           <wp:inline distB="114300" distT="114300" distL="114300" distR="114300">
             <wp:extent cx="5401000" cy="1892300"/>
             <wp:effectExtent b="0" l="0" r="0" t="0"/>
-            <wp:docPr id="27" name="image16.png"/>
+            <wp:docPr id="26" name="image32.png"/>
             <a:graphic>
               <a:graphicData uri="http://schemas.openxmlformats.org/drawingml/2006/picture">
                 <pic:pic>
                   <pic:nvPicPr>
-                    <pic:cNvPr id="0" name="image16.png"/>
+                    <pic:cNvPr id="0" name="image32.png"/>
                     <pic:cNvPicPr preferRelativeResize="0"/>
                   </pic:nvPicPr>
                   <pic:blipFill>
@@ -16194,12 +16185,12 @@
           <wp:inline distB="114300" distT="114300" distL="114300" distR="114300">
             <wp:extent cx="5401000" cy="660400"/>
             <wp:effectExtent b="0" l="0" r="0" t="0"/>
-            <wp:docPr id="44" name="image30.png"/>
+            <wp:docPr id="45" name="image44.png"/>
             <a:graphic>
               <a:graphicData uri="http://schemas.openxmlformats.org/drawingml/2006/picture">
                 <pic:pic>
                   <pic:nvPicPr>
-                    <pic:cNvPr id="0" name="image30.png"/>
+                    <pic:cNvPr id="0" name="image44.png"/>
                     <pic:cNvPicPr preferRelativeResize="0"/>
                   </pic:nvPicPr>
                   <pic:blipFill>
@@ -16273,12 +16264,12 @@
           <wp:inline distB="114300" distT="114300" distL="114300" distR="114300">
             <wp:extent cx="5401000" cy="444500"/>
             <wp:effectExtent b="0" l="0" r="0" t="0"/>
-            <wp:docPr id="2" name="image15.png"/>
+            <wp:docPr id="2" name="image48.png"/>
             <a:graphic>
               <a:graphicData uri="http://schemas.openxmlformats.org/drawingml/2006/picture">
                 <pic:pic>
                   <pic:nvPicPr>
-                    <pic:cNvPr id="0" name="image15.png"/>
+                    <pic:cNvPr id="0" name="image48.png"/>
                     <pic:cNvPicPr preferRelativeResize="0"/>
                   </pic:nvPicPr>
                   <pic:blipFill>
@@ -16352,12 +16343,12 @@
           <wp:inline distB="114300" distT="114300" distL="114300" distR="114300">
             <wp:extent cx="5401000" cy="1117600"/>
             <wp:effectExtent b="0" l="0" r="0" t="0"/>
-            <wp:docPr id="38" name="image48.png"/>
+            <wp:docPr id="38" name="image27.png"/>
             <a:graphic>
               <a:graphicData uri="http://schemas.openxmlformats.org/drawingml/2006/picture">
                 <pic:pic>
                   <pic:nvPicPr>
-                    <pic:cNvPr id="0" name="image48.png"/>
+                    <pic:cNvPr id="0" name="image27.png"/>
                     <pic:cNvPicPr preferRelativeResize="0"/>
                   </pic:nvPicPr>
                   <pic:blipFill>
@@ -16490,8 +16481,6 @@
     <w:p>
       <w:pPr>
         <w:pStyle w:val="Heading2"/>
-        <w:ind w:firstLine="0"/>
-        <w:jc w:val="left"/>
         <w:rPr/>
       </w:pPr>
       <w:bookmarkStart w:colFirst="0" w:colLast="0" w:name="_heading=h.2om7t7hqzgwz" w:id="68"/>
@@ -16520,20 +16509,12 @@
     <w:p>
       <w:pPr>
         <w:pStyle w:val="Heading3"/>
-        <w:keepNext w:val="0"/>
-        <w:keepLines w:val="0"/>
-        <w:spacing w:after="80" w:before="280" w:lineRule="auto"/>
-        <w:rPr>
-          <w:sz w:val="26"/>
-          <w:szCs w:val="26"/>
-        </w:rPr>
+        <w:rPr/>
       </w:pPr>
       <w:bookmarkStart w:colFirst="0" w:colLast="0" w:name="_heading=h.u537a7geeba1" w:id="69"/>
       <w:bookmarkEnd w:id="69"/>
       <w:r>
         <w:rPr>
-          <w:sz w:val="26"/>
-          <w:szCs w:val="26"/>
           <w:rtl w:val="0"/>
         </w:rPr>
         <w:t xml:space="preserve">4.1.1 Filter Rules (INPUT dan FORWARD)</w:t>
@@ -16784,23 +16765,27 @@
     </w:p>
     <w:p>
       <w:pPr>
-        <w:spacing w:after="80" w:line="312" w:lineRule="auto"/>
-        <w:ind w:left="720" w:firstLine="0"/>
+        <w:spacing w:line="276" w:lineRule="auto"/>
+        <w:ind w:firstLine="0"/>
         <w:jc w:val="center"/>
         <w:rPr/>
       </w:pPr>
       <w:r>
-        <w:rPr/>
+        <w:rPr>
+          <w:rFonts w:ascii="Arial" w:cs="Arial" w:eastAsia="Arial" w:hAnsi="Arial"/>
+          <w:sz w:val="22"/>
+          <w:szCs w:val="22"/>
+        </w:rPr>
         <w:drawing>
           <wp:inline distB="114300" distT="114300" distL="114300" distR="114300">
-            <wp:extent cx="4413694" cy="1618355"/>
+            <wp:extent cx="4964113" cy="3475754"/>
             <wp:effectExtent b="0" l="0" r="0" t="0"/>
-            <wp:docPr id="29" name="image23.png"/>
+            <wp:docPr id="30" name="image28.png"/>
             <a:graphic>
               <a:graphicData uri="http://schemas.openxmlformats.org/drawingml/2006/picture">
                 <pic:pic>
                   <pic:nvPicPr>
-                    <pic:cNvPr id="0" name="image23.png"/>
+                    <pic:cNvPr id="0" name="image28.png"/>
                     <pic:cNvPicPr preferRelativeResize="0"/>
                   </pic:nvPicPr>
                   <pic:blipFill>
@@ -16813,7 +16798,7 @@
                   <pic:spPr>
                     <a:xfrm>
                       <a:off x="0" y="0"/>
-                      <a:ext cx="4413694" cy="1618355"/>
+                      <a:ext cx="4964113" cy="3475754"/>
                     </a:xfrm>
                     <a:prstGeom prst="rect"/>
                     <a:ln/>
@@ -16846,23 +16831,27 @@
     </w:p>
     <w:p>
       <w:pPr>
-        <w:spacing w:after="80" w:before="200" w:line="312" w:lineRule="auto"/>
+        <w:spacing w:line="276" w:lineRule="auto"/>
         <w:ind w:firstLine="0"/>
         <w:jc w:val="center"/>
         <w:rPr/>
       </w:pPr>
       <w:r>
-        <w:rPr/>
+        <w:rPr>
+          <w:rFonts w:ascii="Arial" w:cs="Arial" w:eastAsia="Arial" w:hAnsi="Arial"/>
+          <w:sz w:val="22"/>
+          <w:szCs w:val="22"/>
+        </w:rPr>
         <w:drawing>
           <wp:inline distB="114300" distT="114300" distL="114300" distR="114300">
-            <wp:extent cx="5397500" cy="1612900"/>
+            <wp:extent cx="3611276" cy="7513638"/>
             <wp:effectExtent b="0" l="0" r="0" t="0"/>
-            <wp:docPr id="11" name="image19.gif"/>
+            <wp:docPr id="54" name="image50.png"/>
             <a:graphic>
               <a:graphicData uri="http://schemas.openxmlformats.org/drawingml/2006/picture">
                 <pic:pic>
                   <pic:nvPicPr>
-                    <pic:cNvPr id="0" name="image19.gif"/>
+                    <pic:cNvPr id="0" name="image50.png"/>
                     <pic:cNvPicPr preferRelativeResize="0"/>
                   </pic:nvPicPr>
                   <pic:blipFill>
@@ -16875,7 +16864,7 @@
                   <pic:spPr>
                     <a:xfrm>
                       <a:off x="0" y="0"/>
-                      <a:ext cx="5397500" cy="1612900"/>
+                      <a:ext cx="3611276" cy="7513638"/>
                     </a:xfrm>
                     <a:prstGeom prst="rect"/>
                     <a:ln/>
@@ -17020,23 +17009,27 @@
     </w:p>
     <w:p>
       <w:pPr>
-        <w:spacing w:after="80" w:before="200" w:lineRule="auto"/>
+        <w:spacing w:line="276" w:lineRule="auto"/>
         <w:ind w:firstLine="0"/>
         <w:jc w:val="center"/>
         <w:rPr/>
       </w:pPr>
       <w:r>
-        <w:rPr/>
+        <w:rPr>
+          <w:rFonts w:ascii="Arial" w:cs="Arial" w:eastAsia="Arial" w:hAnsi="Arial"/>
+          <w:sz w:val="22"/>
+          <w:szCs w:val="22"/>
+        </w:rPr>
         <w:drawing>
           <wp:inline distB="114300" distT="114300" distL="114300" distR="114300">
-            <wp:extent cx="5397500" cy="2197100"/>
+            <wp:extent cx="5400000" cy="2247900"/>
             <wp:effectExtent b="0" l="0" r="0" t="0"/>
-            <wp:docPr id="50" name="image35.gif"/>
+            <wp:docPr id="39" name="image37.png"/>
             <a:graphic>
               <a:graphicData uri="http://schemas.openxmlformats.org/drawingml/2006/picture">
                 <pic:pic>
                   <pic:nvPicPr>
-                    <pic:cNvPr id="0" name="image35.gif"/>
+                    <pic:cNvPr id="0" name="image37.png"/>
                     <pic:cNvPicPr preferRelativeResize="0"/>
                   </pic:nvPicPr>
                   <pic:blipFill>
@@ -17049,7 +17042,7 @@
                   <pic:spPr>
                     <a:xfrm>
                       <a:off x="0" y="0"/>
-                      <a:ext cx="5397500" cy="2197100"/>
+                      <a:ext cx="5400000" cy="2247900"/>
                     </a:xfrm>
                     <a:prstGeom prst="rect"/>
                     <a:ln/>
@@ -17088,20 +17081,12 @@
     <w:p>
       <w:pPr>
         <w:pStyle w:val="Heading3"/>
-        <w:keepNext w:val="0"/>
-        <w:keepLines w:val="0"/>
-        <w:spacing w:after="80" w:before="280" w:lineRule="auto"/>
-        <w:rPr>
-          <w:sz w:val="26"/>
-          <w:szCs w:val="26"/>
-        </w:rPr>
+        <w:rPr/>
       </w:pPr>
       <w:bookmarkStart w:colFirst="0" w:colLast="0" w:name="_heading=h.ts3inye4prxk" w:id="71"/>
       <w:bookmarkEnd w:id="71"/>
       <w:r>
         <w:rPr>
-          <w:sz w:val="26"/>
-          <w:szCs w:val="26"/>
           <w:rtl w:val="0"/>
         </w:rPr>
         <w:t xml:space="preserve">4.1.3 Address List Blocking</w:t>
@@ -17228,6 +17213,49 @@
         </w:rPr>
         <w:t xml:space="preserve">Semua alert yang dihasilkan oleh custom rules tercatat dalam format EVE JSON dan fast.log untuk analisis lebih lanjut. Total 102 alert berhasil terdeteksi selama periode pengujian, menunjukkan efektivitas rules dalam mendeteksi traffic mencurigakan.</w:t>
       </w:r>
+    </w:p>
+    <w:p>
+      <w:pPr>
+        <w:spacing w:after="200" w:lineRule="auto"/>
+        <w:ind w:firstLine="0"/>
+        <w:jc w:val="center"/>
+        <w:rPr/>
+      </w:pPr>
+      <w:r>
+        <w:rPr/>
+        <w:drawing>
+          <wp:inline distB="114300" distT="114300" distL="114300" distR="114300">
+            <wp:extent cx="3752850" cy="3521075"/>
+            <wp:effectExtent b="0" l="0" r="0" t="0"/>
+            <wp:docPr id="46" name="image39.png"/>
+            <a:graphic>
+              <a:graphicData uri="http://schemas.openxmlformats.org/drawingml/2006/picture">
+                <pic:pic>
+                  <pic:nvPicPr>
+                    <pic:cNvPr id="0" name="image39.png"/>
+                    <pic:cNvPicPr preferRelativeResize="0"/>
+                  </pic:nvPicPr>
+                  <pic:blipFill>
+                    <a:blip r:embed="rId61"/>
+                    <a:srcRect b="5937" l="0" r="0" t="0"/>
+                    <a:stretch>
+                      <a:fillRect/>
+                    </a:stretch>
+                  </pic:blipFill>
+                  <pic:spPr>
+                    <a:xfrm>
+                      <a:off x="0" y="0"/>
+                      <a:ext cx="3752850" cy="3521075"/>
+                    </a:xfrm>
+                    <a:prstGeom prst="rect"/>
+                    <a:ln/>
+                  </pic:spPr>
+                </pic:pic>
+              </a:graphicData>
+            </a:graphic>
+          </wp:inline>
+        </w:drawing>
+      </w:r>
       <w:r>
         <w:rPr>
           <w:rtl w:val="0"/>
@@ -17237,8 +17265,6 @@
     <w:p>
       <w:pPr>
         <w:pStyle w:val="Heading2"/>
-        <w:ind w:firstLine="0"/>
-        <w:jc w:val="left"/>
         <w:rPr/>
       </w:pPr>
       <w:bookmarkStart w:colFirst="0" w:colLast="0" w:name="_heading=h.x4e1qupwbkl6" w:id="73"/>
@@ -17253,22 +17279,12 @@
     <w:p>
       <w:pPr>
         <w:pStyle w:val="Heading3"/>
-        <w:keepNext w:val="0"/>
-        <w:keepLines w:val="0"/>
-        <w:spacing w:after="80" w:before="280" w:lineRule="auto"/>
-        <w:ind w:left="0" w:firstLine="0"/>
-        <w:jc w:val="both"/>
-        <w:rPr>
-          <w:sz w:val="26"/>
-          <w:szCs w:val="26"/>
-        </w:rPr>
+        <w:rPr/>
       </w:pPr>
       <w:bookmarkStart w:colFirst="0" w:colLast="0" w:name="_heading=h.7jqdgylqpfw7" w:id="74"/>
       <w:bookmarkEnd w:id="74"/>
       <w:r>
         <w:rPr>
-          <w:sz w:val="26"/>
-          <w:szCs w:val="26"/>
           <w:rtl w:val="0"/>
         </w:rPr>
         <w:t xml:space="preserve">4.3.1 Keamanan Database</w:t>
@@ -17386,27 +17402,15 @@
     <w:p>
       <w:pPr>
         <w:pStyle w:val="Heading3"/>
-        <w:keepNext w:val="0"/>
-        <w:keepLines w:val="0"/>
-        <w:spacing w:after="80" w:before="280" w:lineRule="auto"/>
-        <w:ind w:left="0" w:firstLine="0"/>
-        <w:jc w:val="both"/>
         <w:rPr/>
       </w:pPr>
       <w:bookmarkStart w:colFirst="0" w:colLast="0" w:name="_heading=h.btig5o9u5lg5" w:id="75"/>
       <w:bookmarkEnd w:id="75"/>
       <w:r>
         <w:rPr>
-          <w:sz w:val="26"/>
-          <w:szCs w:val="26"/>
           <w:rtl w:val="0"/>
         </w:rPr>
         <w:t xml:space="preserve">4.3.2 Keamanan Docker</w:t>
-      </w:r>
-      <w:r>
-        <w:rPr>
-          <w:rtl w:val="0"/>
-        </w:rPr>
       </w:r>
     </w:p>
     <w:p>
@@ -17500,13 +17504,57 @@
     </w:p>
     <w:p>
       <w:pPr>
-        <w:ind w:firstLine="0"/>
-        <w:jc w:val="left"/>
-        <w:rPr/>
-      </w:pPr>
-      <w:r>
-        <w:br w:type="page"/>
-      </w:r>
+        <w:spacing w:after="200" w:lineRule="auto"/>
+        <w:ind w:left="720" w:firstLine="0"/>
+        <w:rPr/>
+      </w:pPr>
+      <w:r>
+        <w:rPr/>
+        <w:drawing>
+          <wp:inline distB="114300" distT="114300" distL="114300" distR="114300">
+            <wp:extent cx="5114925" cy="2133600"/>
+            <wp:effectExtent b="0" l="0" r="0" t="0"/>
+            <wp:docPr id="35" name="image26.png"/>
+            <a:graphic>
+              <a:graphicData uri="http://schemas.openxmlformats.org/drawingml/2006/picture">
+                <pic:pic>
+                  <pic:nvPicPr>
+                    <pic:cNvPr id="0" name="image26.png"/>
+                    <pic:cNvPicPr preferRelativeResize="0"/>
+                  </pic:nvPicPr>
+                  <pic:blipFill>
+                    <a:blip r:embed="rId62"/>
+                    <a:srcRect b="0" l="0" r="0" t="0"/>
+                    <a:stretch>
+                      <a:fillRect/>
+                    </a:stretch>
+                  </pic:blipFill>
+                  <pic:spPr>
+                    <a:xfrm>
+                      <a:off x="0" y="0"/>
+                      <a:ext cx="5114925" cy="2133600"/>
+                    </a:xfrm>
+                    <a:prstGeom prst="rect"/>
+                    <a:ln/>
+                  </pic:spPr>
+                </pic:pic>
+              </a:graphicData>
+            </a:graphic>
+          </wp:inline>
+        </w:drawing>
+      </w:r>
+      <w:r>
+        <w:rPr>
+          <w:rtl w:val="0"/>
+        </w:rPr>
+      </w:r>
+    </w:p>
+    <w:p>
+      <w:pPr>
+        <w:spacing w:after="200" w:lineRule="auto"/>
+        <w:ind w:left="0" w:firstLine="0"/>
+        <w:rPr/>
+      </w:pPr>
       <w:r>
         <w:rPr>
           <w:rtl w:val="0"/>
@@ -17517,13 +17565,30 @@
       <w:pPr>
         <w:pStyle w:val="Heading1"/>
         <w:ind w:firstLine="0"/>
+        <w:rPr/>
+      </w:pPr>
+      <w:bookmarkStart w:colFirst="0" w:colLast="0" w:name="_heading=h.4vg20abtufiy" w:id="76"/>
+      <w:bookmarkEnd w:id="76"/>
+      <w:r>
+        <w:br w:type="page"/>
+      </w:r>
+      <w:r>
+        <w:rPr>
+          <w:rtl w:val="0"/>
+        </w:rPr>
+      </w:r>
+    </w:p>
+    <w:p>
+      <w:pPr>
+        <w:pStyle w:val="Heading1"/>
+        <w:ind w:firstLine="0"/>
         <w:rPr>
           <w:sz w:val="26"/>
           <w:szCs w:val="26"/>
         </w:rPr>
       </w:pPr>
-      <w:bookmarkStart w:colFirst="0" w:colLast="0" w:name="_heading=h.rus734x1yzt5" w:id="76"/>
-      <w:bookmarkEnd w:id="76"/>
+      <w:bookmarkStart w:colFirst="0" w:colLast="0" w:name="_heading=h.rus734x1yzt5" w:id="77"/>
+      <w:bookmarkEnd w:id="77"/>
       <w:r>
         <w:rPr>
           <w:rtl w:val="0"/>
@@ -17554,14 +17619,10 @@
     <w:p>
       <w:pPr>
         <w:pStyle w:val="Heading2"/>
-        <w:keepNext w:val="0"/>
-        <w:keepLines w:val="0"/>
-        <w:spacing w:after="80" w:before="360" w:lineRule="auto"/>
-        <w:jc w:val="both"/>
-        <w:rPr/>
-      </w:pPr>
-      <w:bookmarkStart w:colFirst="0" w:colLast="0" w:name="_heading=h.n761wrkrn7pw" w:id="77"/>
-      <w:bookmarkEnd w:id="77"/>
+        <w:rPr/>
+      </w:pPr>
+      <w:bookmarkStart w:colFirst="0" w:colLast="0" w:name="_heading=h.n761wrkrn7pw" w:id="78"/>
+      <w:bookmarkEnd w:id="78"/>
       <w:r>
         <w:rPr>
           <w:rtl w:val="0"/>
@@ -17585,14 +17646,10 @@
     <w:p>
       <w:pPr>
         <w:pStyle w:val="Heading3"/>
-        <w:keepNext w:val="0"/>
-        <w:keepLines w:val="0"/>
-        <w:spacing w:after="80" w:before="280" w:lineRule="auto"/>
-        <w:jc w:val="both"/>
-        <w:rPr/>
-      </w:pPr>
-      <w:bookmarkStart w:colFirst="0" w:colLast="0" w:name="_heading=h.jx65mm4rc8rb" w:id="78"/>
-      <w:bookmarkEnd w:id="78"/>
+        <w:rPr/>
+      </w:pPr>
+      <w:bookmarkStart w:colFirst="0" w:colLast="0" w:name="_heading=h.jx65mm4rc8rb" w:id="79"/>
+      <w:bookmarkEnd w:id="79"/>
       <w:r>
         <w:rPr>
           <w:rtl w:val="0"/>
@@ -18296,26 +18353,15 @@
     <w:p>
       <w:pPr>
         <w:pStyle w:val="Heading3"/>
-        <w:keepNext w:val="0"/>
-        <w:keepLines w:val="0"/>
-        <w:spacing w:after="80" w:before="280" w:lineRule="auto"/>
-        <w:jc w:val="left"/>
-        <w:rPr/>
-      </w:pPr>
-      <w:bookmarkStart w:colFirst="0" w:colLast="0" w:name="_heading=h.4i4qoewdft4y" w:id="79"/>
-      <w:bookmarkEnd w:id="79"/>
-      <w:r>
-        <w:rPr>
-          <w:sz w:val="26"/>
-          <w:szCs w:val="26"/>
+        <w:rPr/>
+      </w:pPr>
+      <w:bookmarkStart w:colFirst="0" w:colLast="0" w:name="_heading=h.4i4qoewdft4y" w:id="80"/>
+      <w:bookmarkEnd w:id="80"/>
+      <w:r>
+        <w:rPr>
           <w:rtl w:val="0"/>
         </w:rPr>
         <w:t xml:space="preserve">5.1.2 Firewall Rules MikroTik</w:t>
-      </w:r>
-      <w:r>
-        <w:rPr>
-          <w:rtl w:val="0"/>
-        </w:rPr>
       </w:r>
     </w:p>
     <w:tbl>
@@ -20050,25 +20096,15 @@
     <w:p>
       <w:pPr>
         <w:pStyle w:val="Heading3"/>
-        <w:keepNext w:val="0"/>
-        <w:keepLines w:val="0"/>
-        <w:spacing w:after="80" w:before="280" w:lineRule="auto"/>
-        <w:rPr/>
-      </w:pPr>
-      <w:bookmarkStart w:colFirst="0" w:colLast="0" w:name="_heading=h.67yu03j79qkf" w:id="80"/>
-      <w:bookmarkEnd w:id="80"/>
-      <w:r>
-        <w:rPr>
-          <w:sz w:val="26"/>
-          <w:szCs w:val="26"/>
+        <w:rPr/>
+      </w:pPr>
+      <w:bookmarkStart w:colFirst="0" w:colLast="0" w:name="_heading=h.67yu03j79qkf" w:id="81"/>
+      <w:bookmarkEnd w:id="81"/>
+      <w:r>
+        <w:rPr>
           <w:rtl w:val="0"/>
         </w:rPr>
         <w:t xml:space="preserve">5.1.3 VM Ubuntu DMZ</w:t>
-      </w:r>
-      <w:r>
-        <w:rPr>
-          <w:rtl w:val="0"/>
-        </w:rPr>
       </w:r>
     </w:p>
     <w:tbl>
@@ -22453,8 +22489,8 @@
         <w:spacing w:after="80" w:before="280" w:lineRule="auto"/>
         <w:rPr/>
       </w:pPr>
-      <w:bookmarkStart w:colFirst="0" w:colLast="0" w:name="_heading=h.wa6buenakyka" w:id="81"/>
-      <w:bookmarkEnd w:id="81"/>
+      <w:bookmarkStart w:colFirst="0" w:colLast="0" w:name="_heading=h.wa6buenakyka" w:id="82"/>
+      <w:bookmarkEnd w:id="82"/>
       <w:r>
         <w:rPr>
           <w:sz w:val="26"/>
@@ -23432,8 +23468,8 @@
         <w:spacing w:after="80" w:before="360" w:lineRule="auto"/>
         <w:rPr/>
       </w:pPr>
-      <w:bookmarkStart w:colFirst="0" w:colLast="0" w:name="_heading=h.a8c99v22bubj" w:id="82"/>
-      <w:bookmarkEnd w:id="82"/>
+      <w:bookmarkStart w:colFirst="0" w:colLast="0" w:name="_heading=h.a8c99v22bubj" w:id="83"/>
+      <w:bookmarkEnd w:id="83"/>
       <w:r>
         <w:rPr>
           <w:rtl w:val="0"/>
@@ -25569,20 +25605,12 @@
     <w:p>
       <w:pPr>
         <w:pStyle w:val="Heading3"/>
-        <w:keepNext w:val="0"/>
-        <w:keepLines w:val="0"/>
-        <w:spacing w:after="80" w:before="280" w:lineRule="auto"/>
-        <w:rPr>
-          <w:sz w:val="26"/>
-          <w:szCs w:val="26"/>
-        </w:rPr>
-      </w:pPr>
-      <w:bookmarkStart w:colFirst="0" w:colLast="0" w:name="_heading=h.tlx68m3aq4xm" w:id="83"/>
-      <w:bookmarkEnd w:id="83"/>
-      <w:r>
-        <w:rPr>
-          <w:sz w:val="26"/>
-          <w:szCs w:val="26"/>
+        <w:rPr/>
+      </w:pPr>
+      <w:bookmarkStart w:colFirst="0" w:colLast="0" w:name="_heading=h.tlx68m3aq4xm" w:id="84"/>
+      <w:bookmarkEnd w:id="84"/>
+      <w:r>
+        <w:rPr>
           <w:rtl w:val="0"/>
         </w:rPr>
         <w:t xml:space="preserve">5.2.1 Analisis Hasil Pengujian</w:t>
@@ -25706,8 +25734,8 @@
         <w:ind w:firstLine="0"/>
         <w:rPr/>
       </w:pPr>
-      <w:bookmarkStart w:colFirst="0" w:colLast="0" w:name="_heading=h.jtx9j5wfz0o2" w:id="84"/>
-      <w:bookmarkEnd w:id="84"/>
+      <w:bookmarkStart w:colFirst="0" w:colLast="0" w:name="_heading=h.jtx9j5wfz0o2" w:id="85"/>
+      <w:bookmarkEnd w:id="85"/>
       <w:r>
         <w:rPr>
           <w:rtl w:val="0"/>
@@ -25727,7 +25755,7 @@
         <w:rPr>
           <w:rtl w:val="0"/>
         </w:rPr>
-        <w:t xml:space="preserve">Selama proses implementasi, beberapa kendala teknis dihadapi oleh tim. Berikut adalah dokumentasi kendala yang dihadapi beserta solusi yang diterapkan:</w:t>
+        <w:t xml:space="preserve">Selama proses implementasi, beberapa kendala teknis dihadapi oleh tim. Berikut adalah dokumentasi kendala yang dihadapi serta solusi yang diterapkan:</w:t>
       </w:r>
       <w:r>
         <w:rPr>
@@ -26696,8 +26724,8 @@
         <w:ind w:firstLine="0"/>
         <w:rPr/>
       </w:pPr>
-      <w:bookmarkStart w:colFirst="0" w:colLast="0" w:name="_heading=h.xsjh59dupcuu" w:id="85"/>
-      <w:bookmarkEnd w:id="85"/>
+      <w:bookmarkStart w:colFirst="0" w:colLast="0" w:name="_heading=h.xsjh59dupcuu" w:id="86"/>
+      <w:bookmarkEnd w:id="86"/>
       <w:r>
         <w:br w:type="page"/>
       </w:r>
@@ -26713,8 +26741,8 @@
         <w:ind w:firstLine="0"/>
         <w:rPr/>
       </w:pPr>
-      <w:bookmarkStart w:colFirst="0" w:colLast="0" w:name="_heading=h.r5g4guucl774" w:id="86"/>
-      <w:bookmarkEnd w:id="86"/>
+      <w:bookmarkStart w:colFirst="0" w:colLast="0" w:name="_heading=h.r5g4guucl774" w:id="87"/>
+      <w:bookmarkEnd w:id="87"/>
       <w:r>
         <w:rPr>
           <w:rtl w:val="0"/>
@@ -26734,8 +26762,8 @@
         <w:pStyle w:val="Heading2"/>
         <w:rPr/>
       </w:pPr>
-      <w:bookmarkStart w:colFirst="0" w:colLast="0" w:name="_heading=h.lvgzogr1za7t" w:id="87"/>
-      <w:bookmarkEnd w:id="87"/>
+      <w:bookmarkStart w:colFirst="0" w:colLast="0" w:name="_heading=h.lvgzogr1za7t" w:id="88"/>
+      <w:bookmarkEnd w:id="88"/>
       <w:r>
         <w:rPr>
           <w:rtl w:val="0"/>
@@ -26801,7 +26829,7 @@
         <w:rPr>
           <w:rtl w:val="0"/>
         </w:rPr>
-        <w:t xml:space="preserve">Dua aplikasi web dengan stack teknologi berbeda (Python/Flask dan PHP/Apache) berhasil di-deploy dalam container Docker dan terintegrasi dengan database MySQL di segmen LAN melalui koneksi yang aman.</w:t>
+        <w:t xml:space="preserve">Dua aplikasi web dengan stack teknologi berbeda (Python/Flask dan Node.js) berhasil di-deploy dalam container Docker dan terintegrasi dengan database MySQL di segmen LAN melalui koneksi yang aman.</w:t>
       </w:r>
     </w:p>
     <w:p>
@@ -26862,8 +26890,8 @@
         <w:pStyle w:val="Heading2"/>
         <w:rPr/>
       </w:pPr>
-      <w:bookmarkStart w:colFirst="0" w:colLast="0" w:name="_heading=h.tzy3012ur6xb" w:id="88"/>
-      <w:bookmarkEnd w:id="88"/>
+      <w:bookmarkStart w:colFirst="0" w:colLast="0" w:name="_heading=h.tzy3012ur6xb" w:id="89"/>
+      <w:bookmarkEnd w:id="89"/>
       <w:r>
         <w:rPr>
           <w:rtl w:val="0"/>
@@ -27015,8 +27043,8 @@
         <w:ind w:firstLine="0"/>
         <w:rPr/>
       </w:pPr>
-      <w:bookmarkStart w:colFirst="0" w:colLast="0" w:name="_heading=h.qdjbfq3t4onc" w:id="89"/>
-      <w:bookmarkEnd w:id="89"/>
+      <w:bookmarkStart w:colFirst="0" w:colLast="0" w:name="_heading=h.qdjbfq3t4onc" w:id="90"/>
+      <w:bookmarkEnd w:id="90"/>
       <w:r>
         <w:rPr>
           <w:rtl w:val="0"/>
@@ -27034,8 +27062,22 @@
           <w:rtl w:val="0"/>
         </w:rPr>
         <w:t xml:space="preserve">Link Drive : </w:t>
-        <w:br w:type="textWrapping"/>
-        <w:t xml:space="preserve">Link Github : </w:t>
+      </w:r>
+      <w:hyperlink r:id="rId63">
+        <w:r>
+          <w:rPr>
+            <w:color w:val="1155cc"/>
+            <w:u w:val="single"/>
+            <w:rtl w:val="0"/>
+          </w:rPr>
+          <w:t xml:space="preserve">Drive </w:t>
+        </w:r>
+      </w:hyperlink>
+      <w:r>
+        <w:rPr>
+          <w:rtl w:val="0"/>
+        </w:rPr>
+        <w:t xml:space="preserve"> </w:t>
       </w:r>
     </w:p>
     <w:p>
@@ -27048,6 +27090,22 @@
           <w:rtl w:val="0"/>
         </w:rPr>
         <w:t xml:space="preserve">Link Video Presentasi : </w:t>
+      </w:r>
+      <w:hyperlink r:id="rId64">
+        <w:r>
+          <w:rPr>
+            <w:color w:val="1155cc"/>
+            <w:u w:val="single"/>
+            <w:rtl w:val="0"/>
+          </w:rPr>
+          <w:t xml:space="preserve">Video Presentasi</w:t>
+        </w:r>
+      </w:hyperlink>
+      <w:r>
+        <w:rPr>
+          <w:rtl w:val="0"/>
+        </w:rPr>
+        <w:t xml:space="preserve"> </w:t>
       </w:r>
     </w:p>
     <w:p>
@@ -29796,7 +29854,7 @@
 
 <file path=customXML/item1.xml><?xml version="1.0" encoding="utf-8"?>
 <go:gDocsCustomXmlDataStorage xmlns:go="http://customooxmlschemas.google.com/" xmlns:r="http://schemas.openxmlformats.org/officeDocument/2006/relationships" uri="GoogleDocsCustomDataVersion2">
-  <go:docsCustomData xmlns:go="http://customooxmlschemas.google.com/" roundtripDataSignature="AMtx7mhhvpLI7+bHQVxdpZC+yWa9XX+m+Q==">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</go:docsCustomData>
+  <go:docsCustomData xmlns:go="http://customooxmlschemas.google.com/" roundtripDataSignature="AMtx7mhFsU/oVthUZFRS/O0+Z/zLmfYRFA==">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</go:docsCustomData>
 </go:gDocsCustomXmlDataStorage>
 </file>
 
